--- a/entrega-templates/manuais/PCMD-W2-Manual-Estrategia-Manutencao.docx
+++ b/entrega-templates/manuais/PCMD-W2-Manual-Estrategia-Manutencao.docx
@@ -12,7 +12,7 @@
     </w:p>
     <w:p>
       <w:pPr>
-        <w:spacing w:before="120"/>
+        <w:spacing w:before="80" w:after="200"/>
       </w:pPr>
       <w:r>
         <w:rPr>
@@ -444,34 +444,14 @@
     </w:tbl>
     <w:p>
       <w:pPr>
-        <w:spacing w:after="40"/>
-      </w:pPr>
-    </w:p>
-    <w:p>
-      <w:pPr>
-        <w:pStyle w:val="DestaquePCMD"/>
-        <w:pBdr>
-          <w:left w:val="single" w:sz="24" w:space="8" w:color="B85C00"/>
-        </w:pBdr>
-        <w:shd w:val="clear" w:color="auto" w:fill="FFF4C2"/>
+        <w:spacing w:before="80"/>
       </w:pPr>
       <w:r>
         <w:rPr>
-          <w:b/>
-          <w:color w:val="B85C00"/>
+          <w:color w:val="8C96A0"/>
+          <w:sz w:val="16"/>
         </w:rPr>
-        <w:t xml:space="preserve">AVISO  </w:t>
-      </w:r>
-      <w:r>
-        <w:t>O material apoia a organização do PCM e não substitui a avaliação de profissional habilitado nem o texto oficial das normas. As periodicidades são base genérica e devem ser confirmadas com o manual do fabricante.</w:t>
-      </w:r>
-    </w:p>
-    <w:p>
-      <w:pPr>
-        <w:pStyle w:val="NotaPCMD"/>
-      </w:pPr>
-      <w:r>
-        <w:t>Aprovador: preencher somente após aprovação efetiva. Este modelo não registra nem presume aprovação. Modelo PCM Direto 1.0.0 (23/10/2026) · Thiago Oliveira Lima · pcmdireto@gmail.com · Licença MIT.</w:t>
+        <w:t>Modelo PCM Direto 1.0.0 · Thiago Oliveira Lima · pcmdireto@gmail.com · Licença MIT</w:t>
       </w:r>
     </w:p>
     <w:p>
@@ -500,17 +480,10 @@
       <w:pPr>
         <w:pStyle w:val="DestaquePCMD"/>
         <w:pBdr>
-          <w:left w:val="single" w:sz="24" w:space="8" w:color="0B3D63"/>
+          <w:left w:val="single" w:sz="18" w:space="8" w:color="0B3D63"/>
         </w:pBdr>
         <w:shd w:val="clear" w:color="auto" w:fill="F4F7FA"/>
       </w:pPr>
-      <w:r>
-        <w:rPr>
-          <w:b/>
-          <w:color w:val="0B3D63"/>
-        </w:rPr>
-        <w:t xml:space="preserve">IMPORTANTE  </w:t>
-      </w:r>
       <w:r>
         <w:t>Estratégias, prazos por classe e metas são definidos pelo profissional responsável. Enquanto não forem, aparecem como A definir: este manual não cria regras técnicas.</w:t>
       </w:r>
@@ -1869,17 +1842,10 @@
       <w:pPr>
         <w:pStyle w:val="DestaquePCMD"/>
         <w:pBdr>
-          <w:left w:val="single" w:sz="24" w:space="8" w:color="7A0019"/>
+          <w:left w:val="single" w:sz="18" w:space="8" w:color="0B3D63"/>
         </w:pBdr>
-        <w:shd w:val="clear" w:color="auto" w:fill="FBE7EA"/>
+        <w:shd w:val="clear" w:color="auto" w:fill="F4F7FA"/>
       </w:pPr>
-      <w:r>
-        <w:rPr>
-          <w:b/>
-          <w:color w:val="7A0019"/>
-        </w:rPr>
-        <w:t xml:space="preserve">SEGURANÇA  </w:t>
-      </w:r>
       <w:r>
         <w:t>Tarefa de segurança não pode ser excluída, desmarcada nem ter intervalo ampliado; só é permitido manter ou aumentar a frequência. Validações de planilha ajudam, mas podem ser contornadas e não substituem as travas do app.</w:t>
       </w:r>
@@ -2608,17 +2574,10 @@
       <w:pPr>
         <w:pStyle w:val="DestaquePCMD"/>
         <w:pBdr>
-          <w:left w:val="single" w:sz="24" w:space="8" w:color="0B3D63"/>
+          <w:left w:val="single" w:sz="18" w:space="8" w:color="0B3D63"/>
         </w:pBdr>
         <w:shd w:val="clear" w:color="auto" w:fill="F4F7FA"/>
       </w:pPr>
-      <w:r>
-        <w:rPr>
-          <w:b/>
-          <w:color w:val="0B3D63"/>
-        </w:rPr>
-        <w:t xml:space="preserve">REGRA  </w:t>
-      </w:r>
       <w:r>
         <w:t>Cada referência começa Não verificado. Verificado exige fonte oficial HTTPS, versão e data; registra a conferência do responsável e não certifica conformidade. Não cite número de norma sem essas informações.</w:t>
       </w:r>
@@ -4355,7 +4314,7 @@
       <w:spacing w:before="280" w:after="80"/>
       <w:outlineLvl w:val="0"/>
       <w:pBdr>
-        <w:bottom w:val="single" w:sz="8" w:space="3" w:color="B85C00"/>
+        <w:bottom w:val="single" w:sz="6" w:space="3" w:color="D5DDE5"/>
       </w:pBdr>
     </w:pPr>
     <w:rPr>
@@ -4386,7 +4345,7 @@
       <w:rFonts w:ascii="Arial" w:hAnsi="Arial" w:cs="Arial" w:eastAsia="Arial"/>
       <w:b/>
       <w:bCs/>
-      <w:color w:val="B85C00"/>
+      <w:color w:val="0B3D63"/>
       <w:sz w:val="22"/>
       <w:szCs w:val="26"/>
     </w:rPr>
@@ -4645,22 +4604,18 @@
       <w:keepNext/>
       <w:pBdr>
         <w:bottom w:val="single" w:sz="8" w:space="4" w:color="4F81BD" w:themeColor="accent1"/>
-        <w:top w:val="single" w:sz="24" w:space="10" w:color="0B3D63"/>
-        <w:left w:val="single" w:sz="24" w:space="10" w:color="0B3D63"/>
-        <w:bottom w:val="single" w:sz="24" w:space="10" w:color="0B3D63"/>
-        <w:right w:val="single" w:sz="24" w:space="10" w:color="0B3D63"/>
+        <w:bottom w:val="single" w:sz="12" w:space="4" w:color="0B3D63"/>
       </w:pBdr>
-      <w:spacing w:after="0" w:line="240" w:lineRule="auto" w:before="160"/>
+      <w:spacing w:after="40" w:line="240" w:lineRule="auto" w:before="160"/>
       <w:contextualSpacing/>
-      <w:shd w:val="clear" w:color="auto" w:fill="0B3D63"/>
     </w:pPr>
     <w:rPr>
       <w:rFonts w:ascii="Arial" w:hAnsi="Arial" w:cs="Arial" w:eastAsia="Arial"/>
       <w:b/>
-      <w:color w:val="FFFFFF"/>
+      <w:color w:val="0B3D63"/>
       <w:spacing w:val="5"/>
       <w:kern w:val="28"/>
-      <w:sz w:val="44"/>
+      <w:sz w:val="40"/>
       <w:szCs w:val="52"/>
     </w:rPr>
   </w:style>

--- a/entrega-templates/manuais/PCMD-W2-Manual-Estrategia-Manutencao.docx
+++ b/entrega-templates/manuais/PCMD-W2-Manual-Estrategia-Manutencao.docx
@@ -4,462 +4,10 @@
   <w:body>
     <w:p>
       <w:pPr>
-        <w:pStyle w:val="Title"/>
-      </w:pPr>
-      <w:r>
-        <w:t>Manual de Estratégia de Manutenção</w:t>
-      </w:r>
-    </w:p>
-    <w:p>
-      <w:pPr>
-        <w:spacing w:before="80" w:after="200"/>
-      </w:pPr>
-      <w:r>
-        <w:rPr>
-          <w:b/>
-          <w:color w:val="B85C00"/>
-        </w:rPr>
-        <w:t xml:space="preserve">PCMD-W2  ·  </w:t>
-      </w:r>
-      <w:r>
-        <w:rPr>
-          <w:color w:val="5B6875"/>
-        </w:rPr>
-        <w:t>Como escolher e revisar estratégias, planejar, registrar execuções e tratar falhas.</w:t>
-      </w:r>
-    </w:p>
-    <w:tbl>
-      <w:tblPr>
-        <w:tblW w:type="auto" w:w="0"/>
-        <w:jc w:val="center"/>
-        <w:tblLayout w:type="fixed"/>
-        <w:tblLook w:firstColumn="1" w:firstRow="1" w:lastColumn="0" w:lastRow="0" w:noHBand="0" w:noVBand="1" w:val="04A0"/>
-        <w:tblLayout w:type="fixed"/>
-        <w:tblBorders>
-          <w:top w:val="single" w:sz="8" w:space="0" w:color="D5DDE5"/>
-          <w:left w:val="nil"/>
-          <w:bottom w:val="single" w:sz="8" w:space="0" w:color="D5DDE5"/>
-          <w:right w:val="nil"/>
-          <w:insideH w:val="single" w:sz="4" w:space="0" w:color="D5DDE5"/>
-          <w:insideV w:val="nil"/>
-        </w:tblBorders>
-        <w:tblCellMar>
-          <w:top w:w="45" w:type="dxa"/>
-          <w:bottom w:w="45" w:type="dxa"/>
-          <w:left w:w="85" w:type="dxa"/>
-          <w:right w:w="85" w:type="dxa"/>
-        </w:tblCellMar>
-      </w:tblPr>
-      <w:tblGrid>
-        <w:gridCol w:w="1701"/>
-        <w:gridCol w:w="3118"/>
-        <w:gridCol w:w="1701"/>
-        <w:gridCol w:w="3118"/>
-      </w:tblGrid>
-      <w:tr>
-        <w:trPr>
-          <w:cantSplit/>
-        </w:trPr>
-        <w:tc>
-          <w:tcPr>
-            <w:tcW w:type="dxa" w:w="1701"/>
-            <w:shd w:val="clear" w:color="auto" w:fill="EEF3F8"/>
-          </w:tcPr>
-          <w:p>
-            <w:pPr>
-              <w:pStyle w:val="TabelaPCMD"/>
-            </w:pPr>
-            <w:r>
-              <w:rPr>
-                <w:b/>
-                <w:color w:val="5B6875"/>
-                <w:sz w:val="16"/>
-              </w:rPr>
-              <w:t>Organização</w:t>
-            </w:r>
-          </w:p>
-        </w:tc>
-        <w:tc>
-          <w:tcPr>
-            <w:tcW w:type="dxa" w:w="3118"/>
-          </w:tcPr>
-          <w:p>
-            <w:pPr>
-              <w:pStyle w:val="TabelaPCMD"/>
-            </w:pPr>
-            <w:r>
-              <w:rPr>
-                <w:rStyle w:val="MarcadorPCMD"/>
-                <w:b/>
-              </w:rPr>
-              <w:t>{{organizacao.nome}}</w:t>
-            </w:r>
-          </w:p>
-        </w:tc>
-        <w:tc>
-          <w:tcPr>
-            <w:tcW w:type="dxa" w:w="1701"/>
-            <w:shd w:val="clear" w:color="auto" w:fill="EEF3F8"/>
-          </w:tcPr>
-          <w:p>
-            <w:pPr>
-              <w:pStyle w:val="TabelaPCMD"/>
-            </w:pPr>
-            <w:r>
-              <w:rPr>
-                <w:b/>
-                <w:color w:val="5B6875"/>
-                <w:sz w:val="16"/>
-              </w:rPr>
-              <w:t>Referencial</w:t>
-            </w:r>
-          </w:p>
-        </w:tc>
-        <w:tc>
-          <w:tcPr>
-            <w:tcW w:type="dxa" w:w="3118"/>
-          </w:tcPr>
-          <w:p>
-            <w:pPr>
-              <w:pStyle w:val="TabelaPCMD"/>
-            </w:pPr>
-            <w:r>
-              <w:rPr>
-                <w:rStyle w:val="MarcadorPCMD"/>
-                <w:b/>
-              </w:rPr>
-              <w:t>{{organizacao.referencial}}</w:t>
-            </w:r>
-          </w:p>
-        </w:tc>
-      </w:tr>
-      <w:tr>
-        <w:trPr>
-          <w:cantSplit/>
-        </w:trPr>
-        <w:tc>
-          <w:tcPr>
-            <w:tcW w:type="dxa" w:w="1701"/>
-            <w:shd w:val="clear" w:color="auto" w:fill="EEF3F8"/>
-          </w:tcPr>
-          <w:p>
-            <w:pPr>
-              <w:pStyle w:val="TabelaPCMD"/>
-            </w:pPr>
-            <w:r>
-              <w:rPr>
-                <w:b/>
-                <w:color w:val="5B6875"/>
-                <w:sz w:val="16"/>
-              </w:rPr>
-              <w:t>Revisão</w:t>
-            </w:r>
-          </w:p>
-        </w:tc>
-        <w:tc>
-          <w:tcPr>
-            <w:tcW w:type="dxa" w:w="3118"/>
-          </w:tcPr>
-          <w:p>
-            <w:pPr>
-              <w:pStyle w:val="TabelaPCMD"/>
-            </w:pPr>
-            <w:r>
-              <w:rPr>
-                <w:rStyle w:val="MarcadorPCMD"/>
-                <w:b/>
-              </w:rPr>
-              <w:t>{{documento.revisao}}</w:t>
-            </w:r>
-          </w:p>
-        </w:tc>
-        <w:tc>
-          <w:tcPr>
-            <w:tcW w:type="dxa" w:w="1701"/>
-            <w:shd w:val="clear" w:color="auto" w:fill="EEF3F8"/>
-          </w:tcPr>
-          <w:p>
-            <w:pPr>
-              <w:pStyle w:val="TabelaPCMD"/>
-            </w:pPr>
-            <w:r>
-              <w:rPr>
-                <w:b/>
-                <w:color w:val="5B6875"/>
-                <w:sz w:val="16"/>
-              </w:rPr>
-              <w:t>Data da revisão</w:t>
-            </w:r>
-          </w:p>
-        </w:tc>
-        <w:tc>
-          <w:tcPr>
-            <w:tcW w:type="dxa" w:w="3118"/>
-          </w:tcPr>
-          <w:p>
-            <w:pPr>
-              <w:pStyle w:val="TabelaPCMD"/>
-            </w:pPr>
-            <w:r>
-              <w:rPr>
-                <w:rStyle w:val="MarcadorPCMD"/>
-                <w:b/>
-              </w:rPr>
-              <w:t>{{documento.data}}</w:t>
-            </w:r>
-          </w:p>
-        </w:tc>
-      </w:tr>
-      <w:tr>
-        <w:trPr>
-          <w:cantSplit/>
-        </w:trPr>
-        <w:tc>
-          <w:tcPr>
-            <w:tcW w:type="dxa" w:w="1701"/>
-            <w:shd w:val="clear" w:color="auto" w:fill="EEF3F8"/>
-          </w:tcPr>
-          <w:p>
-            <w:pPr>
-              <w:pStyle w:val="TabelaPCMD"/>
-            </w:pPr>
-            <w:r>
-              <w:rPr>
-                <w:b/>
-                <w:color w:val="5B6875"/>
-                <w:sz w:val="16"/>
-              </w:rPr>
-              <w:t>Elaborador</w:t>
-            </w:r>
-          </w:p>
-        </w:tc>
-        <w:tc>
-          <w:tcPr>
-            <w:tcW w:type="dxa" w:w="3118"/>
-          </w:tcPr>
-          <w:p>
-            <w:pPr>
-              <w:pStyle w:val="TabelaPCMD"/>
-            </w:pPr>
-            <w:r>
-              <w:rPr>
-                <w:rStyle w:val="MarcadorPCMD"/>
-                <w:b/>
-              </w:rPr>
-              <w:t>{{documento.elaborador}}</w:t>
-            </w:r>
-          </w:p>
-        </w:tc>
-        <w:tc>
-          <w:tcPr>
-            <w:tcW w:type="dxa" w:w="1701"/>
-            <w:shd w:val="clear" w:color="auto" w:fill="EEF3F8"/>
-          </w:tcPr>
-          <w:p>
-            <w:pPr>
-              <w:pStyle w:val="TabelaPCMD"/>
-            </w:pPr>
-            <w:r>
-              <w:rPr>
-                <w:b/>
-                <w:color w:val="5B6875"/>
-                <w:sz w:val="16"/>
-              </w:rPr>
-              <w:t>Aprovador</w:t>
-            </w:r>
-          </w:p>
-        </w:tc>
-        <w:tc>
-          <w:tcPr>
-            <w:tcW w:type="dxa" w:w="3118"/>
-          </w:tcPr>
-          <w:p>
-            <w:pPr>
-              <w:pStyle w:val="TabelaPCMD"/>
-            </w:pPr>
-            <w:r>
-              <w:rPr>
-                <w:rStyle w:val="MarcadorPCMD"/>
-                <w:b/>
-              </w:rPr>
-              <w:t>{{documento.aprovador}}</w:t>
-            </w:r>
-          </w:p>
-        </w:tc>
-      </w:tr>
-      <w:tr>
-        <w:trPr>
-          <w:cantSplit/>
-        </w:trPr>
-        <w:tc>
-          <w:tcPr>
-            <w:tcW w:type="dxa" w:w="1701"/>
-            <w:shd w:val="clear" w:color="auto" w:fill="EEF3F8"/>
-          </w:tcPr>
-          <w:p>
-            <w:pPr>
-              <w:pStyle w:val="TabelaPCMD"/>
-            </w:pPr>
-            <w:r>
-              <w:rPr>
-                <w:b/>
-                <w:color w:val="5B6875"/>
-                <w:sz w:val="16"/>
-              </w:rPr>
-              <w:t>Próxima revisão</w:t>
-            </w:r>
-          </w:p>
-        </w:tc>
-        <w:tc>
-          <w:tcPr>
-            <w:tcW w:type="dxa" w:w="3118"/>
-          </w:tcPr>
-          <w:p>
-            <w:pPr>
-              <w:pStyle w:val="TabelaPCMD"/>
-            </w:pPr>
-            <w:r>
-              <w:rPr>
-                <w:rStyle w:val="MarcadorPCMD"/>
-                <w:b/>
-              </w:rPr>
-              <w:t>{{documento.proxima_revisao}}</w:t>
-            </w:r>
-          </w:p>
-        </w:tc>
-        <w:tc>
-          <w:tcPr>
-            <w:tcW w:type="dxa" w:w="1701"/>
-            <w:shd w:val="clear" w:color="auto" w:fill="EEF3F8"/>
-          </w:tcPr>
-          <w:p>
-            <w:pPr>
-              <w:pStyle w:val="TabelaPCMD"/>
-            </w:pPr>
-            <w:r>
-              <w:rPr>
-                <w:b/>
-                <w:color w:val="5B6875"/>
-                <w:sz w:val="16"/>
-              </w:rPr>
-              <w:t>Situação</w:t>
-            </w:r>
-          </w:p>
-        </w:tc>
-        <w:tc>
-          <w:tcPr>
-            <w:tcW w:type="dxa" w:w="3118"/>
-          </w:tcPr>
-          <w:p>
-            <w:pPr>
-              <w:pStyle w:val="TabelaPCMD"/>
-            </w:pPr>
-            <w:r>
-              <w:rPr>
-                <w:rStyle w:val="MarcadorPCMD"/>
-                <w:b/>
-              </w:rPr>
-              <w:t>{{documento.situacao}}</w:t>
-            </w:r>
-          </w:p>
-        </w:tc>
-      </w:tr>
-      <w:tr>
-        <w:trPr>
-          <w:cantSplit/>
-        </w:trPr>
-        <w:tc>
-          <w:tcPr>
-            <w:tcW w:type="dxa" w:w="1701"/>
-            <w:shd w:val="clear" w:color="auto" w:fill="EEF3F8"/>
-          </w:tcPr>
-          <w:p>
-            <w:pPr>
-              <w:pStyle w:val="TabelaPCMD"/>
-            </w:pPr>
-            <w:r>
-              <w:rPr>
-                <w:b/>
-                <w:color w:val="5B6875"/>
-                <w:sz w:val="16"/>
-              </w:rPr>
-              <w:t>Origem dos dados</w:t>
-            </w:r>
-          </w:p>
-        </w:tc>
-        <w:tc>
-          <w:tcPr>
-            <w:tcW w:type="dxa" w:w="3118"/>
-          </w:tcPr>
-          <w:p>
-            <w:pPr>
-              <w:pStyle w:val="TabelaPCMD"/>
-            </w:pPr>
-            <w:r>
-              <w:rPr>
-                <w:rStyle w:val="MarcadorPCMD"/>
-                <w:b/>
-              </w:rPr>
-              <w:t>{{origem.dados}}</w:t>
-            </w:r>
-          </w:p>
-        </w:tc>
-        <w:tc>
-          <w:tcPr>
-            <w:tcW w:type="dxa" w:w="1701"/>
-            <w:shd w:val="clear" w:color="auto" w:fill="EEF3F8"/>
-          </w:tcPr>
-          <w:p>
-            <w:pPr>
-              <w:pStyle w:val="TabelaPCMD"/>
-            </w:pPr>
-            <w:r>
-              <w:rPr>
-                <w:b/>
-                <w:color w:val="5B6875"/>
-                <w:sz w:val="16"/>
-              </w:rPr>
-              <w:t>Data de emissão</w:t>
-            </w:r>
-          </w:p>
-        </w:tc>
-        <w:tc>
-          <w:tcPr>
-            <w:tcW w:type="dxa" w:w="3118"/>
-          </w:tcPr>
-          <w:p>
-            <w:pPr>
-              <w:pStyle w:val="TabelaPCMD"/>
-            </w:pPr>
-            <w:r>
-              <w:rPr>
-                <w:rStyle w:val="MarcadorPCMD"/>
-                <w:b/>
-              </w:rPr>
-              <w:t>{{emissao.data}}</w:t>
-            </w:r>
-          </w:p>
-        </w:tc>
-      </w:tr>
-    </w:tbl>
-    <w:p>
-      <w:pPr>
-        <w:spacing w:before="80"/>
-      </w:pPr>
-      <w:r>
-        <w:rPr>
-          <w:color w:val="8C96A0"/>
-          <w:sz w:val="16"/>
-        </w:rPr>
-        <w:t>Modelo PCM Direto 1.0.0 · Thiago Oliveira Lima · pcmdireto@gmail.com · Licença MIT</w:t>
-      </w:r>
-    </w:p>
-    <w:p>
-      <w:pPr>
         <w:pStyle w:val="Heading1"/>
       </w:pPr>
       <w:r>
-        <w:t>1. Objetivo e escopo</w:t>
+        <w:t>1.  OBJETIVO</w:t>
       </w:r>
     </w:p>
     <w:p>
@@ -473,19 +21,7 @@
         <w:t>{{organizacao.nome}}</w:t>
       </w:r>
       <w:r>
-        <w:t xml:space="preserve"> escolhe e revisa estratégias de manutenção, planeja, registra execuções e trata falhas, com os registros do PCM Direto e os modelos PCMD. Cadastro, criticidade e histórico seguem o Manual de Gestão de Ativos (PCMD-W1).</w:t>
-      </w:r>
-    </w:p>
-    <w:p>
-      <w:pPr>
-        <w:pStyle w:val="DestaquePCMD"/>
-        <w:pBdr>
-          <w:left w:val="single" w:sz="18" w:space="8" w:color="0B3D63"/>
-        </w:pBdr>
-        <w:shd w:val="clear" w:color="auto" w:fill="F4F7FA"/>
-      </w:pPr>
-      <w:r>
-        <w:t>Estratégias, prazos por classe e metas são definidos pelo profissional responsável. Enquanto não forem, aparecem como A definir: este manual não cria regras técnicas.</w:t>
+        <w:t xml:space="preserve"> escolhe e revisa estratégias de manutenção, planeja, registra execuções e trata falhas, com os registros do PCM Direto e os modelos PCMD.</w:t>
       </w:r>
     </w:p>
     <w:p>
@@ -493,2067 +29,32 @@
         <w:pStyle w:val="Heading1"/>
       </w:pPr>
       <w:r>
-        <w:t>2. Termos</w:t>
+        <w:t>2.  ESCOPO E APLICAÇÃO</w:t>
       </w:r>
     </w:p>
-    <w:tbl>
-      <w:tblPr>
-        <w:tblStyle w:val="TableGrid"/>
-        <w:tblW w:type="auto" w:w="0"/>
-        <w:jc w:val="center"/>
-        <w:tblLayout w:type="fixed"/>
-        <w:tblLook w:firstColumn="1" w:firstRow="1" w:lastColumn="0" w:lastRow="0" w:noHBand="0" w:noVBand="1" w:val="04A0"/>
-        <w:tblLayout w:type="fixed"/>
-        <w:tblBorders>
-          <w:top w:val="single" w:sz="8" w:space="0" w:color="0B3D63"/>
-          <w:left w:val="nil"/>
-          <w:bottom w:val="single" w:sz="8" w:space="0" w:color="0B3D63"/>
-          <w:right w:val="nil"/>
-          <w:insideH w:val="single" w:sz="4" w:space="0" w:color="D5DDE5"/>
-          <w:insideV w:val="nil"/>
-        </w:tblBorders>
-        <w:tblCellMar>
-          <w:top w:w="45" w:type="dxa"/>
-          <w:bottom w:w="45" w:type="dxa"/>
-          <w:left w:w="85" w:type="dxa"/>
-          <w:right w:w="85" w:type="dxa"/>
-        </w:tblCellMar>
-      </w:tblPr>
-      <w:tblGrid>
-        <w:gridCol w:w="2551"/>
-        <w:gridCol w:w="7087"/>
-      </w:tblGrid>
-      <w:tr>
-        <w:trPr>
-          <w:tblHeader w:val="true"/>
-          <w:cantSplit/>
-        </w:trPr>
-        <w:tc>
-          <w:tcPr>
-            <w:tcW w:type="dxa" w:w="2551"/>
-            <w:shd w:val="clear" w:color="auto" w:fill="0B3D63"/>
-          </w:tcPr>
-          <w:p>
-            <w:pPr>
-              <w:pStyle w:val="TabelaPCMD"/>
-            </w:pPr>
-            <w:r>
-              <w:rPr>
-                <w:b/>
-                <w:color w:val="FFFFFF"/>
-              </w:rPr>
-              <w:t>Termo</w:t>
-            </w:r>
-          </w:p>
-        </w:tc>
-        <w:tc>
-          <w:tcPr>
-            <w:tcW w:type="dxa" w:w="7087"/>
-            <w:shd w:val="clear" w:color="auto" w:fill="0B3D63"/>
-          </w:tcPr>
-          <w:p>
-            <w:pPr>
-              <w:pStyle w:val="TabelaPCMD"/>
-            </w:pPr>
-            <w:r>
-              <w:rPr>
-                <w:b/>
-                <w:color w:val="FFFFFF"/>
-              </w:rPr>
-              <w:t>Definição</w:t>
-            </w:r>
-          </w:p>
-        </w:tc>
-      </w:tr>
-      <w:tr>
-        <w:trPr>
-          <w:cantSplit/>
-        </w:trPr>
-        <w:tc>
-          <w:tcPr>
-            <w:tcW w:type="dxa" w:w="2551"/>
-          </w:tcPr>
-          <w:p>
-            <w:pPr>
-              <w:pStyle w:val="TabelaPCMD"/>
-            </w:pPr>
-            <w:r>
-              <w:rPr>
-                <w:b/>
-                <w:color w:val="0B3D63"/>
-              </w:rPr>
-              <w:t>Ocorrência prevista</w:t>
-            </w:r>
-          </w:p>
-        </w:tc>
-        <w:tc>
-          <w:tcPr>
-            <w:tcW w:type="dxa" w:w="7087"/>
-          </w:tcPr>
-          <w:p>
-            <w:pPr>
-              <w:pStyle w:val="TabelaPCMD"/>
-            </w:pPr>
-            <w:r>
-              <w:t>Trio ativo + tarefa + data prevista gerado a partir do plano vigente.</w:t>
-            </w:r>
-          </w:p>
-        </w:tc>
-      </w:tr>
-      <w:tr>
-        <w:trPr>
-          <w:cantSplit/>
-        </w:trPr>
-        <w:tc>
-          <w:tcPr>
-            <w:tcW w:type="dxa" w:w="2551"/>
-            <w:shd w:val="clear" w:color="auto" w:fill="F4F7FA"/>
-          </w:tcPr>
-          <w:p>
-            <w:pPr>
-              <w:pStyle w:val="TabelaPCMD"/>
-            </w:pPr>
-            <w:r>
-              <w:rPr>
-                <w:b/>
-                <w:color w:val="0B3D63"/>
-              </w:rPr>
-              <w:t>Execução vinculada</w:t>
-            </w:r>
-          </w:p>
-        </w:tc>
-        <w:tc>
-          <w:tcPr>
-            <w:tcW w:type="dxa" w:w="7087"/>
-            <w:shd w:val="clear" w:color="auto" w:fill="F4F7FA"/>
-          </w:tcPr>
-          <w:p>
-            <w:pPr>
-              <w:pStyle w:val="TabelaPCMD"/>
-            </w:pPr>
-            <w:r>
-              <w:t>Realização que informa a data prevista da ocorrência que atendeu.</w:t>
-            </w:r>
-          </w:p>
-        </w:tc>
-      </w:tr>
-      <w:tr>
-        <w:trPr>
-          <w:cantSplit/>
-        </w:trPr>
-        <w:tc>
-          <w:tcPr>
-            <w:tcW w:type="dxa" w:w="2551"/>
-          </w:tcPr>
-          <w:p>
-            <w:pPr>
-              <w:pStyle w:val="TabelaPCMD"/>
-            </w:pPr>
-            <w:r>
-              <w:rPr>
-                <w:b/>
-                <w:color w:val="0B3D63"/>
-              </w:rPr>
-              <w:t>Estratégia de manutenção</w:t>
-            </w:r>
-          </w:p>
-        </w:tc>
-        <w:tc>
-          <w:tcPr>
-            <w:tcW w:type="dxa" w:w="7087"/>
-          </w:tcPr>
-          <w:p>
-            <w:pPr>
-              <w:pStyle w:val="TabelaPCMD"/>
-            </w:pPr>
-            <w:r>
-              <w:t>Forma de atuação escolhida para um ativo ou tarefa pelo profissional responsável.</w:t>
-            </w:r>
-          </w:p>
-        </w:tc>
-      </w:tr>
-      <w:tr>
-        <w:trPr>
-          <w:cantSplit/>
-        </w:trPr>
-        <w:tc>
-          <w:tcPr>
-            <w:tcW w:type="dxa" w:w="2551"/>
-            <w:shd w:val="clear" w:color="auto" w:fill="F4F7FA"/>
-          </w:tcPr>
-          <w:p>
-            <w:pPr>
-              <w:pStyle w:val="TabelaPCMD"/>
-            </w:pPr>
-            <w:r>
-              <w:rPr>
-                <w:b/>
-                <w:color w:val="0B3D63"/>
-              </w:rPr>
-              <w:t>Tarefa de segurança</w:t>
-            </w:r>
-          </w:p>
-        </w:tc>
-        <w:tc>
-          <w:tcPr>
-            <w:tcW w:type="dxa" w:w="7087"/>
-            <w:shd w:val="clear" w:color="auto" w:fill="F4F7FA"/>
-          </w:tcPr>
-          <w:p>
-            <w:pPr>
-              <w:pStyle w:val="TabelaPCMD"/>
-            </w:pPr>
-            <w:r>
-              <w:t>Não pode ser retirada do plano nem ter a frequência reduzida em relação à referência.</w:t>
-            </w:r>
-          </w:p>
-        </w:tc>
-      </w:tr>
-    </w:tbl>
-    <w:p/>
     <w:p>
-      <w:pPr>
-        <w:pStyle w:val="NotaPCMD"/>
-      </w:pPr>
       <w:r>
-        <w:t>Demais termos (ativo local, ID técnico, TAG, Pendente, A definir): ver PCMD-W1.</w:t>
+        <w:t>Aplica-se aos ativos cadastrados no PCMD-02 e às tarefas do plano mestre (PCMD-03). Cadastro, criticidade e histórico seguem o Manual de Gestão de Ativos (PCMD-W1).</w:t>
       </w:r>
     </w:p>
     <w:p>
       <w:pPr>
-        <w:pStyle w:val="Heading1"/>
+        <w:pStyle w:val="DestaquePCMD"/>
+        <w:pBdr>
+          <w:left w:val="single" w:sz="24" w:space="6" w:color="0B3D63"/>
+        </w:pBdr>
+        <w:shd w:val="clear" w:color="auto" w:fill="EEF2F8"/>
       </w:pPr>
       <w:r>
-        <w:t>3. Responsabilidades</w:t>
-      </w:r>
-    </w:p>
-    <w:tbl>
-      <w:tblPr>
-        <w:tblStyle w:val="TableGrid"/>
-        <w:tblW w:type="auto" w:w="0"/>
-        <w:jc w:val="center"/>
-        <w:tblLayout w:type="fixed"/>
-        <w:tblLook w:firstColumn="1" w:firstRow="1" w:lastColumn="0" w:lastRow="0" w:noHBand="0" w:noVBand="1" w:val="04A0"/>
-        <w:tblLayout w:type="fixed"/>
-        <w:tblBorders>
-          <w:top w:val="single" w:sz="8" w:space="0" w:color="0B3D63"/>
-          <w:left w:val="nil"/>
-          <w:bottom w:val="single" w:sz="8" w:space="0" w:color="0B3D63"/>
-          <w:right w:val="nil"/>
-          <w:insideH w:val="single" w:sz="4" w:space="0" w:color="D5DDE5"/>
-          <w:insideV w:val="nil"/>
-        </w:tblBorders>
-        <w:tblCellMar>
-          <w:top w:w="45" w:type="dxa"/>
-          <w:bottom w:w="45" w:type="dxa"/>
-          <w:left w:w="85" w:type="dxa"/>
-          <w:right w:w="85" w:type="dxa"/>
-        </w:tblCellMar>
-      </w:tblPr>
-      <w:tblGrid>
-        <w:gridCol w:w="2381"/>
-        <w:gridCol w:w="4989"/>
-        <w:gridCol w:w="2268"/>
-      </w:tblGrid>
-      <w:tr>
-        <w:trPr>
-          <w:tblHeader w:val="true"/>
-          <w:cantSplit/>
-        </w:trPr>
-        <w:tc>
-          <w:tcPr>
-            <w:tcW w:type="dxa" w:w="2381"/>
-            <w:shd w:val="clear" w:color="auto" w:fill="0B3D63"/>
-          </w:tcPr>
-          <w:p>
-            <w:pPr>
-              <w:pStyle w:val="TabelaPCMD"/>
-            </w:pPr>
-            <w:r>
-              <w:rPr>
-                <w:b/>
-                <w:color w:val="FFFFFF"/>
-              </w:rPr>
-              <w:t>Papel</w:t>
-            </w:r>
-          </w:p>
-        </w:tc>
-        <w:tc>
-          <w:tcPr>
-            <w:tcW w:type="dxa" w:w="4989"/>
-            <w:shd w:val="clear" w:color="auto" w:fill="0B3D63"/>
-          </w:tcPr>
-          <w:p>
-            <w:pPr>
-              <w:pStyle w:val="TabelaPCMD"/>
-            </w:pPr>
-            <w:r>
-              <w:rPr>
-                <w:b/>
-                <w:color w:val="FFFFFF"/>
-              </w:rPr>
-              <w:t>Responsabilidade</w:t>
-            </w:r>
-          </w:p>
-        </w:tc>
-        <w:tc>
-          <w:tcPr>
-            <w:tcW w:type="dxa" w:w="2268"/>
-            <w:shd w:val="clear" w:color="auto" w:fill="0B3D63"/>
-          </w:tcPr>
-          <w:p>
-            <w:pPr>
-              <w:pStyle w:val="TabelaPCMD"/>
-            </w:pPr>
-            <w:r>
-              <w:rPr>
-                <w:b/>
-                <w:color w:val="FFFFFF"/>
-              </w:rPr>
-              <w:t>Pessoa</w:t>
-            </w:r>
-          </w:p>
-        </w:tc>
-      </w:tr>
-      <w:tr>
-        <w:trPr>
-          <w:cantSplit/>
-        </w:trPr>
-        <w:tc>
-          <w:tcPr>
-            <w:tcW w:type="dxa" w:w="2381"/>
-          </w:tcPr>
-          <w:p>
-            <w:pPr>
-              <w:pStyle w:val="TabelaPCMD"/>
-            </w:pPr>
-            <w:r>
-              <w:rPr>
-                <w:b/>
-                <w:color w:val="0B3D63"/>
-              </w:rPr>
-              <w:t>Elaborador</w:t>
-            </w:r>
-          </w:p>
-        </w:tc>
-        <w:tc>
-          <w:tcPr>
-            <w:tcW w:type="dxa" w:w="4989"/>
-          </w:tcPr>
-          <w:p>
-            <w:pPr>
-              <w:pStyle w:val="TabelaPCMD"/>
-            </w:pPr>
-            <w:r>
-              <w:t>Prepara e atualiza este manual.</w:t>
-            </w:r>
-          </w:p>
-        </w:tc>
-        <w:tc>
-          <w:tcPr>
-            <w:tcW w:type="dxa" w:w="2268"/>
-          </w:tcPr>
-          <w:p>
-            <w:pPr>
-              <w:pStyle w:val="TabelaPCMD"/>
-            </w:pPr>
-            <w:r>
-              <w:rPr>
-                <w:rStyle w:val="MarcadorPCMD"/>
-              </w:rPr>
-              <w:t>{{documento.elaborador}}</w:t>
-            </w:r>
-          </w:p>
-        </w:tc>
-      </w:tr>
-      <w:tr>
-        <w:trPr>
-          <w:cantSplit/>
-        </w:trPr>
-        <w:tc>
-          <w:tcPr>
-            <w:tcW w:type="dxa" w:w="2381"/>
-            <w:shd w:val="clear" w:color="auto" w:fill="F4F7FA"/>
-          </w:tcPr>
-          <w:p>
-            <w:pPr>
-              <w:pStyle w:val="TabelaPCMD"/>
-            </w:pPr>
-            <w:r>
-              <w:rPr>
-                <w:b/>
-                <w:color w:val="0B3D63"/>
-              </w:rPr>
-              <w:t>Aprovador</w:t>
-            </w:r>
-          </w:p>
-        </w:tc>
-        <w:tc>
-          <w:tcPr>
-            <w:tcW w:type="dxa" w:w="4989"/>
-            <w:shd w:val="clear" w:color="auto" w:fill="F4F7FA"/>
-          </w:tcPr>
-          <w:p>
-            <w:pPr>
-              <w:pStyle w:val="TabelaPCMD"/>
-            </w:pPr>
-            <w:r>
-              <w:t>Aprova o manual revisado. Preenchido só após aprovação efetiva.</w:t>
-            </w:r>
-          </w:p>
-        </w:tc>
-        <w:tc>
-          <w:tcPr>
-            <w:tcW w:type="dxa" w:w="2268"/>
-            <w:shd w:val="clear" w:color="auto" w:fill="F4F7FA"/>
-          </w:tcPr>
-          <w:p>
-            <w:pPr>
-              <w:pStyle w:val="TabelaPCMD"/>
-            </w:pPr>
-            <w:r>
-              <w:rPr>
-                <w:rStyle w:val="MarcadorPCMD"/>
-              </w:rPr>
-              <w:t>{{documento.aprovador}}</w:t>
-            </w:r>
-          </w:p>
-        </w:tc>
-      </w:tr>
-      <w:tr>
-        <w:trPr>
-          <w:cantSplit/>
-        </w:trPr>
-        <w:tc>
-          <w:tcPr>
-            <w:tcW w:type="dxa" w:w="2381"/>
-          </w:tcPr>
-          <w:p>
-            <w:pPr>
-              <w:pStyle w:val="TabelaPCMD"/>
-            </w:pPr>
-            <w:r>
-              <w:rPr>
-                <w:b/>
-                <w:color w:val="0B3D63"/>
-              </w:rPr>
-              <w:t>Responsável pela estratégia</w:t>
-            </w:r>
-          </w:p>
-        </w:tc>
-        <w:tc>
-          <w:tcPr>
-            <w:tcW w:type="dxa" w:w="4989"/>
-          </w:tcPr>
-          <w:p>
-            <w:pPr>
-              <w:pStyle w:val="TabelaPCMD"/>
-            </w:pPr>
-            <w:r>
-              <w:t>Avalia consequências, escolhe e revisa estratégias e define prazos por classe.</w:t>
-            </w:r>
-          </w:p>
-        </w:tc>
-        <w:tc>
-          <w:tcPr>
-            <w:tcW w:type="dxa" w:w="2268"/>
-          </w:tcPr>
-          <w:p>
-            <w:pPr>
-              <w:pStyle w:val="TabelaPCMD"/>
-            </w:pPr>
-            <w:r>
-              <w:rPr>
-                <w:rStyle w:val="MarcadorPCMD"/>
-              </w:rPr>
-              <w:t>{{estrategia.responsavel}}</w:t>
-            </w:r>
-          </w:p>
-        </w:tc>
-      </w:tr>
-      <w:tr>
-        <w:trPr>
-          <w:cantSplit/>
-        </w:trPr>
-        <w:tc>
-          <w:tcPr>
-            <w:tcW w:type="dxa" w:w="2381"/>
-            <w:shd w:val="clear" w:color="auto" w:fill="F4F7FA"/>
-          </w:tcPr>
-          <w:p>
-            <w:pPr>
-              <w:pStyle w:val="TabelaPCMD"/>
-            </w:pPr>
-            <w:r>
-              <w:rPr>
-                <w:b/>
-                <w:color w:val="0B3D63"/>
-              </w:rPr>
-              <w:t>Responsável por tarefa</w:t>
-            </w:r>
-          </w:p>
-        </w:tc>
-        <w:tc>
-          <w:tcPr>
-            <w:tcW w:type="dxa" w:w="4989"/>
-            <w:shd w:val="clear" w:color="auto" w:fill="F4F7FA"/>
-          </w:tcPr>
-          <w:p>
-            <w:pPr>
-              <w:pStyle w:val="TabelaPCMD"/>
-            </w:pPr>
-            <w:r>
-              <w:t>Pessoa ligada a cada tarefa do plano mestre (PCMD-03).</w:t>
-            </w:r>
-          </w:p>
-        </w:tc>
-        <w:tc>
-          <w:tcPr>
-            <w:tcW w:type="dxa" w:w="2268"/>
-            <w:shd w:val="clear" w:color="auto" w:fill="F4F7FA"/>
-          </w:tcPr>
-          <w:p>
-            <w:pPr>
-              <w:pStyle w:val="TabelaPCMD"/>
-            </w:pPr>
-            <w:r>
-              <w:t>Ver PCMD-03</w:t>
-            </w:r>
-          </w:p>
-        </w:tc>
-      </w:tr>
-    </w:tbl>
-    <w:p/>
-    <w:p>
-      <w:pPr>
-        <w:pStyle w:val="NotaPCMD"/>
-        <w:keepNext/>
-      </w:pPr>
-      <w:r>
-        <w:t>Pessoas ativas (PCMD-01, aba Pessoas) · região repetível «pessoas»: repita a linha modelo para cada registro.</w:t>
-      </w:r>
-    </w:p>
-    <w:tbl>
-      <w:tblPr>
-        <w:tblStyle w:val="TableGrid"/>
-        <w:tblW w:type="auto" w:w="0"/>
-        <w:jc w:val="center"/>
-        <w:tblLayout w:type="fixed"/>
-        <w:tblLook w:firstColumn="1" w:firstRow="1" w:lastColumn="0" w:lastRow="0" w:noHBand="0" w:noVBand="1" w:val="04A0"/>
-        <w:tblLayout w:type="fixed"/>
-        <w:tblBorders>
-          <w:top w:val="single" w:sz="8" w:space="0" w:color="0B3D63"/>
-          <w:left w:val="nil"/>
-          <w:bottom w:val="single" w:sz="8" w:space="0" w:color="0B3D63"/>
-          <w:right w:val="nil"/>
-          <w:insideH w:val="single" w:sz="4" w:space="0" w:color="D5DDE5"/>
-          <w:insideV w:val="nil"/>
-        </w:tblBorders>
-        <w:tblCellMar>
-          <w:top w:w="45" w:type="dxa"/>
-          <w:bottom w:w="45" w:type="dxa"/>
-          <w:left w:w="85" w:type="dxa"/>
-          <w:right w:w="85" w:type="dxa"/>
-        </w:tblCellMar>
-      </w:tblPr>
-      <w:tblGrid>
-        <w:gridCol w:w="2268"/>
-        <w:gridCol w:w="2494"/>
-        <w:gridCol w:w="1928"/>
-        <w:gridCol w:w="2948"/>
-      </w:tblGrid>
-      <w:tr>
-        <w:trPr>
-          <w:tblHeader w:val="true"/>
-          <w:cantSplit/>
-        </w:trPr>
-        <w:tc>
-          <w:tcPr>
-            <w:tcW w:type="dxa" w:w="2268"/>
-            <w:shd w:val="clear" w:color="auto" w:fill="0B3D63"/>
-          </w:tcPr>
-          <w:p>
-            <w:pPr>
-              <w:pStyle w:val="TabelaPCMD"/>
-            </w:pPr>
-            <w:r>
-              <w:rPr>
-                <w:b/>
-                <w:color w:val="FFFFFF"/>
-              </w:rPr>
-              <w:t>Nome</w:t>
-            </w:r>
-          </w:p>
-        </w:tc>
-        <w:tc>
-          <w:tcPr>
-            <w:tcW w:type="dxa" w:w="2494"/>
-            <w:shd w:val="clear" w:color="auto" w:fill="0B3D63"/>
-          </w:tcPr>
-          <w:p>
-            <w:pPr>
-              <w:pStyle w:val="TabelaPCMD"/>
-            </w:pPr>
-            <w:r>
-              <w:rPr>
-                <w:b/>
-                <w:color w:val="FFFFFF"/>
-              </w:rPr>
-              <w:t>Função</w:t>
-            </w:r>
-          </w:p>
-        </w:tc>
-        <w:tc>
-          <w:tcPr>
-            <w:tcW w:type="dxa" w:w="1928"/>
-            <w:shd w:val="clear" w:color="auto" w:fill="0B3D63"/>
-          </w:tcPr>
-          <w:p>
-            <w:pPr>
-              <w:pStyle w:val="TabelaPCMD"/>
-            </w:pPr>
-            <w:r>
-              <w:rPr>
-                <w:b/>
-                <w:color w:val="FFFFFF"/>
-              </w:rPr>
-              <w:t>Especialidade</w:t>
-            </w:r>
-          </w:p>
-        </w:tc>
-        <w:tc>
-          <w:tcPr>
-            <w:tcW w:type="dxa" w:w="2948"/>
-            <w:shd w:val="clear" w:color="auto" w:fill="0B3D63"/>
-          </w:tcPr>
-          <w:p>
-            <w:pPr>
-              <w:pStyle w:val="TabelaPCMD"/>
-            </w:pPr>
-            <w:r>
-              <w:rPr>
-                <w:b/>
-                <w:color w:val="FFFFFF"/>
-              </w:rPr>
-              <w:t>Responsabilidade neste manual (manual)</w:t>
-            </w:r>
-          </w:p>
-        </w:tc>
-      </w:tr>
-      <w:tr>
-        <w:trPr>
-          <w:cantSplit/>
-        </w:trPr>
-        <w:tc>
-          <w:tcPr>
-            <w:tcW w:type="dxa" w:w="2268"/>
-          </w:tcPr>
-          <w:p>
-            <w:pPr>
-              <w:pStyle w:val="TabelaPCMD"/>
-            </w:pPr>
-            <w:r>
-              <w:rPr>
-                <w:rStyle w:val="MarcadorPCMD"/>
-              </w:rPr>
-              <w:t>{{pessoa.nome}}</w:t>
-            </w:r>
-          </w:p>
-        </w:tc>
-        <w:tc>
-          <w:tcPr>
-            <w:tcW w:type="dxa" w:w="2494"/>
-          </w:tcPr>
-          <w:p>
-            <w:pPr>
-              <w:pStyle w:val="TabelaPCMD"/>
-            </w:pPr>
-            <w:r>
-              <w:rPr>
-                <w:rStyle w:val="MarcadorPCMD"/>
-              </w:rPr>
-              <w:t>{{pessoa.funcao}}</w:t>
-            </w:r>
-          </w:p>
-        </w:tc>
-        <w:tc>
-          <w:tcPr>
-            <w:tcW w:type="dxa" w:w="1928"/>
-          </w:tcPr>
-          <w:p>
-            <w:pPr>
-              <w:pStyle w:val="TabelaPCMD"/>
-            </w:pPr>
-            <w:r>
-              <w:rPr>
-                <w:rStyle w:val="MarcadorPCMD"/>
-              </w:rPr>
-              <w:t>{{pessoa.especialidade}}</w:t>
-            </w:r>
-          </w:p>
-        </w:tc>
-        <w:tc>
-          <w:tcPr>
-            <w:tcW w:type="dxa" w:w="2948"/>
-          </w:tcPr>
-          <w:p>
-            <w:pPr>
-              <w:pStyle w:val="TabelaPCMD"/>
-            </w:pPr>
-            <w:r>
-              <w:rPr>
-                <w:rStyle w:val="MarcadorPCMD"/>
-              </w:rPr>
-              <w:t>{{pessoa.responsabilidade}}</w:t>
-            </w:r>
-          </w:p>
-        </w:tc>
-      </w:tr>
-    </w:tbl>
-    <w:p/>
-    <w:p>
-      <w:pPr>
-        <w:pStyle w:val="NotaPCMD"/>
-      </w:pPr>
-      <w:r>
-        <w:t>Inclua apenas os dados pessoais necessários. Pessoas inativadas continuam associadas aos registros anteriores.</w:t>
-      </w:r>
-    </w:p>
-    <w:p>
-      <w:pPr>
-        <w:pStyle w:val="Heading1"/>
-      </w:pPr>
-      <w:r>
-        <w:t>4. Estratégia por classe</w:t>
-      </w:r>
-    </w:p>
-    <w:p>
-      <w:r>
-        <w:t>A avaliação parte da criticidade do PCMD-02 (classe A, B, C ou Pendente). Ativos Pendente são avaliados antes de qualquer decisão baseada na classe, e cada decisão tem justificativa registrada.</w:t>
-      </w:r>
-    </w:p>
-    <w:p>
-      <w:pPr>
-        <w:pStyle w:val="NotaPCMD"/>
-        <w:keepNext/>
-      </w:pPr>
-      <w:r>
-        <w:t>Definição do profissional responsável (</w:t>
+        <w:rPr>
+          <w:rFonts w:ascii="Arial Black" w:hAnsi="Arial Black" w:cs="Arial Black"/>
+          <w:color w:val="0B3D63"/>
+          <w:sz w:val="16"/>
+        </w:rPr>
+        <w:t xml:space="preserve">NOTA   </w:t>
       </w:r>
       <w:r>
-        <w:rPr>
-          <w:rStyle w:val="MarcadorPCMD"/>
-        </w:rPr>
-        <w:t>{{estrategia.responsavel}}</w:t>
-      </w:r>
-      <w:r>
-        <w:t>)</w:t>
-      </w:r>
-    </w:p>
-    <w:tbl>
-      <w:tblPr>
-        <w:tblStyle w:val="TableGrid"/>
-        <w:tblW w:type="auto" w:w="0"/>
-        <w:jc w:val="center"/>
-        <w:tblLayout w:type="fixed"/>
-        <w:tblLook w:firstColumn="1" w:firstRow="1" w:lastColumn="0" w:lastRow="0" w:noHBand="0" w:noVBand="1" w:val="04A0"/>
-        <w:tblLayout w:type="fixed"/>
-        <w:tblBorders>
-          <w:top w:val="single" w:sz="8" w:space="0" w:color="0B3D63"/>
-          <w:left w:val="nil"/>
-          <w:bottom w:val="single" w:sz="8" w:space="0" w:color="0B3D63"/>
-          <w:right w:val="nil"/>
-          <w:insideH w:val="single" w:sz="4" w:space="0" w:color="D5DDE5"/>
-          <w:insideV w:val="nil"/>
-        </w:tblBorders>
-        <w:tblCellMar>
-          <w:top w:w="45" w:type="dxa"/>
-          <w:bottom w:w="45" w:type="dxa"/>
-          <w:left w:w="85" w:type="dxa"/>
-          <w:right w:w="85" w:type="dxa"/>
-        </w:tblCellMar>
-      </w:tblPr>
-      <w:tblGrid>
-        <w:gridCol w:w="1247"/>
-        <w:gridCol w:w="3175"/>
-        <w:gridCol w:w="2608"/>
-        <w:gridCol w:w="2608"/>
-      </w:tblGrid>
-      <w:tr>
-        <w:trPr>
-          <w:tblHeader w:val="true"/>
-          <w:cantSplit/>
-        </w:trPr>
-        <w:tc>
-          <w:tcPr>
-            <w:tcW w:type="dxa" w:w="1247"/>
-            <w:shd w:val="clear" w:color="auto" w:fill="0B3D63"/>
-          </w:tcPr>
-          <w:p>
-            <w:pPr>
-              <w:pStyle w:val="TabelaPCMD"/>
-            </w:pPr>
-            <w:r>
-              <w:rPr>
-                <w:b/>
-                <w:color w:val="FFFFFF"/>
-              </w:rPr>
-              <w:t>Classe</w:t>
-            </w:r>
-          </w:p>
-        </w:tc>
-        <w:tc>
-          <w:tcPr>
-            <w:tcW w:type="dxa" w:w="3175"/>
-            <w:shd w:val="clear" w:color="auto" w:fill="0B3D63"/>
-          </w:tcPr>
-          <w:p>
-            <w:pPr>
-              <w:pStyle w:val="TabelaPCMD"/>
-            </w:pPr>
-            <w:r>
-              <w:rPr>
-                <w:b/>
-                <w:color w:val="FFFFFF"/>
-              </w:rPr>
-              <w:t>Estratégia predominante</w:t>
-            </w:r>
-          </w:p>
-        </w:tc>
-        <w:tc>
-          <w:tcPr>
-            <w:tcW w:type="dxa" w:w="2608"/>
-            <w:shd w:val="clear" w:color="auto" w:fill="0B3D63"/>
-          </w:tcPr>
-          <w:p>
-            <w:pPr>
-              <w:pStyle w:val="TabelaPCMD"/>
-            </w:pPr>
-            <w:r>
-              <w:rPr>
-                <w:b/>
-                <w:color w:val="FFFFFF"/>
-              </w:rPr>
-              <w:t>Prazo de atendimento</w:t>
-            </w:r>
-          </w:p>
-        </w:tc>
-        <w:tc>
-          <w:tcPr>
-            <w:tcW w:type="dxa" w:w="2608"/>
-            <w:shd w:val="clear" w:color="auto" w:fill="0B3D63"/>
-          </w:tcPr>
-          <w:p>
-            <w:pPr>
-              <w:pStyle w:val="TabelaPCMD"/>
-            </w:pPr>
-            <w:r>
-              <w:rPr>
-                <w:b/>
-                <w:color w:val="FFFFFF"/>
-              </w:rPr>
-              <w:t>Revisão do plano</w:t>
-            </w:r>
-          </w:p>
-        </w:tc>
-      </w:tr>
-      <w:tr>
-        <w:trPr>
-          <w:cantSplit/>
-        </w:trPr>
-        <w:tc>
-          <w:tcPr>
-            <w:tcW w:type="dxa" w:w="1247"/>
-          </w:tcPr>
-          <w:p>
-            <w:pPr>
-              <w:pStyle w:val="TabelaPCMD"/>
-            </w:pPr>
-            <w:r>
-              <w:rPr>
-                <w:b/>
-                <w:color w:val="0B3D63"/>
-              </w:rPr>
-              <w:t>A</w:t>
-            </w:r>
-          </w:p>
-        </w:tc>
-        <w:tc>
-          <w:tcPr>
-            <w:tcW w:type="dxa" w:w="3175"/>
-          </w:tcPr>
-          <w:p>
-            <w:pPr>
-              <w:pStyle w:val="TabelaPCMD"/>
-            </w:pPr>
-            <w:r>
-              <w:rPr>
-                <w:rStyle w:val="MarcadorPCMD"/>
-              </w:rPr>
-              <w:t>{{estrategia.classe_a.estrategia}}</w:t>
-            </w:r>
-          </w:p>
-        </w:tc>
-        <w:tc>
-          <w:tcPr>
-            <w:tcW w:type="dxa" w:w="2608"/>
-          </w:tcPr>
-          <w:p>
-            <w:pPr>
-              <w:pStyle w:val="TabelaPCMD"/>
-            </w:pPr>
-            <w:r>
-              <w:rPr>
-                <w:rStyle w:val="MarcadorPCMD"/>
-              </w:rPr>
-              <w:t>{{estrategia.classe_a.prazo}}</w:t>
-            </w:r>
-          </w:p>
-        </w:tc>
-        <w:tc>
-          <w:tcPr>
-            <w:tcW w:type="dxa" w:w="2608"/>
-          </w:tcPr>
-          <w:p>
-            <w:pPr>
-              <w:pStyle w:val="TabelaPCMD"/>
-            </w:pPr>
-            <w:r>
-              <w:rPr>
-                <w:rStyle w:val="MarcadorPCMD"/>
-              </w:rPr>
-              <w:t>{{estrategia.classe_a.revisao}}</w:t>
-            </w:r>
-          </w:p>
-        </w:tc>
-      </w:tr>
-      <w:tr>
-        <w:trPr>
-          <w:cantSplit/>
-        </w:trPr>
-        <w:tc>
-          <w:tcPr>
-            <w:tcW w:type="dxa" w:w="1247"/>
-            <w:shd w:val="clear" w:color="auto" w:fill="F4F7FA"/>
-          </w:tcPr>
-          <w:p>
-            <w:pPr>
-              <w:pStyle w:val="TabelaPCMD"/>
-            </w:pPr>
-            <w:r>
-              <w:rPr>
-                <w:b/>
-                <w:color w:val="0B3D63"/>
-              </w:rPr>
-              <w:t>B</w:t>
-            </w:r>
-          </w:p>
-        </w:tc>
-        <w:tc>
-          <w:tcPr>
-            <w:tcW w:type="dxa" w:w="3175"/>
-            <w:shd w:val="clear" w:color="auto" w:fill="F4F7FA"/>
-          </w:tcPr>
-          <w:p>
-            <w:pPr>
-              <w:pStyle w:val="TabelaPCMD"/>
-            </w:pPr>
-            <w:r>
-              <w:rPr>
-                <w:rStyle w:val="MarcadorPCMD"/>
-              </w:rPr>
-              <w:t>{{estrategia.classe_b.estrategia}}</w:t>
-            </w:r>
-          </w:p>
-        </w:tc>
-        <w:tc>
-          <w:tcPr>
-            <w:tcW w:type="dxa" w:w="2608"/>
-            <w:shd w:val="clear" w:color="auto" w:fill="F4F7FA"/>
-          </w:tcPr>
-          <w:p>
-            <w:pPr>
-              <w:pStyle w:val="TabelaPCMD"/>
-            </w:pPr>
-            <w:r>
-              <w:rPr>
-                <w:rStyle w:val="MarcadorPCMD"/>
-              </w:rPr>
-              <w:t>{{estrategia.classe_b.prazo}}</w:t>
-            </w:r>
-          </w:p>
-        </w:tc>
-        <w:tc>
-          <w:tcPr>
-            <w:tcW w:type="dxa" w:w="2608"/>
-            <w:shd w:val="clear" w:color="auto" w:fill="F4F7FA"/>
-          </w:tcPr>
-          <w:p>
-            <w:pPr>
-              <w:pStyle w:val="TabelaPCMD"/>
-            </w:pPr>
-            <w:r>
-              <w:rPr>
-                <w:rStyle w:val="MarcadorPCMD"/>
-              </w:rPr>
-              <w:t>{{estrategia.classe_b.revisao}}</w:t>
-            </w:r>
-          </w:p>
-        </w:tc>
-      </w:tr>
-      <w:tr>
-        <w:trPr>
-          <w:cantSplit/>
-        </w:trPr>
-        <w:tc>
-          <w:tcPr>
-            <w:tcW w:type="dxa" w:w="1247"/>
-          </w:tcPr>
-          <w:p>
-            <w:pPr>
-              <w:pStyle w:val="TabelaPCMD"/>
-            </w:pPr>
-            <w:r>
-              <w:rPr>
-                <w:b/>
-                <w:color w:val="0B3D63"/>
-              </w:rPr>
-              <w:t>C</w:t>
-            </w:r>
-          </w:p>
-        </w:tc>
-        <w:tc>
-          <w:tcPr>
-            <w:tcW w:type="dxa" w:w="3175"/>
-          </w:tcPr>
-          <w:p>
-            <w:pPr>
-              <w:pStyle w:val="TabelaPCMD"/>
-            </w:pPr>
-            <w:r>
-              <w:rPr>
-                <w:rStyle w:val="MarcadorPCMD"/>
-              </w:rPr>
-              <w:t>{{estrategia.classe_c.estrategia}}</w:t>
-            </w:r>
-          </w:p>
-        </w:tc>
-        <w:tc>
-          <w:tcPr>
-            <w:tcW w:type="dxa" w:w="2608"/>
-          </w:tcPr>
-          <w:p>
-            <w:pPr>
-              <w:pStyle w:val="TabelaPCMD"/>
-            </w:pPr>
-            <w:r>
-              <w:rPr>
-                <w:rStyle w:val="MarcadorPCMD"/>
-              </w:rPr>
-              <w:t>{{estrategia.classe_c.prazo}}</w:t>
-            </w:r>
-          </w:p>
-        </w:tc>
-        <w:tc>
-          <w:tcPr>
-            <w:tcW w:type="dxa" w:w="2608"/>
-          </w:tcPr>
-          <w:p>
-            <w:pPr>
-              <w:pStyle w:val="TabelaPCMD"/>
-            </w:pPr>
-            <w:r>
-              <w:rPr>
-                <w:rStyle w:val="MarcadorPCMD"/>
-              </w:rPr>
-              <w:t>{{estrategia.classe_c.revisao}}</w:t>
-            </w:r>
-          </w:p>
-        </w:tc>
-      </w:tr>
-      <w:tr>
-        <w:trPr>
-          <w:cantSplit/>
-        </w:trPr>
-        <w:tc>
-          <w:tcPr>
-            <w:tcW w:type="dxa" w:w="1247"/>
-            <w:shd w:val="clear" w:color="auto" w:fill="F4F7FA"/>
-          </w:tcPr>
-          <w:p>
-            <w:pPr>
-              <w:pStyle w:val="TabelaPCMD"/>
-            </w:pPr>
-            <w:r>
-              <w:rPr>
-                <w:b/>
-                <w:color w:val="0B3D63"/>
-              </w:rPr>
-              <w:t>Pendente</w:t>
-            </w:r>
-          </w:p>
-        </w:tc>
-        <w:tc>
-          <w:tcPr>
-            <w:tcW w:type="dxa" w:w="3175"/>
-            <w:shd w:val="clear" w:color="auto" w:fill="F4F7FA"/>
-          </w:tcPr>
-          <w:p>
-            <w:pPr>
-              <w:pStyle w:val="TabelaPCMD"/>
-            </w:pPr>
-            <w:r>
-              <w:t>Avaliar a criticidade antes de definir</w:t>
-            </w:r>
-          </w:p>
-        </w:tc>
-        <w:tc>
-          <w:tcPr>
-            <w:tcW w:type="dxa" w:w="2608"/>
-            <w:shd w:val="clear" w:color="auto" w:fill="F4F7FA"/>
-          </w:tcPr>
-          <w:p>
-            <w:pPr>
-              <w:pStyle w:val="TabelaPCMD"/>
-            </w:pPr>
-            <w:r>
-              <w:t>Não se aplica</w:t>
-            </w:r>
-          </w:p>
-        </w:tc>
-        <w:tc>
-          <w:tcPr>
-            <w:tcW w:type="dxa" w:w="2608"/>
-            <w:shd w:val="clear" w:color="auto" w:fill="F4F7FA"/>
-          </w:tcPr>
-          <w:p>
-            <w:pPr>
-              <w:pStyle w:val="TabelaPCMD"/>
-            </w:pPr>
-            <w:r>
-              <w:t>Não se aplica</w:t>
-            </w:r>
-          </w:p>
-        </w:tc>
-      </w:tr>
-    </w:tbl>
-    <w:p/>
-    <w:p>
-      <w:r>
-        <w:t xml:space="preserve">Periodicidade de revisão da estratégia: </w:t>
-      </w:r>
-      <w:r>
-        <w:rPr>
-          <w:rStyle w:val="MarcadorPCMD"/>
-        </w:rPr>
-        <w:t>{{estrategia.periodicidade_revisao}}</w:t>
-      </w:r>
-      <w:r>
-        <w:t>. A classe não altera automaticamente nenhuma frequência.</w:t>
-      </w:r>
-    </w:p>
-    <w:p>
-      <w:pPr>
-        <w:pStyle w:val="Heading1"/>
-      </w:pPr>
-      <w:r>
-        <w:t>5. Origem das tarefas</w:t>
-      </w:r>
-    </w:p>
-    <w:tbl>
-      <w:tblPr>
-        <w:tblStyle w:val="TableGrid"/>
-        <w:tblW w:type="auto" w:w="0"/>
-        <w:jc w:val="center"/>
-        <w:tblLayout w:type="fixed"/>
-        <w:tblLook w:firstColumn="1" w:firstRow="1" w:lastColumn="0" w:lastRow="0" w:noHBand="0" w:noVBand="1" w:val="04A0"/>
-        <w:tblLayout w:type="fixed"/>
-        <w:tblBorders>
-          <w:top w:val="single" w:sz="8" w:space="0" w:color="0B3D63"/>
-          <w:left w:val="nil"/>
-          <w:bottom w:val="single" w:sz="8" w:space="0" w:color="0B3D63"/>
-          <w:right w:val="nil"/>
-          <w:insideH w:val="single" w:sz="4" w:space="0" w:color="D5DDE5"/>
-          <w:insideV w:val="nil"/>
-        </w:tblBorders>
-        <w:tblCellMar>
-          <w:top w:w="45" w:type="dxa"/>
-          <w:bottom w:w="45" w:type="dxa"/>
-          <w:left w:w="85" w:type="dxa"/>
-          <w:right w:w="85" w:type="dxa"/>
-        </w:tblCellMar>
-      </w:tblPr>
-      <w:tblGrid>
-        <w:gridCol w:w="2268"/>
-        <w:gridCol w:w="7370"/>
-      </w:tblGrid>
-      <w:tr>
-        <w:trPr>
-          <w:tblHeader w:val="true"/>
-          <w:cantSplit/>
-        </w:trPr>
-        <w:tc>
-          <w:tcPr>
-            <w:tcW w:type="dxa" w:w="2268"/>
-            <w:shd w:val="clear" w:color="auto" w:fill="0B3D63"/>
-          </w:tcPr>
-          <w:p>
-            <w:pPr>
-              <w:pStyle w:val="TabelaPCMD"/>
-            </w:pPr>
-            <w:r>
-              <w:rPr>
-                <w:b/>
-                <w:color w:val="FFFFFF"/>
-              </w:rPr>
-              <w:t>Regra</w:t>
-            </w:r>
-          </w:p>
-        </w:tc>
-        <w:tc>
-          <w:tcPr>
-            <w:tcW w:type="dxa" w:w="7370"/>
-            <w:shd w:val="clear" w:color="auto" w:fill="0B3D63"/>
-          </w:tcPr>
-          <w:p>
-            <w:pPr>
-              <w:pStyle w:val="TabelaPCMD"/>
-            </w:pPr>
-            <w:r>
-              <w:rPr>
-                <w:b/>
-                <w:color w:val="FFFFFF"/>
-              </w:rPr>
-              <w:t>Detalhe</w:t>
-            </w:r>
-          </w:p>
-        </w:tc>
-      </w:tr>
-      <w:tr>
-        <w:trPr>
-          <w:cantSplit/>
-        </w:trPr>
-        <w:tc>
-          <w:tcPr>
-            <w:tcW w:type="dxa" w:w="2268"/>
-          </w:tcPr>
-          <w:p>
-            <w:pPr>
-              <w:pStyle w:val="TabelaPCMD"/>
-            </w:pPr>
-            <w:r>
-              <w:rPr>
-                <w:b/>
-                <w:color w:val="0B3D63"/>
-              </w:rPr>
-              <w:t>Origem e versão</w:t>
-            </w:r>
-          </w:p>
-        </w:tc>
-        <w:tc>
-          <w:tcPr>
-            <w:tcW w:type="dxa" w:w="7370"/>
-          </w:tcPr>
-          <w:p>
-            <w:pPr>
-              <w:pStyle w:val="TabelaPCMD"/>
-            </w:pPr>
-            <w:r>
-              <w:t>Toda tarefa vem da biblioteca técnica com origem e versão registradas.</w:t>
-            </w:r>
-          </w:p>
-        </w:tc>
-      </w:tr>
-      <w:tr>
-        <w:trPr>
-          <w:cantSplit/>
-        </w:trPr>
-        <w:tc>
-          <w:tcPr>
-            <w:tcW w:type="dxa" w:w="2268"/>
-            <w:shd w:val="clear" w:color="auto" w:fill="F4F7FA"/>
-          </w:tcPr>
-          <w:p>
-            <w:pPr>
-              <w:pStyle w:val="TabelaPCMD"/>
-            </w:pPr>
-            <w:r>
-              <w:rPr>
-                <w:b/>
-                <w:color w:val="0B3D63"/>
-              </w:rPr>
-              <w:t>Tarefa genérica</w:t>
-            </w:r>
-          </w:p>
-        </w:tc>
-        <w:tc>
-          <w:tcPr>
-            <w:tcW w:type="dxa" w:w="7370"/>
-            <w:shd w:val="clear" w:color="auto" w:fill="F4F7FA"/>
-          </w:tcPr>
-          <w:p>
-            <w:pPr>
-              <w:pStyle w:val="TabelaPCMD"/>
-            </w:pPr>
-            <w:r>
-              <w:t>Origem exata: base genérica a validar com manual do fabricante.</w:t>
-            </w:r>
-          </w:p>
-        </w:tc>
-      </w:tr>
-      <w:tr>
-        <w:trPr>
-          <w:cantSplit/>
-        </w:trPr>
-        <w:tc>
-          <w:tcPr>
-            <w:tcW w:type="dxa" w:w="2268"/>
-          </w:tcPr>
-          <w:p>
-            <w:pPr>
-              <w:pStyle w:val="TabelaPCMD"/>
-            </w:pPr>
-            <w:r>
-              <w:rPr>
-                <w:b/>
-                <w:color w:val="0B3D63"/>
-              </w:rPr>
-              <w:t>Confirmação</w:t>
-            </w:r>
-          </w:p>
-        </w:tc>
-        <w:tc>
-          <w:tcPr>
-            <w:tcW w:type="dxa" w:w="7370"/>
-          </w:tcPr>
-          <w:p>
-            <w:pPr>
-              <w:pStyle w:val="TabelaPCMD"/>
-            </w:pPr>
-            <w:r>
-              <w:t>Ao confirmar em manual do fabricante ou outra fonte, atualizar origem e versão.</w:t>
-            </w:r>
-          </w:p>
-        </w:tc>
-      </w:tr>
-    </w:tbl>
-    <w:p/>
-    <w:p>
-      <w:pPr>
-        <w:pStyle w:val="DestaquePCMD"/>
-        <w:pBdr>
-          <w:left w:val="single" w:sz="18" w:space="8" w:color="0B3D63"/>
-        </w:pBdr>
-        <w:shd w:val="clear" w:color="auto" w:fill="F4F7FA"/>
-      </w:pPr>
-      <w:r>
-        <w:t>Tarefa de segurança não pode ser excluída, desmarcada nem ter intervalo ampliado; só é permitido manter ou aumentar a frequência. Validações de planilha ajudam, mas podem ser contornadas e não substituem as travas do app.</w:t>
-      </w:r>
-    </w:p>
-    <w:p>
-      <w:pPr>
-        <w:pStyle w:val="Heading1"/>
-      </w:pPr>
-      <w:r>
-        <w:t>6. Do plano ao registro</w:t>
-      </w:r>
-    </w:p>
-    <w:p>
-      <w:pPr>
-        <w:pStyle w:val="Heading2"/>
-      </w:pPr>
-      <w:r>
-        <w:t>Fluxo</w:t>
-      </w:r>
-    </w:p>
-    <w:tbl>
-      <w:tblPr>
-        <w:tblStyle w:val="TableGrid"/>
-        <w:tblW w:type="auto" w:w="0"/>
-        <w:jc w:val="center"/>
-        <w:tblLayout w:type="fixed"/>
-        <w:tblLook w:firstColumn="1" w:firstRow="1" w:lastColumn="0" w:lastRow="0" w:noHBand="0" w:noVBand="1" w:val="04A0"/>
-        <w:tblLayout w:type="fixed"/>
-        <w:tblBorders>
-          <w:top w:val="single" w:sz="8" w:space="0" w:color="0B3D63"/>
-          <w:left w:val="nil"/>
-          <w:bottom w:val="single" w:sz="8" w:space="0" w:color="0B3D63"/>
-          <w:right w:val="nil"/>
-          <w:insideH w:val="single" w:sz="4" w:space="0" w:color="D5DDE5"/>
-          <w:insideV w:val="nil"/>
-        </w:tblBorders>
-        <w:tblCellMar>
-          <w:top w:w="45" w:type="dxa"/>
-          <w:bottom w:w="45" w:type="dxa"/>
-          <w:left w:w="85" w:type="dxa"/>
-          <w:right w:w="85" w:type="dxa"/>
-        </w:tblCellMar>
-      </w:tblPr>
-      <w:tblGrid>
-        <w:gridCol w:w="1474"/>
-        <w:gridCol w:w="5896"/>
-        <w:gridCol w:w="2268"/>
-      </w:tblGrid>
-      <w:tr>
-        <w:trPr>
-          <w:tblHeader w:val="true"/>
-          <w:cantSplit/>
-        </w:trPr>
-        <w:tc>
-          <w:tcPr>
-            <w:tcW w:type="dxa" w:w="1474"/>
-            <w:shd w:val="clear" w:color="auto" w:fill="0B3D63"/>
-          </w:tcPr>
-          <w:p>
-            <w:pPr>
-              <w:pStyle w:val="TabelaPCMD"/>
-            </w:pPr>
-            <w:r>
-              <w:rPr>
-                <w:b/>
-                <w:color w:val="FFFFFF"/>
-              </w:rPr>
-              <w:t>Etapa</w:t>
-            </w:r>
-          </w:p>
-        </w:tc>
-        <w:tc>
-          <w:tcPr>
-            <w:tcW w:type="dxa" w:w="5896"/>
-            <w:shd w:val="clear" w:color="auto" w:fill="0B3D63"/>
-          </w:tcPr>
-          <w:p>
-            <w:pPr>
-              <w:pStyle w:val="TabelaPCMD"/>
-            </w:pPr>
-            <w:r>
-              <w:rPr>
-                <w:b/>
-                <w:color w:val="FFFFFF"/>
-              </w:rPr>
-              <w:t>O que fazer</w:t>
-            </w:r>
-          </w:p>
-        </w:tc>
-        <w:tc>
-          <w:tcPr>
-            <w:tcW w:type="dxa" w:w="2268"/>
-            <w:shd w:val="clear" w:color="auto" w:fill="0B3D63"/>
-          </w:tcPr>
-          <w:p>
-            <w:pPr>
-              <w:pStyle w:val="TabelaPCMD"/>
-            </w:pPr>
-            <w:r>
-              <w:rPr>
-                <w:b/>
-                <w:color w:val="FFFFFF"/>
-              </w:rPr>
-              <w:t>Onde</w:t>
-            </w:r>
-          </w:p>
-        </w:tc>
-      </w:tr>
-      <w:tr>
-        <w:trPr>
-          <w:cantSplit/>
-        </w:trPr>
-        <w:tc>
-          <w:tcPr>
-            <w:tcW w:type="dxa" w:w="1474"/>
-          </w:tcPr>
-          <w:p>
-            <w:pPr>
-              <w:pStyle w:val="TabelaPCMD"/>
-            </w:pPr>
-            <w:r>
-              <w:rPr>
-                <w:b/>
-                <w:color w:val="0B3D63"/>
-              </w:rPr>
-              <w:t>1. Planejar</w:t>
-            </w:r>
-          </w:p>
-        </w:tc>
-        <w:tc>
-          <w:tcPr>
-            <w:tcW w:type="dxa" w:w="5896"/>
-          </w:tcPr>
-          <w:p>
-            <w:pPr>
-              <w:pStyle w:val="TabelaPCMD"/>
-            </w:pPr>
-            <w:r>
-              <w:t>Manter atividade, frequência vigente, especialidade, duração e responsável de cada tarefa.</w:t>
-            </w:r>
-          </w:p>
-        </w:tc>
-        <w:tc>
-          <w:tcPr>
-            <w:tcW w:type="dxa" w:w="2268"/>
-          </w:tcPr>
-          <w:p>
-            <w:pPr>
-              <w:pStyle w:val="TabelaPCMD"/>
-            </w:pPr>
-            <w:r>
-              <w:t>PCMD-03 Plano Mestre</w:t>
-            </w:r>
-          </w:p>
-        </w:tc>
-      </w:tr>
-      <w:tr>
-        <w:trPr>
-          <w:cantSplit/>
-        </w:trPr>
-        <w:tc>
-          <w:tcPr>
-            <w:tcW w:type="dxa" w:w="1474"/>
-            <w:shd w:val="clear" w:color="auto" w:fill="F4F7FA"/>
-          </w:tcPr>
-          <w:p>
-            <w:pPr>
-              <w:pStyle w:val="TabelaPCMD"/>
-            </w:pPr>
-            <w:r>
-              <w:rPr>
-                <w:b/>
-                <w:color w:val="0B3D63"/>
-              </w:rPr>
-              <w:t>2. Prever</w:t>
-            </w:r>
-          </w:p>
-        </w:tc>
-        <w:tc>
-          <w:tcPr>
-            <w:tcW w:type="dxa" w:w="5896"/>
-            <w:shd w:val="clear" w:color="auto" w:fill="F4F7FA"/>
-          </w:tcPr>
-          <w:p>
-            <w:pPr>
-              <w:pStyle w:val="TabelaPCMD"/>
-            </w:pPr>
-            <w:r>
-              <w:t>Gerar as ocorrências do ciclo de 52 semanas a partir do início (sem calendário ISO; diária = dias úteis, sem feriados).</w:t>
-            </w:r>
-          </w:p>
-        </w:tc>
-        <w:tc>
-          <w:tcPr>
-            <w:tcW w:type="dxa" w:w="2268"/>
-            <w:shd w:val="clear" w:color="auto" w:fill="F4F7FA"/>
-          </w:tcPr>
-          <w:p>
-            <w:pPr>
-              <w:pStyle w:val="TabelaPCMD"/>
-            </w:pPr>
-            <w:r>
-              <w:t>PCMD-04 Ocorrências</w:t>
-            </w:r>
-          </w:p>
-        </w:tc>
-      </w:tr>
-      <w:tr>
-        <w:trPr>
-          <w:cantSplit/>
-        </w:trPr>
-        <w:tc>
-          <w:tcPr>
-            <w:tcW w:type="dxa" w:w="1474"/>
-          </w:tcPr>
-          <w:p>
-            <w:pPr>
-              <w:pStyle w:val="TabelaPCMD"/>
-            </w:pPr>
-            <w:r>
-              <w:rPr>
-                <w:b/>
-                <w:color w:val="0B3D63"/>
-              </w:rPr>
-              <w:t>3. Executar</w:t>
-            </w:r>
-          </w:p>
-        </w:tc>
-        <w:tc>
-          <w:tcPr>
-            <w:tcW w:type="dxa" w:w="5896"/>
-          </w:tcPr>
-          <w:p>
-            <w:pPr>
-              <w:pStyle w:val="TabelaPCMD"/>
-            </w:pPr>
-            <w:r>
-              <w:t>Registrar cada realização com data, responsável e a data prevista da ocorrência atendida.</w:t>
-            </w:r>
-          </w:p>
-        </w:tc>
-        <w:tc>
-          <w:tcPr>
-            <w:tcW w:type="dxa" w:w="2268"/>
-          </w:tcPr>
-          <w:p>
-            <w:pPr>
-              <w:pStyle w:val="TabelaPCMD"/>
-            </w:pPr>
-            <w:r>
-              <w:t>PCMD-04 Execuções</w:t>
-            </w:r>
-          </w:p>
-        </w:tc>
-      </w:tr>
-      <w:tr>
-        <w:trPr>
-          <w:cantSplit/>
-        </w:trPr>
-        <w:tc>
-          <w:tcPr>
-            <w:tcW w:type="dxa" w:w="1474"/>
-            <w:shd w:val="clear" w:color="auto" w:fill="F4F7FA"/>
-          </w:tcPr>
-          <w:p>
-            <w:pPr>
-              <w:pStyle w:val="TabelaPCMD"/>
-            </w:pPr>
-            <w:r>
-              <w:rPr>
-                <w:b/>
-                <w:color w:val="0B3D63"/>
-              </w:rPr>
-              <w:t>4. Acompanhar</w:t>
-            </w:r>
-          </w:p>
-        </w:tc>
-        <w:tc>
-          <w:tcPr>
-            <w:tcW w:type="dxa" w:w="5896"/>
-            <w:shd w:val="clear" w:color="auto" w:fill="F4F7FA"/>
-          </w:tcPr>
-          <w:p>
-            <w:pPr>
-              <w:pStyle w:val="TabelaPCMD"/>
-            </w:pPr>
-            <w:r>
-              <w:t xml:space="preserve">Ver o % realizado por mês da data prevista e comparar com a meta </w:t>
-            </w:r>
-            <w:r>
-              <w:rPr>
-                <w:rStyle w:val="MarcadorPCMD"/>
-              </w:rPr>
-              <w:t>{{metas.aderencia}}</w:t>
-            </w:r>
-            <w:r>
-              <w:t>.</w:t>
-            </w:r>
-          </w:p>
-        </w:tc>
-        <w:tc>
-          <w:tcPr>
-            <w:tcW w:type="dxa" w:w="2268"/>
-            <w:shd w:val="clear" w:color="auto" w:fill="F4F7FA"/>
-          </w:tcPr>
-          <w:p>
-            <w:pPr>
-              <w:pStyle w:val="TabelaPCMD"/>
-            </w:pPr>
-            <w:r>
-              <w:t>PCMD-04 Cronograma</w:t>
-            </w:r>
-          </w:p>
-        </w:tc>
-      </w:tr>
-    </w:tbl>
-    <w:p/>
-    <w:p>
-      <w:pPr>
-        <w:pStyle w:val="Heading2"/>
-      </w:pPr>
-      <w:r>
-        <w:t>Como o realizado é contado</w:t>
-      </w:r>
-    </w:p>
-    <w:p>
-      <w:pPr>
-        <w:pStyle w:val="ListBullet"/>
-      </w:pPr>
-      <w:r>
-        <w:t>Pelo vínculo explícito à ocorrência prevista, nunca pela coincidência da data real; o mês é o da data prevista.</w:t>
-      </w:r>
-    </w:p>
-    <w:p>
-      <w:pPr>
-        <w:pStyle w:val="ListBullet"/>
-      </w:pPr>
-      <w:r>
-        <w:t>Duas execuções da mesma ocorrência contam uma vez. Canceladas e sem vínculo (inclusive legado) aparecem separadas e não contam.</w:t>
-      </w:r>
-    </w:p>
-    <w:p>
-      <w:pPr>
-        <w:pStyle w:val="ListBullet"/>
-      </w:pPr>
-      <w:r>
-        <w:t>Horas previstas são estimadas pela duração da tarefa; não são horas trabalhadas.</w:t>
-      </w:r>
-    </w:p>
-    <w:p>
-      <w:pPr>
-        <w:pStyle w:val="Heading1"/>
-      </w:pPr>
-      <w:r>
-        <w:t>7. Tratamento de falhas</w:t>
-      </w:r>
-    </w:p>
-    <w:p>
-      <w:r>
-        <w:t>Cada falha vai para a ficha PCMD-05 com ativo, data, sintoma, causa, ação, horas de parada (opcional), peça e responsável. A análise de causa segue o critério do profissional responsável; este manual não prescreve procedimentos técnicos.</w:t>
-      </w:r>
-    </w:p>
-    <w:p>
-      <w:pPr>
-        <w:pStyle w:val="ListBullet"/>
-      </w:pPr>
-      <w:r>
-        <w:t>Horas de parada vazias significam não informado e não são tratadas como zero.</w:t>
-      </w:r>
-    </w:p>
-    <w:p>
-      <w:pPr>
-        <w:pStyle w:val="ListBullet"/>
-      </w:pPr>
-      <w:r>
-        <w:t>Falhas recorrentes vão para a revisão da estratégia, na periodicidade definida.</w:t>
-      </w:r>
-    </w:p>
-    <w:p>
-      <w:pPr>
-        <w:pStyle w:val="Heading1"/>
-      </w:pPr>
-      <w:r>
-        <w:t>8. Indicadores</w:t>
-      </w:r>
-    </w:p>
-    <w:tbl>
-      <w:tblPr>
-        <w:tblStyle w:val="TableGrid"/>
-        <w:tblW w:type="auto" w:w="0"/>
-        <w:jc w:val="center"/>
-        <w:tblLayout w:type="fixed"/>
-        <w:tblLook w:firstColumn="1" w:firstRow="1" w:lastColumn="0" w:lastRow="0" w:noHBand="0" w:noVBand="1" w:val="04A0"/>
-        <w:tblLayout w:type="fixed"/>
-        <w:tblBorders>
-          <w:top w:val="single" w:sz="8" w:space="0" w:color="0B3D63"/>
-          <w:left w:val="nil"/>
-          <w:bottom w:val="single" w:sz="8" w:space="0" w:color="0B3D63"/>
-          <w:right w:val="nil"/>
-          <w:insideH w:val="single" w:sz="4" w:space="0" w:color="D5DDE5"/>
-          <w:insideV w:val="nil"/>
-        </w:tblBorders>
-        <w:tblCellMar>
-          <w:top w:w="45" w:type="dxa"/>
-          <w:bottom w:w="45" w:type="dxa"/>
-          <w:left w:w="85" w:type="dxa"/>
-          <w:right w:w="85" w:type="dxa"/>
-        </w:tblCellMar>
-      </w:tblPr>
-      <w:tblGrid>
-        <w:gridCol w:w="2381"/>
-        <w:gridCol w:w="5443"/>
-        <w:gridCol w:w="1814"/>
-      </w:tblGrid>
-      <w:tr>
-        <w:trPr>
-          <w:tblHeader w:val="true"/>
-          <w:cantSplit/>
-        </w:trPr>
-        <w:tc>
-          <w:tcPr>
-            <w:tcW w:type="dxa" w:w="2381"/>
-            <w:shd w:val="clear" w:color="auto" w:fill="0B3D63"/>
-          </w:tcPr>
-          <w:p>
-            <w:pPr>
-              <w:pStyle w:val="TabelaPCMD"/>
-            </w:pPr>
-            <w:r>
-              <w:rPr>
-                <w:b/>
-                <w:color w:val="FFFFFF"/>
-              </w:rPr>
-              <w:t>Indicador</w:t>
-            </w:r>
-          </w:p>
-        </w:tc>
-        <w:tc>
-          <w:tcPr>
-            <w:tcW w:type="dxa" w:w="5443"/>
-            <w:shd w:val="clear" w:color="auto" w:fill="0B3D63"/>
-          </w:tcPr>
-          <w:p>
-            <w:pPr>
-              <w:pStyle w:val="TabelaPCMD"/>
-            </w:pPr>
-            <w:r>
-              <w:rPr>
-                <w:b/>
-                <w:color w:val="FFFFFF"/>
-              </w:rPr>
-              <w:t>Regra explícita</w:t>
-            </w:r>
-          </w:p>
-        </w:tc>
-        <w:tc>
-          <w:tcPr>
-            <w:tcW w:type="dxa" w:w="1814"/>
-            <w:shd w:val="clear" w:color="auto" w:fill="0B3D63"/>
-          </w:tcPr>
-          <w:p>
-            <w:pPr>
-              <w:pStyle w:val="TabelaPCMD"/>
-            </w:pPr>
-            <w:r>
-              <w:rPr>
-                <w:b/>
-                <w:color w:val="FFFFFF"/>
-              </w:rPr>
-              <w:t>Meta</w:t>
-            </w:r>
-          </w:p>
-        </w:tc>
-      </w:tr>
-      <w:tr>
-        <w:trPr>
-          <w:cantSplit/>
-        </w:trPr>
-        <w:tc>
-          <w:tcPr>
-            <w:tcW w:type="dxa" w:w="2381"/>
-          </w:tcPr>
-          <w:p>
-            <w:pPr>
-              <w:pStyle w:val="TabelaPCMD"/>
-            </w:pPr>
-            <w:r>
-              <w:rPr>
-                <w:b/>
-                <w:color w:val="0B3D63"/>
-              </w:rPr>
-              <w:t>% realizado (por ocorrência)</w:t>
-            </w:r>
-          </w:p>
-        </w:tc>
-        <w:tc>
-          <w:tcPr>
-            <w:tcW w:type="dxa" w:w="5443"/>
-          </w:tcPr>
-          <w:p>
-            <w:pPr>
-              <w:pStyle w:val="TabelaPCMD"/>
-            </w:pPr>
-            <w:r>
-              <w:t>Concluídas distintas ÷ previstas distintas, no mês da data prevista; mês sem previsão: Sem previsão.</w:t>
-            </w:r>
-          </w:p>
-        </w:tc>
-        <w:tc>
-          <w:tcPr>
-            <w:tcW w:type="dxa" w:w="1814"/>
-          </w:tcPr>
-          <w:p>
-            <w:pPr>
-              <w:pStyle w:val="TabelaPCMD"/>
-            </w:pPr>
-            <w:r>
-              <w:rPr>
-                <w:rStyle w:val="MarcadorPCMD"/>
-              </w:rPr>
-              <w:t>{{metas.aderencia}}</w:t>
-            </w:r>
-          </w:p>
-        </w:tc>
-      </w:tr>
-      <w:tr>
-        <w:trPr>
-          <w:cantSplit/>
-        </w:trPr>
-        <w:tc>
-          <w:tcPr>
-            <w:tcW w:type="dxa" w:w="2381"/>
-            <w:shd w:val="clear" w:color="auto" w:fill="F4F7FA"/>
-          </w:tcPr>
-          <w:p>
-            <w:pPr>
-              <w:pStyle w:val="TabelaPCMD"/>
-            </w:pPr>
-            <w:r>
-              <w:rPr>
-                <w:b/>
-                <w:color w:val="0B3D63"/>
-              </w:rPr>
-              <w:t>Falhas registradas</w:t>
-            </w:r>
-          </w:p>
-        </w:tc>
-        <w:tc>
-          <w:tcPr>
-            <w:tcW w:type="dxa" w:w="5443"/>
-            <w:shd w:val="clear" w:color="auto" w:fill="F4F7FA"/>
-          </w:tcPr>
-          <w:p>
-            <w:pPr>
-              <w:pStyle w:val="TabelaPCMD"/>
-            </w:pPr>
-            <w:r>
-              <w:t>Contagem de registros da PCMD-05 no período.</w:t>
-            </w:r>
-          </w:p>
-        </w:tc>
-        <w:tc>
-          <w:tcPr>
-            <w:tcW w:type="dxa" w:w="1814"/>
-            <w:shd w:val="clear" w:color="auto" w:fill="F4F7FA"/>
-          </w:tcPr>
-          <w:p>
-            <w:pPr>
-              <w:pStyle w:val="TabelaPCMD"/>
-            </w:pPr>
-            <w:r>
-              <w:t>A definir</w:t>
-            </w:r>
-          </w:p>
-        </w:tc>
-      </w:tr>
-      <w:tr>
-        <w:trPr>
-          <w:cantSplit/>
-        </w:trPr>
-        <w:tc>
-          <w:tcPr>
-            <w:tcW w:type="dxa" w:w="2381"/>
-          </w:tcPr>
-          <w:p>
-            <w:pPr>
-              <w:pStyle w:val="TabelaPCMD"/>
-            </w:pPr>
-            <w:r>
-              <w:rPr>
-                <w:b/>
-                <w:color w:val="0B3D63"/>
-              </w:rPr>
-              <w:t>Horas de parada informadas</w:t>
-            </w:r>
-          </w:p>
-        </w:tc>
-        <w:tc>
-          <w:tcPr>
-            <w:tcW w:type="dxa" w:w="5443"/>
-          </w:tcPr>
-          <w:p>
-            <w:pPr>
-              <w:pStyle w:val="TabelaPCMD"/>
-            </w:pPr>
-            <w:r>
-              <w:t>Soma das horas informadas na PCMD-05; vazios não entram como zero. Não é disponibilidade.</w:t>
-            </w:r>
-          </w:p>
-        </w:tc>
-        <w:tc>
-          <w:tcPr>
-            <w:tcW w:type="dxa" w:w="1814"/>
-          </w:tcPr>
-          <w:p>
-            <w:pPr>
-              <w:pStyle w:val="TabelaPCMD"/>
-            </w:pPr>
-            <w:r>
-              <w:t>A definir</w:t>
-            </w:r>
-          </w:p>
-        </w:tc>
-      </w:tr>
-      <w:tr>
-        <w:trPr>
-          <w:cantSplit/>
-        </w:trPr>
-        <w:tc>
-          <w:tcPr>
-            <w:tcW w:type="dxa" w:w="2381"/>
-            <w:shd w:val="clear" w:color="auto" w:fill="F4F7FA"/>
-          </w:tcPr>
-          <w:p>
-            <w:pPr>
-              <w:pStyle w:val="TabelaPCMD"/>
-            </w:pPr>
-            <w:r>
-              <w:rPr>
-                <w:b/>
-                <w:color w:val="0B3D63"/>
-              </w:rPr>
-              <w:t>Disponibilidade, MTBF e MTTR</w:t>
-            </w:r>
-          </w:p>
-        </w:tc>
-        <w:tc>
-          <w:tcPr>
-            <w:tcW w:type="dxa" w:w="5443"/>
-            <w:shd w:val="clear" w:color="auto" w:fill="F4F7FA"/>
-          </w:tcPr>
-          <w:p>
-            <w:pPr>
-              <w:pStyle w:val="TabelaPCMD"/>
-            </w:pPr>
-            <w:r>
-              <w:t>Não calculados: regras técnicas a definir pelo mantenedor.</w:t>
-            </w:r>
-          </w:p>
-        </w:tc>
-        <w:tc>
-          <w:tcPr>
-            <w:tcW w:type="dxa" w:w="1814"/>
-            <w:shd w:val="clear" w:color="auto" w:fill="F4F7FA"/>
-          </w:tcPr>
-          <w:p>
-            <w:pPr>
-              <w:pStyle w:val="TabelaPCMD"/>
-            </w:pPr>
-            <w:r>
-              <w:rPr>
-                <w:rStyle w:val="MarcadorPCMD"/>
-              </w:rPr>
-              <w:t>{{metas.disponibilidade}}</w:t>
-            </w:r>
-          </w:p>
-        </w:tc>
-      </w:tr>
-    </w:tbl>
-    <w:p/>
-    <w:p>
-      <w:pPr>
-        <w:pStyle w:val="Heading1"/>
-      </w:pPr>
-      <w:r>
-        <w:t>9. Revisão</w:t>
-      </w:r>
-    </w:p>
-    <w:p>
-      <w:r>
-        <w:t xml:space="preserve">A estratégia é revisada na periodicidade </w:t>
-      </w:r>
-      <w:r>
-        <w:rPr>
-          <w:rStyle w:val="MarcadorPCMD"/>
-        </w:rPr>
-        <w:t>{{estrategia.periodicidade_revisao}}</w:t>
-      </w:r>
-      <w:r>
-        <w:t xml:space="preserve"> e sempre que mudarem o ativo, a criticidade, o histórico de falhas ou as referências. Cada revisão entra no histórico abaixo e na lista mestra (PCMD-01).</w:t>
-      </w:r>
-    </w:p>
-    <w:p>
-      <w:pPr>
-        <w:pStyle w:val="Heading1"/>
-      </w:pPr>
-      <w:r>
-        <w:t>10. Referências e requisitos</w:t>
+        <w:t>Estratégias, prazos por classe e metas são definidos pelo profissional responsável. Enquanto não forem, aparecem como A definir: este manual não cria regras técnicas.</w:t>
       </w:r>
     </w:p>
     <w:p>
@@ -2574,10 +75,18 @@
       <w:pPr>
         <w:pStyle w:val="DestaquePCMD"/>
         <w:pBdr>
-          <w:left w:val="single" w:sz="18" w:space="8" w:color="0B3D63"/>
+          <w:left w:val="single" w:sz="24" w:space="6" w:color="0B3D63"/>
         </w:pBdr>
-        <w:shd w:val="clear" w:color="auto" w:fill="F4F7FA"/>
+        <w:shd w:val="clear" w:color="auto" w:fill="EEF2F8"/>
       </w:pPr>
+      <w:r>
+        <w:rPr>
+          <w:rFonts w:ascii="Arial Black" w:hAnsi="Arial Black" w:cs="Arial Black"/>
+          <w:color w:val="0B3D63"/>
+          <w:sz w:val="16"/>
+        </w:rPr>
+        <w:t xml:space="preserve">NOTA   </w:t>
+      </w:r>
       <w:r>
         <w:t>Cada referência começa Não verificado. Verificado exige fonte oficial HTTPS, versão e data; registra a conferência do responsável e não certifica conformidade. Não cite número de norma sem essas informações.</w:t>
       </w:r>
@@ -2600,18 +109,18 @@
         <w:tblLook w:firstColumn="1" w:firstRow="1" w:lastColumn="0" w:lastRow="0" w:noHBand="0" w:noVBand="1" w:val="04A0"/>
         <w:tblLayout w:type="fixed"/>
         <w:tblBorders>
-          <w:top w:val="single" w:sz="8" w:space="0" w:color="0B3D63"/>
-          <w:left w:val="nil"/>
-          <w:bottom w:val="single" w:sz="8" w:space="0" w:color="0B3D63"/>
-          <w:right w:val="nil"/>
-          <w:insideH w:val="single" w:sz="4" w:space="0" w:color="D5DDE5"/>
-          <w:insideV w:val="nil"/>
+          <w:top w:val="single" w:sz="4" w:space="0" w:color="D5DCE8"/>
+          <w:left w:val="single" w:sz="4" w:space="0" w:color="D5DCE8"/>
+          <w:bottom w:val="single" w:sz="4" w:space="0" w:color="D5DCE8"/>
+          <w:right w:val="single" w:sz="4" w:space="0" w:color="D5DCE8"/>
+          <w:insideH w:val="single" w:sz="4" w:space="0" w:color="D5DCE8"/>
+          <w:insideV w:val="single" w:sz="4" w:space="0" w:color="D5DCE8"/>
         </w:tblBorders>
         <w:tblCellMar>
-          <w:top w:w="45" w:type="dxa"/>
-          <w:bottom w:w="45" w:type="dxa"/>
-          <w:left w:w="85" w:type="dxa"/>
-          <w:right w:w="85" w:type="dxa"/>
+          <w:top w:w="50" w:type="dxa"/>
+          <w:bottom w:w="50" w:type="dxa"/>
+          <w:left w:w="90" w:type="dxa"/>
+          <w:right w:w="90" w:type="dxa"/>
         </w:tblCellMar>
       </w:tblPr>
       <w:tblGrid>
@@ -2629,16 +138,20 @@
         <w:tc>
           <w:tcPr>
             <w:tcW w:type="dxa" w:w="2948"/>
-            <w:shd w:val="clear" w:color="auto" w:fill="0B3D63"/>
+            <w:shd w:val="clear" w:color="auto" w:fill="DCE6F5"/>
+            <w:tcBorders>
+              <w:bottom w:val="single" w:sz="8" w:space="0" w:color="0B3D63"/>
+            </w:tcBorders>
           </w:tcPr>
           <w:p>
             <w:pPr>
               <w:pStyle w:val="TabelaPCMD"/>
+              <w:jc w:val="center"/>
             </w:pPr>
             <w:r>
               <w:rPr>
                 <w:b/>
-                <w:color w:val="FFFFFF"/>
+                <w:color w:val="0B3D63"/>
               </w:rPr>
               <w:t>Referência</w:t>
             </w:r>
@@ -2647,16 +160,20 @@
         <w:tc>
           <w:tcPr>
             <w:tcW w:type="dxa" w:w="1134"/>
-            <w:shd w:val="clear" w:color="auto" w:fill="0B3D63"/>
+            <w:shd w:val="clear" w:color="auto" w:fill="DCE6F5"/>
+            <w:tcBorders>
+              <w:bottom w:val="single" w:sz="8" w:space="0" w:color="0B3D63"/>
+            </w:tcBorders>
           </w:tcPr>
           <w:p>
             <w:pPr>
               <w:pStyle w:val="TabelaPCMD"/>
+              <w:jc w:val="center"/>
             </w:pPr>
             <w:r>
               <w:rPr>
                 <w:b/>
-                <w:color w:val="FFFFFF"/>
+                <w:color w:val="0B3D63"/>
               </w:rPr>
               <w:t>Versão</w:t>
             </w:r>
@@ -2665,16 +182,20 @@
         <w:tc>
           <w:tcPr>
             <w:tcW w:type="dxa" w:w="1304"/>
-            <w:shd w:val="clear" w:color="auto" w:fill="0B3D63"/>
+            <w:shd w:val="clear" w:color="auto" w:fill="DCE6F5"/>
+            <w:tcBorders>
+              <w:bottom w:val="single" w:sz="8" w:space="0" w:color="0B3D63"/>
+            </w:tcBorders>
           </w:tcPr>
           <w:p>
             <w:pPr>
               <w:pStyle w:val="TabelaPCMD"/>
+              <w:jc w:val="center"/>
             </w:pPr>
             <w:r>
               <w:rPr>
                 <w:b/>
-                <w:color w:val="FFFFFF"/>
+                <w:color w:val="0B3D63"/>
               </w:rPr>
               <w:t>Data</w:t>
             </w:r>
@@ -2683,16 +204,20 @@
         <w:tc>
           <w:tcPr>
             <w:tcW w:type="dxa" w:w="2665"/>
-            <w:shd w:val="clear" w:color="auto" w:fill="0B3D63"/>
+            <w:shd w:val="clear" w:color="auto" w:fill="DCE6F5"/>
+            <w:tcBorders>
+              <w:bottom w:val="single" w:sz="8" w:space="0" w:color="0B3D63"/>
+            </w:tcBorders>
           </w:tcPr>
           <w:p>
             <w:pPr>
               <w:pStyle w:val="TabelaPCMD"/>
+              <w:jc w:val="center"/>
             </w:pPr>
             <w:r>
               <w:rPr>
                 <w:b/>
-                <w:color w:val="FFFFFF"/>
+                <w:color w:val="0B3D63"/>
               </w:rPr>
               <w:t>Fonte (HTTPS)</w:t>
             </w:r>
@@ -2701,16 +226,20 @@
         <w:tc>
           <w:tcPr>
             <w:tcW w:type="dxa" w:w="1587"/>
-            <w:shd w:val="clear" w:color="auto" w:fill="0B3D63"/>
+            <w:shd w:val="clear" w:color="auto" w:fill="DCE6F5"/>
+            <w:tcBorders>
+              <w:bottom w:val="single" w:sz="8" w:space="0" w:color="0B3D63"/>
+            </w:tcBorders>
           </w:tcPr>
           <w:p>
             <w:pPr>
               <w:pStyle w:val="TabelaPCMD"/>
+              <w:jc w:val="center"/>
             </w:pPr>
             <w:r>
               <w:rPr>
                 <w:b/>
-                <w:color w:val="FFFFFF"/>
+                <w:color w:val="0B3D63"/>
               </w:rPr>
               <w:t>Status</w:t>
             </w:r>
@@ -2809,7 +338,7 @@
         <w:pStyle w:val="Heading1"/>
       </w:pPr>
       <w:r>
-        <w:t>11. Checklist de conferência</w:t>
+        <w:t>3.  DEFINIÇÕES E SIGLAS</w:t>
       </w:r>
     </w:p>
     <w:tbl>
@@ -2821,18 +350,2112 @@
         <w:tblLook w:firstColumn="1" w:firstRow="1" w:lastColumn="0" w:lastRow="0" w:noHBand="0" w:noVBand="1" w:val="04A0"/>
         <w:tblLayout w:type="fixed"/>
         <w:tblBorders>
-          <w:top w:val="single" w:sz="8" w:space="0" w:color="0B3D63"/>
-          <w:left w:val="nil"/>
-          <w:bottom w:val="single" w:sz="8" w:space="0" w:color="0B3D63"/>
-          <w:right w:val="nil"/>
-          <w:insideH w:val="single" w:sz="4" w:space="0" w:color="D5DDE5"/>
-          <w:insideV w:val="nil"/>
+          <w:top w:val="single" w:sz="4" w:space="0" w:color="D5DCE8"/>
+          <w:left w:val="single" w:sz="4" w:space="0" w:color="D5DCE8"/>
+          <w:bottom w:val="single" w:sz="4" w:space="0" w:color="D5DCE8"/>
+          <w:right w:val="single" w:sz="4" w:space="0" w:color="D5DCE8"/>
+          <w:insideH w:val="single" w:sz="4" w:space="0" w:color="D5DCE8"/>
+          <w:insideV w:val="single" w:sz="4" w:space="0" w:color="D5DCE8"/>
         </w:tblBorders>
         <w:tblCellMar>
-          <w:top w:w="45" w:type="dxa"/>
-          <w:bottom w:w="45" w:type="dxa"/>
-          <w:left w:w="85" w:type="dxa"/>
-          <w:right w:w="85" w:type="dxa"/>
+          <w:top w:w="50" w:type="dxa"/>
+          <w:bottom w:w="50" w:type="dxa"/>
+          <w:left w:w="90" w:type="dxa"/>
+          <w:right w:w="90" w:type="dxa"/>
+        </w:tblCellMar>
+      </w:tblPr>
+      <w:tblGrid>
+        <w:gridCol w:w="2551"/>
+        <w:gridCol w:w="7087"/>
+      </w:tblGrid>
+      <w:tr>
+        <w:trPr>
+          <w:tblHeader w:val="true"/>
+          <w:cantSplit/>
+        </w:trPr>
+        <w:tc>
+          <w:tcPr>
+            <w:tcW w:type="dxa" w:w="2551"/>
+            <w:shd w:val="clear" w:color="auto" w:fill="DCE6F5"/>
+            <w:tcBorders>
+              <w:bottom w:val="single" w:sz="8" w:space="0" w:color="0B3D63"/>
+            </w:tcBorders>
+          </w:tcPr>
+          <w:p>
+            <w:pPr>
+              <w:pStyle w:val="TabelaPCMD"/>
+              <w:jc w:val="center"/>
+            </w:pPr>
+            <w:r>
+              <w:rPr>
+                <w:b/>
+                <w:color w:val="0B3D63"/>
+              </w:rPr>
+              <w:t>Termo</w:t>
+            </w:r>
+          </w:p>
+        </w:tc>
+        <w:tc>
+          <w:tcPr>
+            <w:tcW w:type="dxa" w:w="7087"/>
+            <w:shd w:val="clear" w:color="auto" w:fill="DCE6F5"/>
+            <w:tcBorders>
+              <w:bottom w:val="single" w:sz="8" w:space="0" w:color="0B3D63"/>
+            </w:tcBorders>
+          </w:tcPr>
+          <w:p>
+            <w:pPr>
+              <w:pStyle w:val="TabelaPCMD"/>
+              <w:jc w:val="center"/>
+            </w:pPr>
+            <w:r>
+              <w:rPr>
+                <w:b/>
+                <w:color w:val="0B3D63"/>
+              </w:rPr>
+              <w:t>Definição</w:t>
+            </w:r>
+          </w:p>
+        </w:tc>
+      </w:tr>
+      <w:tr>
+        <w:trPr>
+          <w:cantSplit/>
+        </w:trPr>
+        <w:tc>
+          <w:tcPr>
+            <w:tcW w:type="dxa" w:w="2551"/>
+          </w:tcPr>
+          <w:p>
+            <w:pPr>
+              <w:pStyle w:val="TabelaPCMD"/>
+            </w:pPr>
+            <w:r>
+              <w:rPr>
+                <w:b/>
+              </w:rPr>
+              <w:t>Ocorrência prevista</w:t>
+            </w:r>
+          </w:p>
+        </w:tc>
+        <w:tc>
+          <w:tcPr>
+            <w:tcW w:type="dxa" w:w="7087"/>
+          </w:tcPr>
+          <w:p>
+            <w:pPr>
+              <w:pStyle w:val="TabelaPCMD"/>
+            </w:pPr>
+            <w:r>
+              <w:t>Trio ativo + tarefa + data prevista gerado a partir do plano vigente.</w:t>
+            </w:r>
+          </w:p>
+        </w:tc>
+      </w:tr>
+      <w:tr>
+        <w:trPr>
+          <w:cantSplit/>
+        </w:trPr>
+        <w:tc>
+          <w:tcPr>
+            <w:tcW w:type="dxa" w:w="2551"/>
+          </w:tcPr>
+          <w:p>
+            <w:pPr>
+              <w:pStyle w:val="TabelaPCMD"/>
+            </w:pPr>
+            <w:r>
+              <w:rPr>
+                <w:b/>
+              </w:rPr>
+              <w:t>Execução vinculada</w:t>
+            </w:r>
+          </w:p>
+        </w:tc>
+        <w:tc>
+          <w:tcPr>
+            <w:tcW w:type="dxa" w:w="7087"/>
+          </w:tcPr>
+          <w:p>
+            <w:pPr>
+              <w:pStyle w:val="TabelaPCMD"/>
+            </w:pPr>
+            <w:r>
+              <w:t>Realização que informa a data prevista da ocorrência que atendeu.</w:t>
+            </w:r>
+          </w:p>
+        </w:tc>
+      </w:tr>
+      <w:tr>
+        <w:trPr>
+          <w:cantSplit/>
+        </w:trPr>
+        <w:tc>
+          <w:tcPr>
+            <w:tcW w:type="dxa" w:w="2551"/>
+          </w:tcPr>
+          <w:p>
+            <w:pPr>
+              <w:pStyle w:val="TabelaPCMD"/>
+            </w:pPr>
+            <w:r>
+              <w:rPr>
+                <w:b/>
+              </w:rPr>
+              <w:t>Estratégia de manutenção</w:t>
+            </w:r>
+          </w:p>
+        </w:tc>
+        <w:tc>
+          <w:tcPr>
+            <w:tcW w:type="dxa" w:w="7087"/>
+          </w:tcPr>
+          <w:p>
+            <w:pPr>
+              <w:pStyle w:val="TabelaPCMD"/>
+            </w:pPr>
+            <w:r>
+              <w:t>Forma de atuação escolhida para um ativo ou tarefa pelo profissional responsável.</w:t>
+            </w:r>
+          </w:p>
+        </w:tc>
+      </w:tr>
+      <w:tr>
+        <w:trPr>
+          <w:cantSplit/>
+        </w:trPr>
+        <w:tc>
+          <w:tcPr>
+            <w:tcW w:type="dxa" w:w="2551"/>
+          </w:tcPr>
+          <w:p>
+            <w:pPr>
+              <w:pStyle w:val="TabelaPCMD"/>
+            </w:pPr>
+            <w:r>
+              <w:rPr>
+                <w:b/>
+              </w:rPr>
+              <w:t>Tarefa de segurança</w:t>
+            </w:r>
+          </w:p>
+        </w:tc>
+        <w:tc>
+          <w:tcPr>
+            <w:tcW w:type="dxa" w:w="7087"/>
+          </w:tcPr>
+          <w:p>
+            <w:pPr>
+              <w:pStyle w:val="TabelaPCMD"/>
+            </w:pPr>
+            <w:r>
+              <w:t>Não pode ser retirada do plano nem ter a frequência reduzida em relação à referência.</w:t>
+            </w:r>
+          </w:p>
+        </w:tc>
+      </w:tr>
+    </w:tbl>
+    <w:p/>
+    <w:p>
+      <w:pPr>
+        <w:pStyle w:val="NotaPCMD"/>
+      </w:pPr>
+      <w:r>
+        <w:t>Demais termos (ativo local, ID técnico, TAG, Pendente, A definir): ver PCMD-W1.</w:t>
+      </w:r>
+    </w:p>
+    <w:p>
+      <w:pPr>
+        <w:pStyle w:val="Heading1"/>
+      </w:pPr>
+      <w:r>
+        <w:t>4.  RESPONSABILIDADES</w:t>
+      </w:r>
+    </w:p>
+    <w:tbl>
+      <w:tblPr>
+        <w:tblStyle w:val="TableGrid"/>
+        <w:tblW w:type="auto" w:w="0"/>
+        <w:jc w:val="center"/>
+        <w:tblLayout w:type="fixed"/>
+        <w:tblLook w:firstColumn="1" w:firstRow="1" w:lastColumn="0" w:lastRow="0" w:noHBand="0" w:noVBand="1" w:val="04A0"/>
+        <w:tblLayout w:type="fixed"/>
+        <w:tblBorders>
+          <w:top w:val="single" w:sz="4" w:space="0" w:color="D5DCE8"/>
+          <w:left w:val="single" w:sz="4" w:space="0" w:color="D5DCE8"/>
+          <w:bottom w:val="single" w:sz="4" w:space="0" w:color="D5DCE8"/>
+          <w:right w:val="single" w:sz="4" w:space="0" w:color="D5DCE8"/>
+          <w:insideH w:val="single" w:sz="4" w:space="0" w:color="D5DCE8"/>
+          <w:insideV w:val="single" w:sz="4" w:space="0" w:color="D5DCE8"/>
+        </w:tblBorders>
+        <w:tblCellMar>
+          <w:top w:w="50" w:type="dxa"/>
+          <w:bottom w:w="50" w:type="dxa"/>
+          <w:left w:w="90" w:type="dxa"/>
+          <w:right w:w="90" w:type="dxa"/>
+        </w:tblCellMar>
+      </w:tblPr>
+      <w:tblGrid>
+        <w:gridCol w:w="2381"/>
+        <w:gridCol w:w="4989"/>
+        <w:gridCol w:w="2268"/>
+      </w:tblGrid>
+      <w:tr>
+        <w:trPr>
+          <w:tblHeader w:val="true"/>
+          <w:cantSplit/>
+        </w:trPr>
+        <w:tc>
+          <w:tcPr>
+            <w:tcW w:type="dxa" w:w="2381"/>
+            <w:shd w:val="clear" w:color="auto" w:fill="DCE6F5"/>
+            <w:tcBorders>
+              <w:bottom w:val="single" w:sz="8" w:space="0" w:color="0B3D63"/>
+            </w:tcBorders>
+          </w:tcPr>
+          <w:p>
+            <w:pPr>
+              <w:pStyle w:val="TabelaPCMD"/>
+              <w:jc w:val="center"/>
+            </w:pPr>
+            <w:r>
+              <w:rPr>
+                <w:b/>
+                <w:color w:val="0B3D63"/>
+              </w:rPr>
+              <w:t>Papel</w:t>
+            </w:r>
+          </w:p>
+        </w:tc>
+        <w:tc>
+          <w:tcPr>
+            <w:tcW w:type="dxa" w:w="4989"/>
+            <w:shd w:val="clear" w:color="auto" w:fill="DCE6F5"/>
+            <w:tcBorders>
+              <w:bottom w:val="single" w:sz="8" w:space="0" w:color="0B3D63"/>
+            </w:tcBorders>
+          </w:tcPr>
+          <w:p>
+            <w:pPr>
+              <w:pStyle w:val="TabelaPCMD"/>
+              <w:jc w:val="center"/>
+            </w:pPr>
+            <w:r>
+              <w:rPr>
+                <w:b/>
+                <w:color w:val="0B3D63"/>
+              </w:rPr>
+              <w:t>Responsabilidade</w:t>
+            </w:r>
+          </w:p>
+        </w:tc>
+        <w:tc>
+          <w:tcPr>
+            <w:tcW w:type="dxa" w:w="2268"/>
+            <w:shd w:val="clear" w:color="auto" w:fill="DCE6F5"/>
+            <w:tcBorders>
+              <w:bottom w:val="single" w:sz="8" w:space="0" w:color="0B3D63"/>
+            </w:tcBorders>
+          </w:tcPr>
+          <w:p>
+            <w:pPr>
+              <w:pStyle w:val="TabelaPCMD"/>
+              <w:jc w:val="center"/>
+            </w:pPr>
+            <w:r>
+              <w:rPr>
+                <w:b/>
+                <w:color w:val="0B3D63"/>
+              </w:rPr>
+              <w:t>Pessoa</w:t>
+            </w:r>
+          </w:p>
+        </w:tc>
+      </w:tr>
+      <w:tr>
+        <w:trPr>
+          <w:cantSplit/>
+        </w:trPr>
+        <w:tc>
+          <w:tcPr>
+            <w:tcW w:type="dxa" w:w="2381"/>
+          </w:tcPr>
+          <w:p>
+            <w:pPr>
+              <w:pStyle w:val="TabelaPCMD"/>
+            </w:pPr>
+            <w:r>
+              <w:rPr>
+                <w:b/>
+              </w:rPr>
+              <w:t>Elaborador</w:t>
+            </w:r>
+          </w:p>
+        </w:tc>
+        <w:tc>
+          <w:tcPr>
+            <w:tcW w:type="dxa" w:w="4989"/>
+          </w:tcPr>
+          <w:p>
+            <w:pPr>
+              <w:pStyle w:val="TabelaPCMD"/>
+            </w:pPr>
+            <w:r>
+              <w:t>Prepara e atualiza este manual.</w:t>
+            </w:r>
+          </w:p>
+        </w:tc>
+        <w:tc>
+          <w:tcPr>
+            <w:tcW w:type="dxa" w:w="2268"/>
+          </w:tcPr>
+          <w:p>
+            <w:pPr>
+              <w:pStyle w:val="TabelaPCMD"/>
+            </w:pPr>
+            <w:r>
+              <w:rPr>
+                <w:rStyle w:val="MarcadorPCMD"/>
+              </w:rPr>
+              <w:t>{{documento.elaborador}}</w:t>
+            </w:r>
+          </w:p>
+        </w:tc>
+      </w:tr>
+      <w:tr>
+        <w:trPr>
+          <w:cantSplit/>
+        </w:trPr>
+        <w:tc>
+          <w:tcPr>
+            <w:tcW w:type="dxa" w:w="2381"/>
+          </w:tcPr>
+          <w:p>
+            <w:pPr>
+              <w:pStyle w:val="TabelaPCMD"/>
+            </w:pPr>
+            <w:r>
+              <w:rPr>
+                <w:b/>
+              </w:rPr>
+              <w:t>Aprovador</w:t>
+            </w:r>
+          </w:p>
+        </w:tc>
+        <w:tc>
+          <w:tcPr>
+            <w:tcW w:type="dxa" w:w="4989"/>
+          </w:tcPr>
+          <w:p>
+            <w:pPr>
+              <w:pStyle w:val="TabelaPCMD"/>
+            </w:pPr>
+            <w:r>
+              <w:t>Aprova o manual revisado. Preenchido só após aprovação efetiva.</w:t>
+            </w:r>
+          </w:p>
+        </w:tc>
+        <w:tc>
+          <w:tcPr>
+            <w:tcW w:type="dxa" w:w="2268"/>
+          </w:tcPr>
+          <w:p>
+            <w:pPr>
+              <w:pStyle w:val="TabelaPCMD"/>
+            </w:pPr>
+            <w:r>
+              <w:rPr>
+                <w:rStyle w:val="MarcadorPCMD"/>
+              </w:rPr>
+              <w:t>{{documento.aprovador}}</w:t>
+            </w:r>
+          </w:p>
+        </w:tc>
+      </w:tr>
+      <w:tr>
+        <w:trPr>
+          <w:cantSplit/>
+        </w:trPr>
+        <w:tc>
+          <w:tcPr>
+            <w:tcW w:type="dxa" w:w="2381"/>
+          </w:tcPr>
+          <w:p>
+            <w:pPr>
+              <w:pStyle w:val="TabelaPCMD"/>
+            </w:pPr>
+            <w:r>
+              <w:rPr>
+                <w:b/>
+              </w:rPr>
+              <w:t>Responsável pela estratégia</w:t>
+            </w:r>
+          </w:p>
+        </w:tc>
+        <w:tc>
+          <w:tcPr>
+            <w:tcW w:type="dxa" w:w="4989"/>
+          </w:tcPr>
+          <w:p>
+            <w:pPr>
+              <w:pStyle w:val="TabelaPCMD"/>
+            </w:pPr>
+            <w:r>
+              <w:t>Avalia consequências, escolhe e revisa estratégias e define prazos por classe.</w:t>
+            </w:r>
+          </w:p>
+        </w:tc>
+        <w:tc>
+          <w:tcPr>
+            <w:tcW w:type="dxa" w:w="2268"/>
+          </w:tcPr>
+          <w:p>
+            <w:pPr>
+              <w:pStyle w:val="TabelaPCMD"/>
+            </w:pPr>
+            <w:r>
+              <w:rPr>
+                <w:rStyle w:val="MarcadorPCMD"/>
+              </w:rPr>
+              <w:t>{{estrategia.responsavel}}</w:t>
+            </w:r>
+          </w:p>
+        </w:tc>
+      </w:tr>
+      <w:tr>
+        <w:trPr>
+          <w:cantSplit/>
+        </w:trPr>
+        <w:tc>
+          <w:tcPr>
+            <w:tcW w:type="dxa" w:w="2381"/>
+          </w:tcPr>
+          <w:p>
+            <w:pPr>
+              <w:pStyle w:val="TabelaPCMD"/>
+            </w:pPr>
+            <w:r>
+              <w:rPr>
+                <w:b/>
+              </w:rPr>
+              <w:t>Responsável por tarefa</w:t>
+            </w:r>
+          </w:p>
+        </w:tc>
+        <w:tc>
+          <w:tcPr>
+            <w:tcW w:type="dxa" w:w="4989"/>
+          </w:tcPr>
+          <w:p>
+            <w:pPr>
+              <w:pStyle w:val="TabelaPCMD"/>
+            </w:pPr>
+            <w:r>
+              <w:t>Pessoa ligada a cada tarefa do plano mestre (PCMD-03).</w:t>
+            </w:r>
+          </w:p>
+        </w:tc>
+        <w:tc>
+          <w:tcPr>
+            <w:tcW w:type="dxa" w:w="2268"/>
+          </w:tcPr>
+          <w:p>
+            <w:pPr>
+              <w:pStyle w:val="TabelaPCMD"/>
+            </w:pPr>
+            <w:r>
+              <w:t>Ver PCMD-03</w:t>
+            </w:r>
+          </w:p>
+        </w:tc>
+      </w:tr>
+    </w:tbl>
+    <w:p/>
+    <w:p>
+      <w:pPr>
+        <w:pStyle w:val="NotaPCMD"/>
+        <w:keepNext/>
+      </w:pPr>
+      <w:r>
+        <w:t>Pessoas ativas (PCMD-01, aba Pessoas) · região repetível «pessoas»: repita a linha modelo para cada registro.</w:t>
+      </w:r>
+    </w:p>
+    <w:tbl>
+      <w:tblPr>
+        <w:tblStyle w:val="TableGrid"/>
+        <w:tblW w:type="auto" w:w="0"/>
+        <w:jc w:val="center"/>
+        <w:tblLayout w:type="fixed"/>
+        <w:tblLook w:firstColumn="1" w:firstRow="1" w:lastColumn="0" w:lastRow="0" w:noHBand="0" w:noVBand="1" w:val="04A0"/>
+        <w:tblLayout w:type="fixed"/>
+        <w:tblBorders>
+          <w:top w:val="single" w:sz="4" w:space="0" w:color="D5DCE8"/>
+          <w:left w:val="single" w:sz="4" w:space="0" w:color="D5DCE8"/>
+          <w:bottom w:val="single" w:sz="4" w:space="0" w:color="D5DCE8"/>
+          <w:right w:val="single" w:sz="4" w:space="0" w:color="D5DCE8"/>
+          <w:insideH w:val="single" w:sz="4" w:space="0" w:color="D5DCE8"/>
+          <w:insideV w:val="single" w:sz="4" w:space="0" w:color="D5DCE8"/>
+        </w:tblBorders>
+        <w:tblCellMar>
+          <w:top w:w="50" w:type="dxa"/>
+          <w:bottom w:w="50" w:type="dxa"/>
+          <w:left w:w="90" w:type="dxa"/>
+          <w:right w:w="90" w:type="dxa"/>
+        </w:tblCellMar>
+      </w:tblPr>
+      <w:tblGrid>
+        <w:gridCol w:w="2268"/>
+        <w:gridCol w:w="2494"/>
+        <w:gridCol w:w="1928"/>
+        <w:gridCol w:w="2948"/>
+      </w:tblGrid>
+      <w:tr>
+        <w:trPr>
+          <w:tblHeader w:val="true"/>
+          <w:cantSplit/>
+        </w:trPr>
+        <w:tc>
+          <w:tcPr>
+            <w:tcW w:type="dxa" w:w="2268"/>
+            <w:shd w:val="clear" w:color="auto" w:fill="DCE6F5"/>
+            <w:tcBorders>
+              <w:bottom w:val="single" w:sz="8" w:space="0" w:color="0B3D63"/>
+            </w:tcBorders>
+          </w:tcPr>
+          <w:p>
+            <w:pPr>
+              <w:pStyle w:val="TabelaPCMD"/>
+              <w:jc w:val="center"/>
+            </w:pPr>
+            <w:r>
+              <w:rPr>
+                <w:b/>
+                <w:color w:val="0B3D63"/>
+              </w:rPr>
+              <w:t>Nome</w:t>
+            </w:r>
+          </w:p>
+        </w:tc>
+        <w:tc>
+          <w:tcPr>
+            <w:tcW w:type="dxa" w:w="2494"/>
+            <w:shd w:val="clear" w:color="auto" w:fill="DCE6F5"/>
+            <w:tcBorders>
+              <w:bottom w:val="single" w:sz="8" w:space="0" w:color="0B3D63"/>
+            </w:tcBorders>
+          </w:tcPr>
+          <w:p>
+            <w:pPr>
+              <w:pStyle w:val="TabelaPCMD"/>
+              <w:jc w:val="center"/>
+            </w:pPr>
+            <w:r>
+              <w:rPr>
+                <w:b/>
+                <w:color w:val="0B3D63"/>
+              </w:rPr>
+              <w:t>Função</w:t>
+            </w:r>
+          </w:p>
+        </w:tc>
+        <w:tc>
+          <w:tcPr>
+            <w:tcW w:type="dxa" w:w="1928"/>
+            <w:shd w:val="clear" w:color="auto" w:fill="DCE6F5"/>
+            <w:tcBorders>
+              <w:bottom w:val="single" w:sz="8" w:space="0" w:color="0B3D63"/>
+            </w:tcBorders>
+          </w:tcPr>
+          <w:p>
+            <w:pPr>
+              <w:pStyle w:val="TabelaPCMD"/>
+              <w:jc w:val="center"/>
+            </w:pPr>
+            <w:r>
+              <w:rPr>
+                <w:b/>
+                <w:color w:val="0B3D63"/>
+              </w:rPr>
+              <w:t>Especialidade</w:t>
+            </w:r>
+          </w:p>
+        </w:tc>
+        <w:tc>
+          <w:tcPr>
+            <w:tcW w:type="dxa" w:w="2948"/>
+            <w:shd w:val="clear" w:color="auto" w:fill="DCE6F5"/>
+            <w:tcBorders>
+              <w:bottom w:val="single" w:sz="8" w:space="0" w:color="0B3D63"/>
+            </w:tcBorders>
+          </w:tcPr>
+          <w:p>
+            <w:pPr>
+              <w:pStyle w:val="TabelaPCMD"/>
+              <w:jc w:val="center"/>
+            </w:pPr>
+            <w:r>
+              <w:rPr>
+                <w:b/>
+                <w:color w:val="0B3D63"/>
+              </w:rPr>
+              <w:t>Responsabilidade neste manual (manual)</w:t>
+            </w:r>
+          </w:p>
+        </w:tc>
+      </w:tr>
+      <w:tr>
+        <w:trPr>
+          <w:cantSplit/>
+        </w:trPr>
+        <w:tc>
+          <w:tcPr>
+            <w:tcW w:type="dxa" w:w="2268"/>
+          </w:tcPr>
+          <w:p>
+            <w:pPr>
+              <w:pStyle w:val="TabelaPCMD"/>
+            </w:pPr>
+            <w:r>
+              <w:rPr>
+                <w:rStyle w:val="MarcadorPCMD"/>
+              </w:rPr>
+              <w:t>{{pessoa.nome}}</w:t>
+            </w:r>
+          </w:p>
+        </w:tc>
+        <w:tc>
+          <w:tcPr>
+            <w:tcW w:type="dxa" w:w="2494"/>
+          </w:tcPr>
+          <w:p>
+            <w:pPr>
+              <w:pStyle w:val="TabelaPCMD"/>
+            </w:pPr>
+            <w:r>
+              <w:rPr>
+                <w:rStyle w:val="MarcadorPCMD"/>
+              </w:rPr>
+              <w:t>{{pessoa.funcao}}</w:t>
+            </w:r>
+          </w:p>
+        </w:tc>
+        <w:tc>
+          <w:tcPr>
+            <w:tcW w:type="dxa" w:w="1928"/>
+          </w:tcPr>
+          <w:p>
+            <w:pPr>
+              <w:pStyle w:val="TabelaPCMD"/>
+            </w:pPr>
+            <w:r>
+              <w:rPr>
+                <w:rStyle w:val="MarcadorPCMD"/>
+              </w:rPr>
+              <w:t>{{pessoa.especialidade}}</w:t>
+            </w:r>
+          </w:p>
+        </w:tc>
+        <w:tc>
+          <w:tcPr>
+            <w:tcW w:type="dxa" w:w="2948"/>
+          </w:tcPr>
+          <w:p>
+            <w:pPr>
+              <w:pStyle w:val="TabelaPCMD"/>
+            </w:pPr>
+            <w:r>
+              <w:rPr>
+                <w:rStyle w:val="MarcadorPCMD"/>
+              </w:rPr>
+              <w:t>{{pessoa.responsabilidade}}</w:t>
+            </w:r>
+          </w:p>
+        </w:tc>
+      </w:tr>
+    </w:tbl>
+    <w:p/>
+    <w:p>
+      <w:pPr>
+        <w:pStyle w:val="NotaPCMD"/>
+      </w:pPr>
+      <w:r>
+        <w:t>Inclua apenas os dados pessoais necessários. Pessoas inativadas continuam associadas aos registros anteriores.</w:t>
+      </w:r>
+    </w:p>
+    <w:p>
+      <w:pPr>
+        <w:pStyle w:val="Heading1"/>
+      </w:pPr>
+      <w:r>
+        <w:t>5.  DESCRIÇÃO DO PROCEDIMENTO</w:t>
+      </w:r>
+    </w:p>
+    <w:p>
+      <w:pPr>
+        <w:pStyle w:val="Heading2"/>
+      </w:pPr>
+      <w:r>
+        <w:t>5.1  Estratégia por classe</w:t>
+      </w:r>
+    </w:p>
+    <w:p>
+      <w:r>
+        <w:t>A avaliação parte da criticidade do PCMD-02 (classe A, B, C ou Pendente). Ativos Pendente são avaliados antes de qualquer decisão baseada na classe, e cada decisão tem justificativa registrada.</w:t>
+      </w:r>
+    </w:p>
+    <w:p>
+      <w:pPr>
+        <w:pStyle w:val="NotaPCMD"/>
+        <w:keepNext/>
+      </w:pPr>
+      <w:r>
+        <w:t>Definição do profissional responsável (</w:t>
+      </w:r>
+      <w:r>
+        <w:rPr>
+          <w:rStyle w:val="MarcadorPCMD"/>
+        </w:rPr>
+        <w:t>{{estrategia.responsavel}}</w:t>
+      </w:r>
+      <w:r>
+        <w:t>)</w:t>
+      </w:r>
+    </w:p>
+    <w:tbl>
+      <w:tblPr>
+        <w:tblStyle w:val="TableGrid"/>
+        <w:tblW w:type="auto" w:w="0"/>
+        <w:jc w:val="center"/>
+        <w:tblLayout w:type="fixed"/>
+        <w:tblLook w:firstColumn="1" w:firstRow="1" w:lastColumn="0" w:lastRow="0" w:noHBand="0" w:noVBand="1" w:val="04A0"/>
+        <w:tblLayout w:type="fixed"/>
+        <w:tblBorders>
+          <w:top w:val="single" w:sz="4" w:space="0" w:color="D5DCE8"/>
+          <w:left w:val="single" w:sz="4" w:space="0" w:color="D5DCE8"/>
+          <w:bottom w:val="single" w:sz="4" w:space="0" w:color="D5DCE8"/>
+          <w:right w:val="single" w:sz="4" w:space="0" w:color="D5DCE8"/>
+          <w:insideH w:val="single" w:sz="4" w:space="0" w:color="D5DCE8"/>
+          <w:insideV w:val="single" w:sz="4" w:space="0" w:color="D5DCE8"/>
+        </w:tblBorders>
+        <w:tblCellMar>
+          <w:top w:w="50" w:type="dxa"/>
+          <w:bottom w:w="50" w:type="dxa"/>
+          <w:left w:w="90" w:type="dxa"/>
+          <w:right w:w="90" w:type="dxa"/>
+        </w:tblCellMar>
+      </w:tblPr>
+      <w:tblGrid>
+        <w:gridCol w:w="1247"/>
+        <w:gridCol w:w="3175"/>
+        <w:gridCol w:w="2608"/>
+        <w:gridCol w:w="2608"/>
+      </w:tblGrid>
+      <w:tr>
+        <w:trPr>
+          <w:tblHeader w:val="true"/>
+          <w:cantSplit/>
+        </w:trPr>
+        <w:tc>
+          <w:tcPr>
+            <w:tcW w:type="dxa" w:w="1247"/>
+            <w:shd w:val="clear" w:color="auto" w:fill="DCE6F5"/>
+            <w:tcBorders>
+              <w:bottom w:val="single" w:sz="8" w:space="0" w:color="0B3D63"/>
+            </w:tcBorders>
+          </w:tcPr>
+          <w:p>
+            <w:pPr>
+              <w:pStyle w:val="TabelaPCMD"/>
+              <w:jc w:val="center"/>
+            </w:pPr>
+            <w:r>
+              <w:rPr>
+                <w:b/>
+                <w:color w:val="0B3D63"/>
+              </w:rPr>
+              <w:t>Classe</w:t>
+            </w:r>
+          </w:p>
+        </w:tc>
+        <w:tc>
+          <w:tcPr>
+            <w:tcW w:type="dxa" w:w="3175"/>
+            <w:shd w:val="clear" w:color="auto" w:fill="DCE6F5"/>
+            <w:tcBorders>
+              <w:bottom w:val="single" w:sz="8" w:space="0" w:color="0B3D63"/>
+            </w:tcBorders>
+          </w:tcPr>
+          <w:p>
+            <w:pPr>
+              <w:pStyle w:val="TabelaPCMD"/>
+              <w:jc w:val="center"/>
+            </w:pPr>
+            <w:r>
+              <w:rPr>
+                <w:b/>
+                <w:color w:val="0B3D63"/>
+              </w:rPr>
+              <w:t>Estratégia predominante</w:t>
+            </w:r>
+          </w:p>
+        </w:tc>
+        <w:tc>
+          <w:tcPr>
+            <w:tcW w:type="dxa" w:w="2608"/>
+            <w:shd w:val="clear" w:color="auto" w:fill="DCE6F5"/>
+            <w:tcBorders>
+              <w:bottom w:val="single" w:sz="8" w:space="0" w:color="0B3D63"/>
+            </w:tcBorders>
+          </w:tcPr>
+          <w:p>
+            <w:pPr>
+              <w:pStyle w:val="TabelaPCMD"/>
+              <w:jc w:val="center"/>
+            </w:pPr>
+            <w:r>
+              <w:rPr>
+                <w:b/>
+                <w:color w:val="0B3D63"/>
+              </w:rPr>
+              <w:t>Prazo de atendimento</w:t>
+            </w:r>
+          </w:p>
+        </w:tc>
+        <w:tc>
+          <w:tcPr>
+            <w:tcW w:type="dxa" w:w="2608"/>
+            <w:shd w:val="clear" w:color="auto" w:fill="DCE6F5"/>
+            <w:tcBorders>
+              <w:bottom w:val="single" w:sz="8" w:space="0" w:color="0B3D63"/>
+            </w:tcBorders>
+          </w:tcPr>
+          <w:p>
+            <w:pPr>
+              <w:pStyle w:val="TabelaPCMD"/>
+              <w:jc w:val="center"/>
+            </w:pPr>
+            <w:r>
+              <w:rPr>
+                <w:b/>
+                <w:color w:val="0B3D63"/>
+              </w:rPr>
+              <w:t>Revisão do plano</w:t>
+            </w:r>
+          </w:p>
+        </w:tc>
+      </w:tr>
+      <w:tr>
+        <w:trPr>
+          <w:cantSplit/>
+        </w:trPr>
+        <w:tc>
+          <w:tcPr>
+            <w:tcW w:type="dxa" w:w="1247"/>
+          </w:tcPr>
+          <w:p>
+            <w:pPr>
+              <w:pStyle w:val="TabelaPCMD"/>
+            </w:pPr>
+            <w:r>
+              <w:rPr>
+                <w:b/>
+              </w:rPr>
+              <w:t>A</w:t>
+            </w:r>
+          </w:p>
+        </w:tc>
+        <w:tc>
+          <w:tcPr>
+            <w:tcW w:type="dxa" w:w="3175"/>
+          </w:tcPr>
+          <w:p>
+            <w:pPr>
+              <w:pStyle w:val="TabelaPCMD"/>
+            </w:pPr>
+            <w:r>
+              <w:rPr>
+                <w:rStyle w:val="MarcadorPCMD"/>
+              </w:rPr>
+              <w:t>{{estrategia.classe_a.estrategia}}</w:t>
+            </w:r>
+          </w:p>
+        </w:tc>
+        <w:tc>
+          <w:tcPr>
+            <w:tcW w:type="dxa" w:w="2608"/>
+          </w:tcPr>
+          <w:p>
+            <w:pPr>
+              <w:pStyle w:val="TabelaPCMD"/>
+            </w:pPr>
+            <w:r>
+              <w:rPr>
+                <w:rStyle w:val="MarcadorPCMD"/>
+              </w:rPr>
+              <w:t>{{estrategia.classe_a.prazo}}</w:t>
+            </w:r>
+          </w:p>
+        </w:tc>
+        <w:tc>
+          <w:tcPr>
+            <w:tcW w:type="dxa" w:w="2608"/>
+          </w:tcPr>
+          <w:p>
+            <w:pPr>
+              <w:pStyle w:val="TabelaPCMD"/>
+            </w:pPr>
+            <w:r>
+              <w:rPr>
+                <w:rStyle w:val="MarcadorPCMD"/>
+              </w:rPr>
+              <w:t>{{estrategia.classe_a.revisao}}</w:t>
+            </w:r>
+          </w:p>
+        </w:tc>
+      </w:tr>
+      <w:tr>
+        <w:trPr>
+          <w:cantSplit/>
+        </w:trPr>
+        <w:tc>
+          <w:tcPr>
+            <w:tcW w:type="dxa" w:w="1247"/>
+          </w:tcPr>
+          <w:p>
+            <w:pPr>
+              <w:pStyle w:val="TabelaPCMD"/>
+            </w:pPr>
+            <w:r>
+              <w:rPr>
+                <w:b/>
+              </w:rPr>
+              <w:t>B</w:t>
+            </w:r>
+          </w:p>
+        </w:tc>
+        <w:tc>
+          <w:tcPr>
+            <w:tcW w:type="dxa" w:w="3175"/>
+          </w:tcPr>
+          <w:p>
+            <w:pPr>
+              <w:pStyle w:val="TabelaPCMD"/>
+            </w:pPr>
+            <w:r>
+              <w:rPr>
+                <w:rStyle w:val="MarcadorPCMD"/>
+              </w:rPr>
+              <w:t>{{estrategia.classe_b.estrategia}}</w:t>
+            </w:r>
+          </w:p>
+        </w:tc>
+        <w:tc>
+          <w:tcPr>
+            <w:tcW w:type="dxa" w:w="2608"/>
+          </w:tcPr>
+          <w:p>
+            <w:pPr>
+              <w:pStyle w:val="TabelaPCMD"/>
+            </w:pPr>
+            <w:r>
+              <w:rPr>
+                <w:rStyle w:val="MarcadorPCMD"/>
+              </w:rPr>
+              <w:t>{{estrategia.classe_b.prazo}}</w:t>
+            </w:r>
+          </w:p>
+        </w:tc>
+        <w:tc>
+          <w:tcPr>
+            <w:tcW w:type="dxa" w:w="2608"/>
+          </w:tcPr>
+          <w:p>
+            <w:pPr>
+              <w:pStyle w:val="TabelaPCMD"/>
+            </w:pPr>
+            <w:r>
+              <w:rPr>
+                <w:rStyle w:val="MarcadorPCMD"/>
+              </w:rPr>
+              <w:t>{{estrategia.classe_b.revisao}}</w:t>
+            </w:r>
+          </w:p>
+        </w:tc>
+      </w:tr>
+      <w:tr>
+        <w:trPr>
+          <w:cantSplit/>
+        </w:trPr>
+        <w:tc>
+          <w:tcPr>
+            <w:tcW w:type="dxa" w:w="1247"/>
+          </w:tcPr>
+          <w:p>
+            <w:pPr>
+              <w:pStyle w:val="TabelaPCMD"/>
+            </w:pPr>
+            <w:r>
+              <w:rPr>
+                <w:b/>
+              </w:rPr>
+              <w:t>C</w:t>
+            </w:r>
+          </w:p>
+        </w:tc>
+        <w:tc>
+          <w:tcPr>
+            <w:tcW w:type="dxa" w:w="3175"/>
+          </w:tcPr>
+          <w:p>
+            <w:pPr>
+              <w:pStyle w:val="TabelaPCMD"/>
+            </w:pPr>
+            <w:r>
+              <w:rPr>
+                <w:rStyle w:val="MarcadorPCMD"/>
+              </w:rPr>
+              <w:t>{{estrategia.classe_c.estrategia}}</w:t>
+            </w:r>
+          </w:p>
+        </w:tc>
+        <w:tc>
+          <w:tcPr>
+            <w:tcW w:type="dxa" w:w="2608"/>
+          </w:tcPr>
+          <w:p>
+            <w:pPr>
+              <w:pStyle w:val="TabelaPCMD"/>
+            </w:pPr>
+            <w:r>
+              <w:rPr>
+                <w:rStyle w:val="MarcadorPCMD"/>
+              </w:rPr>
+              <w:t>{{estrategia.classe_c.prazo}}</w:t>
+            </w:r>
+          </w:p>
+        </w:tc>
+        <w:tc>
+          <w:tcPr>
+            <w:tcW w:type="dxa" w:w="2608"/>
+          </w:tcPr>
+          <w:p>
+            <w:pPr>
+              <w:pStyle w:val="TabelaPCMD"/>
+            </w:pPr>
+            <w:r>
+              <w:rPr>
+                <w:rStyle w:val="MarcadorPCMD"/>
+              </w:rPr>
+              <w:t>{{estrategia.classe_c.revisao}}</w:t>
+            </w:r>
+          </w:p>
+        </w:tc>
+      </w:tr>
+      <w:tr>
+        <w:trPr>
+          <w:cantSplit/>
+        </w:trPr>
+        <w:tc>
+          <w:tcPr>
+            <w:tcW w:type="dxa" w:w="1247"/>
+          </w:tcPr>
+          <w:p>
+            <w:pPr>
+              <w:pStyle w:val="TabelaPCMD"/>
+            </w:pPr>
+            <w:r>
+              <w:rPr>
+                <w:b/>
+              </w:rPr>
+              <w:t>Pendente</w:t>
+            </w:r>
+          </w:p>
+        </w:tc>
+        <w:tc>
+          <w:tcPr>
+            <w:tcW w:type="dxa" w:w="3175"/>
+          </w:tcPr>
+          <w:p>
+            <w:pPr>
+              <w:pStyle w:val="TabelaPCMD"/>
+            </w:pPr>
+            <w:r>
+              <w:t>Avaliar a criticidade antes de definir</w:t>
+            </w:r>
+          </w:p>
+        </w:tc>
+        <w:tc>
+          <w:tcPr>
+            <w:tcW w:type="dxa" w:w="2608"/>
+          </w:tcPr>
+          <w:p>
+            <w:pPr>
+              <w:pStyle w:val="TabelaPCMD"/>
+            </w:pPr>
+            <w:r>
+              <w:t>Não se aplica</w:t>
+            </w:r>
+          </w:p>
+        </w:tc>
+        <w:tc>
+          <w:tcPr>
+            <w:tcW w:type="dxa" w:w="2608"/>
+          </w:tcPr>
+          <w:p>
+            <w:pPr>
+              <w:pStyle w:val="TabelaPCMD"/>
+            </w:pPr>
+            <w:r>
+              <w:t>Não se aplica</w:t>
+            </w:r>
+          </w:p>
+        </w:tc>
+      </w:tr>
+    </w:tbl>
+    <w:p/>
+    <w:p>
+      <w:r>
+        <w:t xml:space="preserve">Periodicidade de revisão da estratégia: </w:t>
+      </w:r>
+      <w:r>
+        <w:rPr>
+          <w:rStyle w:val="MarcadorPCMD"/>
+        </w:rPr>
+        <w:t>{{estrategia.periodicidade_revisao}}</w:t>
+      </w:r>
+      <w:r>
+        <w:t>. A classe não altera automaticamente nenhuma frequência.</w:t>
+      </w:r>
+    </w:p>
+    <w:p>
+      <w:pPr>
+        <w:pStyle w:val="Heading2"/>
+      </w:pPr>
+      <w:r>
+        <w:t>5.2  Origem das tarefas</w:t>
+      </w:r>
+    </w:p>
+    <w:tbl>
+      <w:tblPr>
+        <w:tblStyle w:val="TableGrid"/>
+        <w:tblW w:type="auto" w:w="0"/>
+        <w:jc w:val="center"/>
+        <w:tblLayout w:type="fixed"/>
+        <w:tblLook w:firstColumn="1" w:firstRow="1" w:lastColumn="0" w:lastRow="0" w:noHBand="0" w:noVBand="1" w:val="04A0"/>
+        <w:tblLayout w:type="fixed"/>
+        <w:tblBorders>
+          <w:top w:val="single" w:sz="4" w:space="0" w:color="D5DCE8"/>
+          <w:left w:val="single" w:sz="4" w:space="0" w:color="D5DCE8"/>
+          <w:bottom w:val="single" w:sz="4" w:space="0" w:color="D5DCE8"/>
+          <w:right w:val="single" w:sz="4" w:space="0" w:color="D5DCE8"/>
+          <w:insideH w:val="single" w:sz="4" w:space="0" w:color="D5DCE8"/>
+          <w:insideV w:val="single" w:sz="4" w:space="0" w:color="D5DCE8"/>
+        </w:tblBorders>
+        <w:tblCellMar>
+          <w:top w:w="50" w:type="dxa"/>
+          <w:bottom w:w="50" w:type="dxa"/>
+          <w:left w:w="90" w:type="dxa"/>
+          <w:right w:w="90" w:type="dxa"/>
+        </w:tblCellMar>
+      </w:tblPr>
+      <w:tblGrid>
+        <w:gridCol w:w="2268"/>
+        <w:gridCol w:w="7370"/>
+      </w:tblGrid>
+      <w:tr>
+        <w:trPr>
+          <w:tblHeader w:val="true"/>
+          <w:cantSplit/>
+        </w:trPr>
+        <w:tc>
+          <w:tcPr>
+            <w:tcW w:type="dxa" w:w="2268"/>
+            <w:shd w:val="clear" w:color="auto" w:fill="DCE6F5"/>
+            <w:tcBorders>
+              <w:bottom w:val="single" w:sz="8" w:space="0" w:color="0B3D63"/>
+            </w:tcBorders>
+          </w:tcPr>
+          <w:p>
+            <w:pPr>
+              <w:pStyle w:val="TabelaPCMD"/>
+              <w:jc w:val="center"/>
+            </w:pPr>
+            <w:r>
+              <w:rPr>
+                <w:b/>
+                <w:color w:val="0B3D63"/>
+              </w:rPr>
+              <w:t>Regra</w:t>
+            </w:r>
+          </w:p>
+        </w:tc>
+        <w:tc>
+          <w:tcPr>
+            <w:tcW w:type="dxa" w:w="7370"/>
+            <w:shd w:val="clear" w:color="auto" w:fill="DCE6F5"/>
+            <w:tcBorders>
+              <w:bottom w:val="single" w:sz="8" w:space="0" w:color="0B3D63"/>
+            </w:tcBorders>
+          </w:tcPr>
+          <w:p>
+            <w:pPr>
+              <w:pStyle w:val="TabelaPCMD"/>
+              <w:jc w:val="center"/>
+            </w:pPr>
+            <w:r>
+              <w:rPr>
+                <w:b/>
+                <w:color w:val="0B3D63"/>
+              </w:rPr>
+              <w:t>Detalhe</w:t>
+            </w:r>
+          </w:p>
+        </w:tc>
+      </w:tr>
+      <w:tr>
+        <w:trPr>
+          <w:cantSplit/>
+        </w:trPr>
+        <w:tc>
+          <w:tcPr>
+            <w:tcW w:type="dxa" w:w="2268"/>
+          </w:tcPr>
+          <w:p>
+            <w:pPr>
+              <w:pStyle w:val="TabelaPCMD"/>
+            </w:pPr>
+            <w:r>
+              <w:rPr>
+                <w:b/>
+              </w:rPr>
+              <w:t>Origem e versão</w:t>
+            </w:r>
+          </w:p>
+        </w:tc>
+        <w:tc>
+          <w:tcPr>
+            <w:tcW w:type="dxa" w:w="7370"/>
+          </w:tcPr>
+          <w:p>
+            <w:pPr>
+              <w:pStyle w:val="TabelaPCMD"/>
+            </w:pPr>
+            <w:r>
+              <w:t>Toda tarefa vem da biblioteca técnica com origem e versão registradas.</w:t>
+            </w:r>
+          </w:p>
+        </w:tc>
+      </w:tr>
+      <w:tr>
+        <w:trPr>
+          <w:cantSplit/>
+        </w:trPr>
+        <w:tc>
+          <w:tcPr>
+            <w:tcW w:type="dxa" w:w="2268"/>
+          </w:tcPr>
+          <w:p>
+            <w:pPr>
+              <w:pStyle w:val="TabelaPCMD"/>
+            </w:pPr>
+            <w:r>
+              <w:rPr>
+                <w:b/>
+              </w:rPr>
+              <w:t>Tarefa genérica</w:t>
+            </w:r>
+          </w:p>
+        </w:tc>
+        <w:tc>
+          <w:tcPr>
+            <w:tcW w:type="dxa" w:w="7370"/>
+          </w:tcPr>
+          <w:p>
+            <w:pPr>
+              <w:pStyle w:val="TabelaPCMD"/>
+            </w:pPr>
+            <w:r>
+              <w:t>Origem exata: base genérica a validar com manual do fabricante.</w:t>
+            </w:r>
+          </w:p>
+        </w:tc>
+      </w:tr>
+      <w:tr>
+        <w:trPr>
+          <w:cantSplit/>
+        </w:trPr>
+        <w:tc>
+          <w:tcPr>
+            <w:tcW w:type="dxa" w:w="2268"/>
+          </w:tcPr>
+          <w:p>
+            <w:pPr>
+              <w:pStyle w:val="TabelaPCMD"/>
+            </w:pPr>
+            <w:r>
+              <w:rPr>
+                <w:b/>
+              </w:rPr>
+              <w:t>Confirmação</w:t>
+            </w:r>
+          </w:p>
+        </w:tc>
+        <w:tc>
+          <w:tcPr>
+            <w:tcW w:type="dxa" w:w="7370"/>
+          </w:tcPr>
+          <w:p>
+            <w:pPr>
+              <w:pStyle w:val="TabelaPCMD"/>
+            </w:pPr>
+            <w:r>
+              <w:t>Ao confirmar em manual do fabricante ou outra fonte, atualizar origem e versão.</w:t>
+            </w:r>
+          </w:p>
+        </w:tc>
+      </w:tr>
+    </w:tbl>
+    <w:p/>
+    <w:p>
+      <w:pPr>
+        <w:pStyle w:val="DestaquePCMD"/>
+        <w:pBdr>
+          <w:left w:val="single" w:sz="24" w:space="6" w:color="0B3D63"/>
+        </w:pBdr>
+        <w:shd w:val="clear" w:color="auto" w:fill="EEF2F8"/>
+      </w:pPr>
+      <w:r>
+        <w:rPr>
+          <w:rFonts w:ascii="Arial Black" w:hAnsi="Arial Black" w:cs="Arial Black"/>
+          <w:color w:val="0B3D63"/>
+          <w:sz w:val="16"/>
+        </w:rPr>
+        <w:t xml:space="preserve">NOTA   </w:t>
+      </w:r>
+      <w:r>
+        <w:t>Tarefa de segurança não pode ser excluída, desmarcada nem ter intervalo ampliado; só é permitido manter ou aumentar a frequência. Validações de planilha ajudam, mas podem ser contornadas e não substituem as travas do app.</w:t>
+      </w:r>
+    </w:p>
+    <w:p>
+      <w:pPr>
+        <w:pStyle w:val="Heading2"/>
+      </w:pPr>
+      <w:r>
+        <w:t>5.3  Do plano ao registro</w:t>
+      </w:r>
+    </w:p>
+    <w:tbl>
+      <w:tblPr>
+        <w:tblStyle w:val="TableGrid"/>
+        <w:tblW w:type="auto" w:w="0"/>
+        <w:jc w:val="center"/>
+        <w:tblLayout w:type="fixed"/>
+        <w:tblLook w:firstColumn="1" w:firstRow="1" w:lastColumn="0" w:lastRow="0" w:noHBand="0" w:noVBand="1" w:val="04A0"/>
+        <w:tblLayout w:type="fixed"/>
+        <w:tblBorders>
+          <w:top w:val="single" w:sz="4" w:space="0" w:color="D5DCE8"/>
+          <w:left w:val="single" w:sz="4" w:space="0" w:color="D5DCE8"/>
+          <w:bottom w:val="single" w:sz="4" w:space="0" w:color="D5DCE8"/>
+          <w:right w:val="single" w:sz="4" w:space="0" w:color="D5DCE8"/>
+          <w:insideH w:val="single" w:sz="4" w:space="0" w:color="D5DCE8"/>
+          <w:insideV w:val="single" w:sz="4" w:space="0" w:color="D5DCE8"/>
+        </w:tblBorders>
+        <w:tblCellMar>
+          <w:top w:w="50" w:type="dxa"/>
+          <w:bottom w:w="50" w:type="dxa"/>
+          <w:left w:w="90" w:type="dxa"/>
+          <w:right w:w="90" w:type="dxa"/>
+        </w:tblCellMar>
+      </w:tblPr>
+      <w:tblGrid>
+        <w:gridCol w:w="1474"/>
+        <w:gridCol w:w="5896"/>
+        <w:gridCol w:w="2268"/>
+      </w:tblGrid>
+      <w:tr>
+        <w:trPr>
+          <w:tblHeader w:val="true"/>
+          <w:cantSplit/>
+        </w:trPr>
+        <w:tc>
+          <w:tcPr>
+            <w:tcW w:type="dxa" w:w="1474"/>
+            <w:shd w:val="clear" w:color="auto" w:fill="DCE6F5"/>
+            <w:tcBorders>
+              <w:bottom w:val="single" w:sz="8" w:space="0" w:color="0B3D63"/>
+            </w:tcBorders>
+          </w:tcPr>
+          <w:p>
+            <w:pPr>
+              <w:pStyle w:val="TabelaPCMD"/>
+              <w:jc w:val="center"/>
+            </w:pPr>
+            <w:r>
+              <w:rPr>
+                <w:b/>
+                <w:color w:val="0B3D63"/>
+              </w:rPr>
+              <w:t>Etapa</w:t>
+            </w:r>
+          </w:p>
+        </w:tc>
+        <w:tc>
+          <w:tcPr>
+            <w:tcW w:type="dxa" w:w="5896"/>
+            <w:shd w:val="clear" w:color="auto" w:fill="DCE6F5"/>
+            <w:tcBorders>
+              <w:bottom w:val="single" w:sz="8" w:space="0" w:color="0B3D63"/>
+            </w:tcBorders>
+          </w:tcPr>
+          <w:p>
+            <w:pPr>
+              <w:pStyle w:val="TabelaPCMD"/>
+              <w:jc w:val="center"/>
+            </w:pPr>
+            <w:r>
+              <w:rPr>
+                <w:b/>
+                <w:color w:val="0B3D63"/>
+              </w:rPr>
+              <w:t>O que fazer</w:t>
+            </w:r>
+          </w:p>
+        </w:tc>
+        <w:tc>
+          <w:tcPr>
+            <w:tcW w:type="dxa" w:w="2268"/>
+            <w:shd w:val="clear" w:color="auto" w:fill="DCE6F5"/>
+            <w:tcBorders>
+              <w:bottom w:val="single" w:sz="8" w:space="0" w:color="0B3D63"/>
+            </w:tcBorders>
+          </w:tcPr>
+          <w:p>
+            <w:pPr>
+              <w:pStyle w:val="TabelaPCMD"/>
+              <w:jc w:val="center"/>
+            </w:pPr>
+            <w:r>
+              <w:rPr>
+                <w:b/>
+                <w:color w:val="0B3D63"/>
+              </w:rPr>
+              <w:t>Onde</w:t>
+            </w:r>
+          </w:p>
+        </w:tc>
+      </w:tr>
+      <w:tr>
+        <w:trPr>
+          <w:cantSplit/>
+        </w:trPr>
+        <w:tc>
+          <w:tcPr>
+            <w:tcW w:type="dxa" w:w="1474"/>
+          </w:tcPr>
+          <w:p>
+            <w:pPr>
+              <w:pStyle w:val="TabelaPCMD"/>
+            </w:pPr>
+            <w:r>
+              <w:rPr>
+                <w:b/>
+              </w:rPr>
+              <w:t>1. Planejar</w:t>
+            </w:r>
+          </w:p>
+        </w:tc>
+        <w:tc>
+          <w:tcPr>
+            <w:tcW w:type="dxa" w:w="5896"/>
+          </w:tcPr>
+          <w:p>
+            <w:pPr>
+              <w:pStyle w:val="TabelaPCMD"/>
+            </w:pPr>
+            <w:r>
+              <w:t>Manter atividade, frequência vigente, especialidade, duração e responsável de cada tarefa.</w:t>
+            </w:r>
+          </w:p>
+        </w:tc>
+        <w:tc>
+          <w:tcPr>
+            <w:tcW w:type="dxa" w:w="2268"/>
+          </w:tcPr>
+          <w:p>
+            <w:pPr>
+              <w:pStyle w:val="TabelaPCMD"/>
+            </w:pPr>
+            <w:r>
+              <w:t>PCMD-03 Plano Mestre</w:t>
+            </w:r>
+          </w:p>
+        </w:tc>
+      </w:tr>
+      <w:tr>
+        <w:trPr>
+          <w:cantSplit/>
+        </w:trPr>
+        <w:tc>
+          <w:tcPr>
+            <w:tcW w:type="dxa" w:w="1474"/>
+          </w:tcPr>
+          <w:p>
+            <w:pPr>
+              <w:pStyle w:val="TabelaPCMD"/>
+            </w:pPr>
+            <w:r>
+              <w:rPr>
+                <w:b/>
+              </w:rPr>
+              <w:t>2. Prever</w:t>
+            </w:r>
+          </w:p>
+        </w:tc>
+        <w:tc>
+          <w:tcPr>
+            <w:tcW w:type="dxa" w:w="5896"/>
+          </w:tcPr>
+          <w:p>
+            <w:pPr>
+              <w:pStyle w:val="TabelaPCMD"/>
+            </w:pPr>
+            <w:r>
+              <w:t>Gerar as ocorrências do ciclo de 52 semanas a partir do início (sem calendário ISO; diária = dias úteis, sem feriados).</w:t>
+            </w:r>
+          </w:p>
+        </w:tc>
+        <w:tc>
+          <w:tcPr>
+            <w:tcW w:type="dxa" w:w="2268"/>
+          </w:tcPr>
+          <w:p>
+            <w:pPr>
+              <w:pStyle w:val="TabelaPCMD"/>
+            </w:pPr>
+            <w:r>
+              <w:t>PCMD-04 Ocorrências</w:t>
+            </w:r>
+          </w:p>
+        </w:tc>
+      </w:tr>
+      <w:tr>
+        <w:trPr>
+          <w:cantSplit/>
+        </w:trPr>
+        <w:tc>
+          <w:tcPr>
+            <w:tcW w:type="dxa" w:w="1474"/>
+          </w:tcPr>
+          <w:p>
+            <w:pPr>
+              <w:pStyle w:val="TabelaPCMD"/>
+            </w:pPr>
+            <w:r>
+              <w:rPr>
+                <w:b/>
+              </w:rPr>
+              <w:t>3. Executar</w:t>
+            </w:r>
+          </w:p>
+        </w:tc>
+        <w:tc>
+          <w:tcPr>
+            <w:tcW w:type="dxa" w:w="5896"/>
+          </w:tcPr>
+          <w:p>
+            <w:pPr>
+              <w:pStyle w:val="TabelaPCMD"/>
+            </w:pPr>
+            <w:r>
+              <w:t>Registrar cada realização com data, responsável e a data prevista da ocorrência atendida.</w:t>
+            </w:r>
+          </w:p>
+        </w:tc>
+        <w:tc>
+          <w:tcPr>
+            <w:tcW w:type="dxa" w:w="2268"/>
+          </w:tcPr>
+          <w:p>
+            <w:pPr>
+              <w:pStyle w:val="TabelaPCMD"/>
+            </w:pPr>
+            <w:r>
+              <w:t>PCMD-04 Execuções</w:t>
+            </w:r>
+          </w:p>
+        </w:tc>
+      </w:tr>
+      <w:tr>
+        <w:trPr>
+          <w:cantSplit/>
+        </w:trPr>
+        <w:tc>
+          <w:tcPr>
+            <w:tcW w:type="dxa" w:w="1474"/>
+          </w:tcPr>
+          <w:p>
+            <w:pPr>
+              <w:pStyle w:val="TabelaPCMD"/>
+            </w:pPr>
+            <w:r>
+              <w:rPr>
+                <w:b/>
+              </w:rPr>
+              <w:t>4. Acompanhar</w:t>
+            </w:r>
+          </w:p>
+        </w:tc>
+        <w:tc>
+          <w:tcPr>
+            <w:tcW w:type="dxa" w:w="5896"/>
+          </w:tcPr>
+          <w:p>
+            <w:pPr>
+              <w:pStyle w:val="TabelaPCMD"/>
+            </w:pPr>
+            <w:r>
+              <w:t xml:space="preserve">Ver o % realizado por mês da data prevista e comparar com a meta </w:t>
+            </w:r>
+            <w:r>
+              <w:rPr>
+                <w:rStyle w:val="MarcadorPCMD"/>
+              </w:rPr>
+              <w:t>{{metas.aderencia}}</w:t>
+            </w:r>
+            <w:r>
+              <w:t>.</w:t>
+            </w:r>
+          </w:p>
+        </w:tc>
+        <w:tc>
+          <w:tcPr>
+            <w:tcW w:type="dxa" w:w="2268"/>
+          </w:tcPr>
+          <w:p>
+            <w:pPr>
+              <w:pStyle w:val="TabelaPCMD"/>
+            </w:pPr>
+            <w:r>
+              <w:t>PCMD-04 Cronograma</w:t>
+            </w:r>
+          </w:p>
+        </w:tc>
+      </w:tr>
+    </w:tbl>
+    <w:p/>
+    <w:p>
+      <w:r>
+        <w:t>Como o realizado é contado:</w:t>
+      </w:r>
+    </w:p>
+    <w:p>
+      <w:pPr>
+        <w:pStyle w:val="ListBullet"/>
+      </w:pPr>
+      <w:r>
+        <w:t>Pelo vínculo explícito à ocorrência prevista, nunca pela coincidência da data real; o mês é o da data prevista.</w:t>
+      </w:r>
+    </w:p>
+    <w:p>
+      <w:pPr>
+        <w:pStyle w:val="ListBullet"/>
+      </w:pPr>
+      <w:r>
+        <w:t>Duas execuções da mesma ocorrência contam uma vez. Canceladas e sem vínculo (inclusive legado) aparecem separadas e não contam.</w:t>
+      </w:r>
+    </w:p>
+    <w:p>
+      <w:pPr>
+        <w:pStyle w:val="ListBullet"/>
+      </w:pPr>
+      <w:r>
+        <w:t>Horas previstas são estimadas pela duração da tarefa; não são horas trabalhadas.</w:t>
+      </w:r>
+    </w:p>
+    <w:p>
+      <w:pPr>
+        <w:pStyle w:val="Heading2"/>
+      </w:pPr>
+      <w:r>
+        <w:t>5.4  Tratamento de falhas</w:t>
+      </w:r>
+    </w:p>
+    <w:p>
+      <w:r>
+        <w:t>Cada falha vai para a ficha PCMD-05 com ativo, data, sintoma, causa, ação, horas de parada (opcional), peça e responsável. A análise de causa segue o critério do profissional responsável; este manual não prescreve procedimentos técnicos.</w:t>
+      </w:r>
+    </w:p>
+    <w:p>
+      <w:pPr>
+        <w:pStyle w:val="ListBullet"/>
+      </w:pPr>
+      <w:r>
+        <w:t>Horas de parada vazias significam não informado e não são tratadas como zero.</w:t>
+      </w:r>
+    </w:p>
+    <w:p>
+      <w:pPr>
+        <w:pStyle w:val="ListBullet"/>
+      </w:pPr>
+      <w:r>
+        <w:t>Falhas recorrentes vão para a revisão da estratégia, na periodicidade definida.</w:t>
+      </w:r>
+    </w:p>
+    <w:p>
+      <w:pPr>
+        <w:pStyle w:val="Heading2"/>
+      </w:pPr>
+      <w:r>
+        <w:t>5.5  Indicadores</w:t>
+      </w:r>
+    </w:p>
+    <w:tbl>
+      <w:tblPr>
+        <w:tblStyle w:val="TableGrid"/>
+        <w:tblW w:type="auto" w:w="0"/>
+        <w:jc w:val="center"/>
+        <w:tblLayout w:type="fixed"/>
+        <w:tblLook w:firstColumn="1" w:firstRow="1" w:lastColumn="0" w:lastRow="0" w:noHBand="0" w:noVBand="1" w:val="04A0"/>
+        <w:tblLayout w:type="fixed"/>
+        <w:tblBorders>
+          <w:top w:val="single" w:sz="4" w:space="0" w:color="D5DCE8"/>
+          <w:left w:val="single" w:sz="4" w:space="0" w:color="D5DCE8"/>
+          <w:bottom w:val="single" w:sz="4" w:space="0" w:color="D5DCE8"/>
+          <w:right w:val="single" w:sz="4" w:space="0" w:color="D5DCE8"/>
+          <w:insideH w:val="single" w:sz="4" w:space="0" w:color="D5DCE8"/>
+          <w:insideV w:val="single" w:sz="4" w:space="0" w:color="D5DCE8"/>
+        </w:tblBorders>
+        <w:tblCellMar>
+          <w:top w:w="50" w:type="dxa"/>
+          <w:bottom w:w="50" w:type="dxa"/>
+          <w:left w:w="90" w:type="dxa"/>
+          <w:right w:w="90" w:type="dxa"/>
+        </w:tblCellMar>
+      </w:tblPr>
+      <w:tblGrid>
+        <w:gridCol w:w="2381"/>
+        <w:gridCol w:w="5443"/>
+        <w:gridCol w:w="1814"/>
+      </w:tblGrid>
+      <w:tr>
+        <w:trPr>
+          <w:tblHeader w:val="true"/>
+          <w:cantSplit/>
+        </w:trPr>
+        <w:tc>
+          <w:tcPr>
+            <w:tcW w:type="dxa" w:w="2381"/>
+            <w:shd w:val="clear" w:color="auto" w:fill="DCE6F5"/>
+            <w:tcBorders>
+              <w:bottom w:val="single" w:sz="8" w:space="0" w:color="0B3D63"/>
+            </w:tcBorders>
+          </w:tcPr>
+          <w:p>
+            <w:pPr>
+              <w:pStyle w:val="TabelaPCMD"/>
+              <w:jc w:val="center"/>
+            </w:pPr>
+            <w:r>
+              <w:rPr>
+                <w:b/>
+                <w:color w:val="0B3D63"/>
+              </w:rPr>
+              <w:t>Indicador</w:t>
+            </w:r>
+          </w:p>
+        </w:tc>
+        <w:tc>
+          <w:tcPr>
+            <w:tcW w:type="dxa" w:w="5443"/>
+            <w:shd w:val="clear" w:color="auto" w:fill="DCE6F5"/>
+            <w:tcBorders>
+              <w:bottom w:val="single" w:sz="8" w:space="0" w:color="0B3D63"/>
+            </w:tcBorders>
+          </w:tcPr>
+          <w:p>
+            <w:pPr>
+              <w:pStyle w:val="TabelaPCMD"/>
+              <w:jc w:val="center"/>
+            </w:pPr>
+            <w:r>
+              <w:rPr>
+                <w:b/>
+                <w:color w:val="0B3D63"/>
+              </w:rPr>
+              <w:t>Regra explícita</w:t>
+            </w:r>
+          </w:p>
+        </w:tc>
+        <w:tc>
+          <w:tcPr>
+            <w:tcW w:type="dxa" w:w="1814"/>
+            <w:shd w:val="clear" w:color="auto" w:fill="DCE6F5"/>
+            <w:tcBorders>
+              <w:bottom w:val="single" w:sz="8" w:space="0" w:color="0B3D63"/>
+            </w:tcBorders>
+          </w:tcPr>
+          <w:p>
+            <w:pPr>
+              <w:pStyle w:val="TabelaPCMD"/>
+              <w:jc w:val="center"/>
+            </w:pPr>
+            <w:r>
+              <w:rPr>
+                <w:b/>
+                <w:color w:val="0B3D63"/>
+              </w:rPr>
+              <w:t>Meta</w:t>
+            </w:r>
+          </w:p>
+        </w:tc>
+      </w:tr>
+      <w:tr>
+        <w:trPr>
+          <w:cantSplit/>
+        </w:trPr>
+        <w:tc>
+          <w:tcPr>
+            <w:tcW w:type="dxa" w:w="2381"/>
+          </w:tcPr>
+          <w:p>
+            <w:pPr>
+              <w:pStyle w:val="TabelaPCMD"/>
+            </w:pPr>
+            <w:r>
+              <w:rPr>
+                <w:b/>
+              </w:rPr>
+              <w:t>% realizado (por ocorrência)</w:t>
+            </w:r>
+          </w:p>
+        </w:tc>
+        <w:tc>
+          <w:tcPr>
+            <w:tcW w:type="dxa" w:w="5443"/>
+          </w:tcPr>
+          <w:p>
+            <w:pPr>
+              <w:pStyle w:val="TabelaPCMD"/>
+            </w:pPr>
+            <w:r>
+              <w:t>Concluídas distintas ÷ previstas distintas, no mês da data prevista; mês sem previsão: Sem previsão.</w:t>
+            </w:r>
+          </w:p>
+        </w:tc>
+        <w:tc>
+          <w:tcPr>
+            <w:tcW w:type="dxa" w:w="1814"/>
+          </w:tcPr>
+          <w:p>
+            <w:pPr>
+              <w:pStyle w:val="TabelaPCMD"/>
+            </w:pPr>
+            <w:r>
+              <w:rPr>
+                <w:rStyle w:val="MarcadorPCMD"/>
+              </w:rPr>
+              <w:t>{{metas.aderencia}}</w:t>
+            </w:r>
+          </w:p>
+        </w:tc>
+      </w:tr>
+      <w:tr>
+        <w:trPr>
+          <w:cantSplit/>
+        </w:trPr>
+        <w:tc>
+          <w:tcPr>
+            <w:tcW w:type="dxa" w:w="2381"/>
+          </w:tcPr>
+          <w:p>
+            <w:pPr>
+              <w:pStyle w:val="TabelaPCMD"/>
+            </w:pPr>
+            <w:r>
+              <w:rPr>
+                <w:b/>
+              </w:rPr>
+              <w:t>Falhas registradas</w:t>
+            </w:r>
+          </w:p>
+        </w:tc>
+        <w:tc>
+          <w:tcPr>
+            <w:tcW w:type="dxa" w:w="5443"/>
+          </w:tcPr>
+          <w:p>
+            <w:pPr>
+              <w:pStyle w:val="TabelaPCMD"/>
+            </w:pPr>
+            <w:r>
+              <w:t>Contagem de registros da PCMD-05 no período.</w:t>
+            </w:r>
+          </w:p>
+        </w:tc>
+        <w:tc>
+          <w:tcPr>
+            <w:tcW w:type="dxa" w:w="1814"/>
+          </w:tcPr>
+          <w:p>
+            <w:pPr>
+              <w:pStyle w:val="TabelaPCMD"/>
+            </w:pPr>
+            <w:r>
+              <w:t>A definir</w:t>
+            </w:r>
+          </w:p>
+        </w:tc>
+      </w:tr>
+      <w:tr>
+        <w:trPr>
+          <w:cantSplit/>
+        </w:trPr>
+        <w:tc>
+          <w:tcPr>
+            <w:tcW w:type="dxa" w:w="2381"/>
+          </w:tcPr>
+          <w:p>
+            <w:pPr>
+              <w:pStyle w:val="TabelaPCMD"/>
+            </w:pPr>
+            <w:r>
+              <w:rPr>
+                <w:b/>
+              </w:rPr>
+              <w:t>Horas de parada informadas</w:t>
+            </w:r>
+          </w:p>
+        </w:tc>
+        <w:tc>
+          <w:tcPr>
+            <w:tcW w:type="dxa" w:w="5443"/>
+          </w:tcPr>
+          <w:p>
+            <w:pPr>
+              <w:pStyle w:val="TabelaPCMD"/>
+            </w:pPr>
+            <w:r>
+              <w:t>Soma das horas informadas na PCMD-05; vazios não entram como zero. Não é disponibilidade.</w:t>
+            </w:r>
+          </w:p>
+        </w:tc>
+        <w:tc>
+          <w:tcPr>
+            <w:tcW w:type="dxa" w:w="1814"/>
+          </w:tcPr>
+          <w:p>
+            <w:pPr>
+              <w:pStyle w:val="TabelaPCMD"/>
+            </w:pPr>
+            <w:r>
+              <w:t>A definir</w:t>
+            </w:r>
+          </w:p>
+        </w:tc>
+      </w:tr>
+      <w:tr>
+        <w:trPr>
+          <w:cantSplit/>
+        </w:trPr>
+        <w:tc>
+          <w:tcPr>
+            <w:tcW w:type="dxa" w:w="2381"/>
+          </w:tcPr>
+          <w:p>
+            <w:pPr>
+              <w:pStyle w:val="TabelaPCMD"/>
+            </w:pPr>
+            <w:r>
+              <w:rPr>
+                <w:b/>
+              </w:rPr>
+              <w:t>Disponibilidade, MTBF e MTTR</w:t>
+            </w:r>
+          </w:p>
+        </w:tc>
+        <w:tc>
+          <w:tcPr>
+            <w:tcW w:type="dxa" w:w="5443"/>
+          </w:tcPr>
+          <w:p>
+            <w:pPr>
+              <w:pStyle w:val="TabelaPCMD"/>
+            </w:pPr>
+            <w:r>
+              <w:t>Não calculados: regras técnicas a definir pelo mantenedor.</w:t>
+            </w:r>
+          </w:p>
+        </w:tc>
+        <w:tc>
+          <w:tcPr>
+            <w:tcW w:type="dxa" w:w="1814"/>
+          </w:tcPr>
+          <w:p>
+            <w:pPr>
+              <w:pStyle w:val="TabelaPCMD"/>
+            </w:pPr>
+            <w:r>
+              <w:rPr>
+                <w:rStyle w:val="MarcadorPCMD"/>
+              </w:rPr>
+              <w:t>{{metas.disponibilidade}}</w:t>
+            </w:r>
+          </w:p>
+        </w:tc>
+      </w:tr>
+    </w:tbl>
+    <w:p/>
+    <w:p>
+      <w:pPr>
+        <w:pStyle w:val="Heading2"/>
+      </w:pPr>
+      <w:r>
+        <w:t>5.6  Revisão da estratégia</w:t>
+      </w:r>
+    </w:p>
+    <w:p>
+      <w:r>
+        <w:t xml:space="preserve">A estratégia é revisada na periodicidade </w:t>
+      </w:r>
+      <w:r>
+        <w:rPr>
+          <w:rStyle w:val="MarcadorPCMD"/>
+        </w:rPr>
+        <w:t>{{estrategia.periodicidade_revisao}}</w:t>
+      </w:r>
+      <w:r>
+        <w:t xml:space="preserve"> e sempre que mudarem o ativo, a criticidade, o histórico de falhas ou as referências. Cada revisão entra no histórico abaixo e na lista mestra (PCMD-01).</w:t>
+      </w:r>
+    </w:p>
+    <w:p>
+      <w:pPr>
+        <w:pStyle w:val="Heading2"/>
+      </w:pPr>
+      <w:r>
+        <w:t>5.7  Checklist de conferência</w:t>
+      </w:r>
+    </w:p>
+    <w:tbl>
+      <w:tblPr>
+        <w:tblStyle w:val="TableGrid"/>
+        <w:tblW w:type="auto" w:w="0"/>
+        <w:jc w:val="center"/>
+        <w:tblLayout w:type="fixed"/>
+        <w:tblLook w:firstColumn="1" w:firstRow="1" w:lastColumn="0" w:lastRow="0" w:noHBand="0" w:noVBand="1" w:val="04A0"/>
+        <w:tblLayout w:type="fixed"/>
+        <w:tblBorders>
+          <w:top w:val="single" w:sz="4" w:space="0" w:color="D5DCE8"/>
+          <w:left w:val="single" w:sz="4" w:space="0" w:color="D5DCE8"/>
+          <w:bottom w:val="single" w:sz="4" w:space="0" w:color="D5DCE8"/>
+          <w:right w:val="single" w:sz="4" w:space="0" w:color="D5DCE8"/>
+          <w:insideH w:val="single" w:sz="4" w:space="0" w:color="D5DCE8"/>
+          <w:insideV w:val="single" w:sz="4" w:space="0" w:color="D5DCE8"/>
+        </w:tblBorders>
+        <w:tblCellMar>
+          <w:top w:w="50" w:type="dxa"/>
+          <w:bottom w:w="50" w:type="dxa"/>
+          <w:left w:w="90" w:type="dxa"/>
+          <w:right w:w="90" w:type="dxa"/>
         </w:tblCellMar>
       </w:tblPr>
       <w:tblGrid>
@@ -2848,16 +2471,20 @@
         <w:tc>
           <w:tcPr>
             <w:tcW w:type="dxa" w:w="567"/>
-            <w:shd w:val="clear" w:color="auto" w:fill="0B3D63"/>
+            <w:shd w:val="clear" w:color="auto" w:fill="DCE6F5"/>
+            <w:tcBorders>
+              <w:bottom w:val="single" w:sz="8" w:space="0" w:color="0B3D63"/>
+            </w:tcBorders>
           </w:tcPr>
           <w:p>
             <w:pPr>
               <w:pStyle w:val="TabelaPCMD"/>
+              <w:jc w:val="center"/>
             </w:pPr>
             <w:r>
               <w:rPr>
                 <w:b/>
-                <w:color w:val="FFFFFF"/>
+                <w:color w:val="0B3D63"/>
               </w:rPr>
               <w:t>Nº</w:t>
             </w:r>
@@ -2866,16 +2493,20 @@
         <w:tc>
           <w:tcPr>
             <w:tcW w:type="dxa" w:w="6520"/>
-            <w:shd w:val="clear" w:color="auto" w:fill="0B3D63"/>
+            <w:shd w:val="clear" w:color="auto" w:fill="DCE6F5"/>
+            <w:tcBorders>
+              <w:bottom w:val="single" w:sz="8" w:space="0" w:color="0B3D63"/>
+            </w:tcBorders>
           </w:tcPr>
           <w:p>
             <w:pPr>
               <w:pStyle w:val="TabelaPCMD"/>
+              <w:jc w:val="center"/>
             </w:pPr>
             <w:r>
               <w:rPr>
                 <w:b/>
-                <w:color w:val="FFFFFF"/>
+                <w:color w:val="0B3D63"/>
               </w:rPr>
               <w:t>Item de conferência</w:t>
             </w:r>
@@ -2884,16 +2515,20 @@
         <w:tc>
           <w:tcPr>
             <w:tcW w:type="dxa" w:w="2551"/>
-            <w:shd w:val="clear" w:color="auto" w:fill="0B3D63"/>
+            <w:shd w:val="clear" w:color="auto" w:fill="DCE6F5"/>
+            <w:tcBorders>
+              <w:bottom w:val="single" w:sz="8" w:space="0" w:color="0B3D63"/>
+            </w:tcBorders>
           </w:tcPr>
           <w:p>
             <w:pPr>
               <w:pStyle w:val="TabelaPCMD"/>
+              <w:jc w:val="center"/>
             </w:pPr>
             <w:r>
               <w:rPr>
                 <w:b/>
-                <w:color w:val="FFFFFF"/>
+                <w:color w:val="0B3D63"/>
               </w:rPr>
               <w:t>Conferido por / data</w:t>
             </w:r>
@@ -2948,7 +2583,6 @@
         <w:tc>
           <w:tcPr>
             <w:tcW w:type="dxa" w:w="567"/>
-            <w:shd w:val="clear" w:color="auto" w:fill="F4F7FA"/>
           </w:tcPr>
           <w:p>
             <w:pPr>
@@ -2962,7 +2596,6 @@
         <w:tc>
           <w:tcPr>
             <w:tcW w:type="dxa" w:w="6520"/>
-            <w:shd w:val="clear" w:color="auto" w:fill="F4F7FA"/>
           </w:tcPr>
           <w:p>
             <w:pPr>
@@ -2976,7 +2609,6 @@
         <w:tc>
           <w:tcPr>
             <w:tcW w:type="dxa" w:w="2551"/>
-            <w:shd w:val="clear" w:color="auto" w:fill="F4F7FA"/>
           </w:tcPr>
           <w:p>
             <w:pPr>
@@ -3033,7 +2665,6 @@
         <w:tc>
           <w:tcPr>
             <w:tcW w:type="dxa" w:w="567"/>
-            <w:shd w:val="clear" w:color="auto" w:fill="F4F7FA"/>
           </w:tcPr>
           <w:p>
             <w:pPr>
@@ -3047,7 +2678,6 @@
         <w:tc>
           <w:tcPr>
             <w:tcW w:type="dxa" w:w="6520"/>
-            <w:shd w:val="clear" w:color="auto" w:fill="F4F7FA"/>
           </w:tcPr>
           <w:p>
             <w:pPr>
@@ -3061,7 +2691,6 @@
         <w:tc>
           <w:tcPr>
             <w:tcW w:type="dxa" w:w="2551"/>
-            <w:shd w:val="clear" w:color="auto" w:fill="F4F7FA"/>
           </w:tcPr>
           <w:p>
             <w:pPr>
@@ -3118,7 +2747,6 @@
         <w:tc>
           <w:tcPr>
             <w:tcW w:type="dxa" w:w="567"/>
-            <w:shd w:val="clear" w:color="auto" w:fill="F4F7FA"/>
           </w:tcPr>
           <w:p>
             <w:pPr>
@@ -3132,7 +2760,6 @@
         <w:tc>
           <w:tcPr>
             <w:tcW w:type="dxa" w:w="6520"/>
-            <w:shd w:val="clear" w:color="auto" w:fill="F4F7FA"/>
           </w:tcPr>
           <w:p>
             <w:pPr>
@@ -3146,7 +2773,6 @@
         <w:tc>
           <w:tcPr>
             <w:tcW w:type="dxa" w:w="2551"/>
-            <w:shd w:val="clear" w:color="auto" w:fill="F4F7FA"/>
           </w:tcPr>
           <w:p>
             <w:pPr>
@@ -3162,7 +2788,381 @@
         <w:pStyle w:val="Heading1"/>
       </w:pPr>
       <w:r>
-        <w:t>12. Histórico de revisão</w:t>
+        <w:t>6.  REGISTROS E ANEXOS</w:t>
+      </w:r>
+    </w:p>
+    <w:tbl>
+      <w:tblPr>
+        <w:tblW w:type="auto" w:w="0"/>
+        <w:jc w:val="center"/>
+        <w:tblLayout w:type="fixed"/>
+        <w:tblLook w:firstColumn="1" w:firstRow="1" w:lastColumn="0" w:lastRow="0" w:noHBand="0" w:noVBand="1" w:val="04A0"/>
+        <w:tblLayout w:type="fixed"/>
+        <w:tblBorders>
+          <w:top w:val="single" w:sz="4" w:space="0" w:color="D5DCE8"/>
+          <w:left w:val="single" w:sz="4" w:space="0" w:color="D5DCE8"/>
+          <w:bottom w:val="single" w:sz="4" w:space="0" w:color="D5DCE8"/>
+          <w:right w:val="single" w:sz="4" w:space="0" w:color="D5DCE8"/>
+          <w:insideH w:val="single" w:sz="4" w:space="0" w:color="D5DCE8"/>
+          <w:insideV w:val="single" w:sz="4" w:space="0" w:color="D5DCE8"/>
+        </w:tblBorders>
+        <w:tblCellMar>
+          <w:top w:w="50" w:type="dxa"/>
+          <w:bottom w:w="50" w:type="dxa"/>
+          <w:left w:w="90" w:type="dxa"/>
+          <w:right w:w="90" w:type="dxa"/>
+        </w:tblCellMar>
+      </w:tblPr>
+      <w:tblGrid>
+        <w:gridCol w:w="1701"/>
+        <w:gridCol w:w="3118"/>
+        <w:gridCol w:w="1701"/>
+        <w:gridCol w:w="3118"/>
+      </w:tblGrid>
+      <w:tr>
+        <w:trPr>
+          <w:cantSplit/>
+        </w:trPr>
+        <w:tc>
+          <w:tcPr>
+            <w:tcW w:type="dxa" w:w="1701"/>
+            <w:shd w:val="clear" w:color="auto" w:fill="DCE6F5"/>
+          </w:tcPr>
+          <w:p>
+            <w:pPr>
+              <w:pStyle w:val="TabelaPCMD"/>
+            </w:pPr>
+            <w:r>
+              <w:rPr>
+                <w:b/>
+                <w:color w:val="0B3D63"/>
+              </w:rPr>
+              <w:t>Situação</w:t>
+            </w:r>
+          </w:p>
+        </w:tc>
+        <w:tc>
+          <w:tcPr>
+            <w:tcW w:type="dxa" w:w="3118"/>
+          </w:tcPr>
+          <w:p>
+            <w:pPr>
+              <w:pStyle w:val="TabelaPCMD"/>
+            </w:pPr>
+            <w:r>
+              <w:rPr>
+                <w:rStyle w:val="MarcadorPCMD"/>
+              </w:rPr>
+              <w:t>{{documento.situacao}}</w:t>
+            </w:r>
+          </w:p>
+        </w:tc>
+        <w:tc>
+          <w:tcPr>
+            <w:tcW w:type="dxa" w:w="1701"/>
+            <w:shd w:val="clear" w:color="auto" w:fill="DCE6F5"/>
+          </w:tcPr>
+          <w:p>
+            <w:pPr>
+              <w:pStyle w:val="TabelaPCMD"/>
+            </w:pPr>
+            <w:r>
+              <w:rPr>
+                <w:b/>
+                <w:color w:val="0B3D63"/>
+              </w:rPr>
+              <w:t>Próxima revisão</w:t>
+            </w:r>
+          </w:p>
+        </w:tc>
+        <w:tc>
+          <w:tcPr>
+            <w:tcW w:type="dxa" w:w="3118"/>
+          </w:tcPr>
+          <w:p>
+            <w:pPr>
+              <w:pStyle w:val="TabelaPCMD"/>
+            </w:pPr>
+            <w:r>
+              <w:rPr>
+                <w:rStyle w:val="MarcadorPCMD"/>
+              </w:rPr>
+              <w:t>{{documento.proxima_revisao}}</w:t>
+            </w:r>
+          </w:p>
+        </w:tc>
+      </w:tr>
+      <w:tr>
+        <w:trPr>
+          <w:cantSplit/>
+        </w:trPr>
+        <w:tc>
+          <w:tcPr>
+            <w:tcW w:type="dxa" w:w="1701"/>
+            <w:shd w:val="clear" w:color="auto" w:fill="DCE6F5"/>
+          </w:tcPr>
+          <w:p>
+            <w:pPr>
+              <w:pStyle w:val="TabelaPCMD"/>
+            </w:pPr>
+            <w:r>
+              <w:rPr>
+                <w:b/>
+                <w:color w:val="0B3D63"/>
+              </w:rPr>
+              <w:t>Origem dos dados</w:t>
+            </w:r>
+          </w:p>
+        </w:tc>
+        <w:tc>
+          <w:tcPr>
+            <w:tcW w:type="dxa" w:w="3118"/>
+          </w:tcPr>
+          <w:p>
+            <w:pPr>
+              <w:pStyle w:val="TabelaPCMD"/>
+            </w:pPr>
+            <w:r>
+              <w:rPr>
+                <w:rStyle w:val="MarcadorPCMD"/>
+              </w:rPr>
+              <w:t>{{origem.dados}}</w:t>
+            </w:r>
+          </w:p>
+        </w:tc>
+        <w:tc>
+          <w:tcPr>
+            <w:tcW w:type="dxa" w:w="1701"/>
+            <w:shd w:val="clear" w:color="auto" w:fill="DCE6F5"/>
+          </w:tcPr>
+          <w:p>
+            <w:pPr>
+              <w:pStyle w:val="TabelaPCMD"/>
+            </w:pPr>
+            <w:r>
+              <w:rPr>
+                <w:b/>
+                <w:color w:val="0B3D63"/>
+              </w:rPr>
+              <w:t>Data de emissão</w:t>
+            </w:r>
+          </w:p>
+        </w:tc>
+        <w:tc>
+          <w:tcPr>
+            <w:tcW w:type="dxa" w:w="3118"/>
+          </w:tcPr>
+          <w:p>
+            <w:pPr>
+              <w:pStyle w:val="TabelaPCMD"/>
+            </w:pPr>
+            <w:r>
+              <w:rPr>
+                <w:rStyle w:val="MarcadorPCMD"/>
+              </w:rPr>
+              <w:t>{{emissao.data}}</w:t>
+            </w:r>
+          </w:p>
+        </w:tc>
+      </w:tr>
+    </w:tbl>
+    <w:p/>
+    <w:tbl>
+      <w:tblPr>
+        <w:tblStyle w:val="TableGrid"/>
+        <w:tblW w:type="auto" w:w="0"/>
+        <w:jc w:val="center"/>
+        <w:tblLayout w:type="fixed"/>
+        <w:tblLook w:firstColumn="1" w:firstRow="1" w:lastColumn="0" w:lastRow="0" w:noHBand="0" w:noVBand="1" w:val="04A0"/>
+        <w:tblLayout w:type="fixed"/>
+        <w:tblBorders>
+          <w:top w:val="single" w:sz="4" w:space="0" w:color="D5DCE8"/>
+          <w:left w:val="single" w:sz="4" w:space="0" w:color="D5DCE8"/>
+          <w:bottom w:val="single" w:sz="4" w:space="0" w:color="D5DCE8"/>
+          <w:right w:val="single" w:sz="4" w:space="0" w:color="D5DCE8"/>
+          <w:insideH w:val="single" w:sz="4" w:space="0" w:color="D5DCE8"/>
+          <w:insideV w:val="single" w:sz="4" w:space="0" w:color="D5DCE8"/>
+        </w:tblBorders>
+        <w:tblCellMar>
+          <w:top w:w="50" w:type="dxa"/>
+          <w:bottom w:w="50" w:type="dxa"/>
+          <w:left w:w="90" w:type="dxa"/>
+          <w:right w:w="90" w:type="dxa"/>
+        </w:tblCellMar>
+      </w:tblPr>
+      <w:tblGrid>
+        <w:gridCol w:w="3402"/>
+        <w:gridCol w:w="6236"/>
+      </w:tblGrid>
+      <w:tr>
+        <w:trPr>
+          <w:tblHeader w:val="true"/>
+          <w:cantSplit/>
+        </w:trPr>
+        <w:tc>
+          <w:tcPr>
+            <w:tcW w:type="dxa" w:w="3402"/>
+            <w:shd w:val="clear" w:color="auto" w:fill="DCE6F5"/>
+            <w:tcBorders>
+              <w:bottom w:val="single" w:sz="8" w:space="0" w:color="0B3D63"/>
+            </w:tcBorders>
+          </w:tcPr>
+          <w:p>
+            <w:pPr>
+              <w:pStyle w:val="TabelaPCMD"/>
+              <w:jc w:val="center"/>
+            </w:pPr>
+            <w:r>
+              <w:rPr>
+                <w:b/>
+                <w:color w:val="0B3D63"/>
+              </w:rPr>
+              <w:t>Registro</w:t>
+            </w:r>
+          </w:p>
+        </w:tc>
+        <w:tc>
+          <w:tcPr>
+            <w:tcW w:type="dxa" w:w="6236"/>
+            <w:shd w:val="clear" w:color="auto" w:fill="DCE6F5"/>
+            <w:tcBorders>
+              <w:bottom w:val="single" w:sz="8" w:space="0" w:color="0B3D63"/>
+            </w:tcBorders>
+          </w:tcPr>
+          <w:p>
+            <w:pPr>
+              <w:pStyle w:val="TabelaPCMD"/>
+              <w:jc w:val="center"/>
+            </w:pPr>
+            <w:r>
+              <w:rPr>
+                <w:b/>
+                <w:color w:val="0B3D63"/>
+              </w:rPr>
+              <w:t>Onde fica</w:t>
+            </w:r>
+          </w:p>
+        </w:tc>
+      </w:tr>
+      <w:tr>
+        <w:trPr>
+          <w:cantSplit/>
+        </w:trPr>
+        <w:tc>
+          <w:tcPr>
+            <w:tcW w:type="dxa" w:w="3402"/>
+          </w:tcPr>
+          <w:p>
+            <w:pPr>
+              <w:pStyle w:val="TabelaPCMD"/>
+            </w:pPr>
+            <w:r>
+              <w:rPr>
+                <w:b/>
+              </w:rPr>
+              <w:t>Plano mestre</w:t>
+            </w:r>
+          </w:p>
+        </w:tc>
+        <w:tc>
+          <w:tcPr>
+            <w:tcW w:type="dxa" w:w="6236"/>
+          </w:tcPr>
+          <w:p>
+            <w:pPr>
+              <w:pStyle w:val="TabelaPCMD"/>
+            </w:pPr>
+            <w:r>
+              <w:t>PCMD-03-04 (aba Plano Mestre); resumo no Anexo A</w:t>
+            </w:r>
+          </w:p>
+        </w:tc>
+      </w:tr>
+      <w:tr>
+        <w:trPr>
+          <w:cantSplit/>
+        </w:trPr>
+        <w:tc>
+          <w:tcPr>
+            <w:tcW w:type="dxa" w:w="3402"/>
+          </w:tcPr>
+          <w:p>
+            <w:pPr>
+              <w:pStyle w:val="TabelaPCMD"/>
+            </w:pPr>
+            <w:r>
+              <w:rPr>
+                <w:b/>
+              </w:rPr>
+              <w:t>Ocorrências, execuções e cronograma</w:t>
+            </w:r>
+          </w:p>
+        </w:tc>
+        <w:tc>
+          <w:tcPr>
+            <w:tcW w:type="dxa" w:w="6236"/>
+          </w:tcPr>
+          <w:p>
+            <w:pPr>
+              <w:pStyle w:val="TabelaPCMD"/>
+            </w:pPr>
+            <w:r>
+              <w:t>PCMD-03-04 (abas Ocorrências, Execuções e Cronograma)</w:t>
+            </w:r>
+          </w:p>
+        </w:tc>
+      </w:tr>
+      <w:tr>
+        <w:trPr>
+          <w:cantSplit/>
+        </w:trPr>
+        <w:tc>
+          <w:tcPr>
+            <w:tcW w:type="dxa" w:w="3402"/>
+          </w:tcPr>
+          <w:p>
+            <w:pPr>
+              <w:pStyle w:val="TabelaPCMD"/>
+            </w:pPr>
+            <w:r>
+              <w:rPr>
+                <w:b/>
+              </w:rPr>
+              <w:t>Falhas</w:t>
+            </w:r>
+          </w:p>
+        </w:tc>
+        <w:tc>
+          <w:tcPr>
+            <w:tcW w:type="dxa" w:w="6236"/>
+          </w:tcPr>
+          <w:p>
+            <w:pPr>
+              <w:pStyle w:val="TabelaPCMD"/>
+            </w:pPr>
+            <w:r>
+              <w:t>PCMD-05 (aba Ficha de Falha)</w:t>
+            </w:r>
+          </w:p>
+        </w:tc>
+      </w:tr>
+    </w:tbl>
+    <w:p/>
+    <w:p>
+      <w:r>
+        <w:rPr>
+          <w:color w:val="8C96A0"/>
+          <w:sz w:val="16"/>
+        </w:rPr>
+        <w:t>Modelo PCM Direto 1.0.0 · Thiago Oliveira Lima · pcmdireto@gmail.com · Licença MIT</w:t>
+      </w:r>
+    </w:p>
+    <w:p>
+      <w:pPr>
+        <w:pStyle w:val="Heading1"/>
+      </w:pPr>
+      <w:r>
+        <w:t>7.  HISTÓRICO DE REVISÕES</w:t>
       </w:r>
     </w:p>
     <w:p>
@@ -3183,18 +3183,18 @@
         <w:tblLook w:firstColumn="1" w:firstRow="1" w:lastColumn="0" w:lastRow="0" w:noHBand="0" w:noVBand="1" w:val="04A0"/>
         <w:tblLayout w:type="fixed"/>
         <w:tblBorders>
-          <w:top w:val="single" w:sz="8" w:space="0" w:color="0B3D63"/>
-          <w:left w:val="nil"/>
-          <w:bottom w:val="single" w:sz="8" w:space="0" w:color="0B3D63"/>
-          <w:right w:val="nil"/>
-          <w:insideH w:val="single" w:sz="4" w:space="0" w:color="D5DDE5"/>
-          <w:insideV w:val="nil"/>
+          <w:top w:val="single" w:sz="4" w:space="0" w:color="D5DCE8"/>
+          <w:left w:val="single" w:sz="4" w:space="0" w:color="D5DCE8"/>
+          <w:bottom w:val="single" w:sz="4" w:space="0" w:color="D5DCE8"/>
+          <w:right w:val="single" w:sz="4" w:space="0" w:color="D5DCE8"/>
+          <w:insideH w:val="single" w:sz="4" w:space="0" w:color="D5DCE8"/>
+          <w:insideV w:val="single" w:sz="4" w:space="0" w:color="D5DCE8"/>
         </w:tblBorders>
         <w:tblCellMar>
-          <w:top w:w="45" w:type="dxa"/>
-          <w:bottom w:w="45" w:type="dxa"/>
-          <w:left w:w="85" w:type="dxa"/>
-          <w:right w:w="85" w:type="dxa"/>
+          <w:top w:w="50" w:type="dxa"/>
+          <w:bottom w:w="50" w:type="dxa"/>
+          <w:left w:w="90" w:type="dxa"/>
+          <w:right w:w="90" w:type="dxa"/>
         </w:tblCellMar>
       </w:tblPr>
       <w:tblGrid>
@@ -3211,16 +3211,20 @@
         <w:tc>
           <w:tcPr>
             <w:tcW w:type="dxa" w:w="1134"/>
-            <w:shd w:val="clear" w:color="auto" w:fill="0B3D63"/>
+            <w:shd w:val="clear" w:color="auto" w:fill="DCE6F5"/>
+            <w:tcBorders>
+              <w:bottom w:val="single" w:sz="8" w:space="0" w:color="0B3D63"/>
+            </w:tcBorders>
           </w:tcPr>
           <w:p>
             <w:pPr>
               <w:pStyle w:val="TabelaPCMD"/>
+              <w:jc w:val="center"/>
             </w:pPr>
             <w:r>
               <w:rPr>
                 <w:b/>
-                <w:color w:val="FFFFFF"/>
+                <w:color w:val="0B3D63"/>
               </w:rPr>
               <w:t>Revisão</w:t>
             </w:r>
@@ -3229,16 +3233,20 @@
         <w:tc>
           <w:tcPr>
             <w:tcW w:type="dxa" w:w="1587"/>
-            <w:shd w:val="clear" w:color="auto" w:fill="0B3D63"/>
+            <w:shd w:val="clear" w:color="auto" w:fill="DCE6F5"/>
+            <w:tcBorders>
+              <w:bottom w:val="single" w:sz="8" w:space="0" w:color="0B3D63"/>
+            </w:tcBorders>
           </w:tcPr>
           <w:p>
             <w:pPr>
               <w:pStyle w:val="TabelaPCMD"/>
+              <w:jc w:val="center"/>
             </w:pPr>
             <w:r>
               <w:rPr>
                 <w:b/>
-                <w:color w:val="FFFFFF"/>
+                <w:color w:val="0B3D63"/>
               </w:rPr>
               <w:t>Data</w:t>
             </w:r>
@@ -3247,16 +3255,20 @@
         <w:tc>
           <w:tcPr>
             <w:tcW w:type="dxa" w:w="4649"/>
-            <w:shd w:val="clear" w:color="auto" w:fill="0B3D63"/>
+            <w:shd w:val="clear" w:color="auto" w:fill="DCE6F5"/>
+            <w:tcBorders>
+              <w:bottom w:val="single" w:sz="8" w:space="0" w:color="0B3D63"/>
+            </w:tcBorders>
           </w:tcPr>
           <w:p>
             <w:pPr>
               <w:pStyle w:val="TabelaPCMD"/>
+              <w:jc w:val="center"/>
             </w:pPr>
             <w:r>
               <w:rPr>
                 <w:b/>
-                <w:color w:val="FFFFFF"/>
+                <w:color w:val="0B3D63"/>
               </w:rPr>
               <w:t>Descrição da mudança</w:t>
             </w:r>
@@ -3265,16 +3277,20 @@
         <w:tc>
           <w:tcPr>
             <w:tcW w:type="dxa" w:w="2268"/>
-            <w:shd w:val="clear" w:color="auto" w:fill="0B3D63"/>
+            <w:shd w:val="clear" w:color="auto" w:fill="DCE6F5"/>
+            <w:tcBorders>
+              <w:bottom w:val="single" w:sz="8" w:space="0" w:color="0B3D63"/>
+            </w:tcBorders>
           </w:tcPr>
           <w:p>
             <w:pPr>
               <w:pStyle w:val="TabelaPCMD"/>
+              <w:jc w:val="center"/>
             </w:pPr>
             <w:r>
               <w:rPr>
                 <w:b/>
-                <w:color w:val="FFFFFF"/>
+                <w:color w:val="0B3D63"/>
               </w:rPr>
               <w:t>Responsável</w:t>
             </w:r>
@@ -3358,7 +3374,7 @@
           <w:headerReference w:type="default" r:id="rId9"/>
           <w:footerReference w:type="default" r:id="rId10"/>
           <w:pgSz w:w="11906" w:h="16838"/>
-          <w:pgMar w:top="1361" w:right="1134" w:bottom="1474" w:left="1134" w:header="510" w:footer="454" w:gutter="0"/>
+          <w:pgMar w:top="850" w:right="1134" w:bottom="1298" w:left="1134" w:header="283" w:footer="680" w:gutter="0"/>
           <w:cols w:space="720"/>
           <w:docGrid w:linePitch="360"/>
         </w:sectPr>
@@ -3369,7 +3385,7 @@
         <w:pStyle w:val="Heading1"/>
       </w:pPr>
       <w:r>
-        <w:t>Anexo A · Plano mestre (resumo)</w:t>
+        <w:t>ANEXO A · PLANO MESTRE (RESUMO)</w:t>
       </w:r>
     </w:p>
     <w:p>
@@ -3395,18 +3411,18 @@
         <w:tblLook w:firstColumn="1" w:firstRow="1" w:lastColumn="0" w:lastRow="0" w:noHBand="0" w:noVBand="1" w:val="04A0"/>
         <w:tblLayout w:type="fixed"/>
         <w:tblBorders>
-          <w:top w:val="single" w:sz="8" w:space="0" w:color="0B3D63"/>
-          <w:left w:val="nil"/>
-          <w:bottom w:val="single" w:sz="8" w:space="0" w:color="0B3D63"/>
-          <w:right w:val="nil"/>
-          <w:insideH w:val="single" w:sz="4" w:space="0" w:color="D5DDE5"/>
-          <w:insideV w:val="nil"/>
+          <w:top w:val="single" w:sz="4" w:space="0" w:color="D5DCE8"/>
+          <w:left w:val="single" w:sz="4" w:space="0" w:color="D5DCE8"/>
+          <w:bottom w:val="single" w:sz="4" w:space="0" w:color="D5DCE8"/>
+          <w:right w:val="single" w:sz="4" w:space="0" w:color="D5DCE8"/>
+          <w:insideH w:val="single" w:sz="4" w:space="0" w:color="D5DCE8"/>
+          <w:insideV w:val="single" w:sz="4" w:space="0" w:color="D5DCE8"/>
         </w:tblBorders>
         <w:tblCellMar>
-          <w:top w:w="45" w:type="dxa"/>
-          <w:bottom w:w="45" w:type="dxa"/>
-          <w:left w:w="85" w:type="dxa"/>
-          <w:right w:w="85" w:type="dxa"/>
+          <w:top w:w="50" w:type="dxa"/>
+          <w:bottom w:w="50" w:type="dxa"/>
+          <w:left w:w="90" w:type="dxa"/>
+          <w:right w:w="90" w:type="dxa"/>
         </w:tblCellMar>
       </w:tblPr>
       <w:tblGrid>
@@ -3428,16 +3444,20 @@
         <w:tc>
           <w:tcPr>
             <w:tcW w:type="dxa" w:w="1361"/>
-            <w:shd w:val="clear" w:color="auto" w:fill="0B3D63"/>
+            <w:shd w:val="clear" w:color="auto" w:fill="DCE6F5"/>
+            <w:tcBorders>
+              <w:bottom w:val="single" w:sz="8" w:space="0" w:color="0B3D63"/>
+            </w:tcBorders>
           </w:tcPr>
           <w:p>
             <w:pPr>
               <w:pStyle w:val="TabelaPCMD"/>
+              <w:jc w:val="center"/>
             </w:pPr>
             <w:r>
               <w:rPr>
                 <w:b/>
-                <w:color w:val="FFFFFF"/>
+                <w:color w:val="0B3D63"/>
               </w:rPr>
               <w:t>TAG</w:t>
             </w:r>
@@ -3446,16 +3466,20 @@
         <w:tc>
           <w:tcPr>
             <w:tcW w:type="dxa" w:w="964"/>
-            <w:shd w:val="clear" w:color="auto" w:fill="0B3D63"/>
+            <w:shd w:val="clear" w:color="auto" w:fill="DCE6F5"/>
+            <w:tcBorders>
+              <w:bottom w:val="single" w:sz="8" w:space="0" w:color="0B3D63"/>
+            </w:tcBorders>
           </w:tcPr>
           <w:p>
             <w:pPr>
               <w:pStyle w:val="TabelaPCMD"/>
+              <w:jc w:val="center"/>
             </w:pPr>
             <w:r>
               <w:rPr>
                 <w:b/>
-                <w:color w:val="FFFFFF"/>
+                <w:color w:val="0B3D63"/>
               </w:rPr>
               <w:t>ID tarefa</w:t>
             </w:r>
@@ -3464,16 +3488,20 @@
         <w:tc>
           <w:tcPr>
             <w:tcW w:type="dxa" w:w="3742"/>
-            <w:shd w:val="clear" w:color="auto" w:fill="0B3D63"/>
+            <w:shd w:val="clear" w:color="auto" w:fill="DCE6F5"/>
+            <w:tcBorders>
+              <w:bottom w:val="single" w:sz="8" w:space="0" w:color="0B3D63"/>
+            </w:tcBorders>
           </w:tcPr>
           <w:p>
             <w:pPr>
               <w:pStyle w:val="TabelaPCMD"/>
+              <w:jc w:val="center"/>
             </w:pPr>
             <w:r>
               <w:rPr>
                 <w:b/>
-                <w:color w:val="FFFFFF"/>
+                <w:color w:val="0B3D63"/>
               </w:rPr>
               <w:t>Atividade</w:t>
             </w:r>
@@ -3482,16 +3510,20 @@
         <w:tc>
           <w:tcPr>
             <w:tcW w:type="dxa" w:w="1247"/>
-            <w:shd w:val="clear" w:color="auto" w:fill="0B3D63"/>
+            <w:shd w:val="clear" w:color="auto" w:fill="DCE6F5"/>
+            <w:tcBorders>
+              <w:bottom w:val="single" w:sz="8" w:space="0" w:color="0B3D63"/>
+            </w:tcBorders>
           </w:tcPr>
           <w:p>
             <w:pPr>
               <w:pStyle w:val="TabelaPCMD"/>
+              <w:jc w:val="center"/>
             </w:pPr>
             <w:r>
               <w:rPr>
                 <w:b/>
-                <w:color w:val="FFFFFF"/>
+                <w:color w:val="0B3D63"/>
               </w:rPr>
               <w:t>Frequência</w:t>
             </w:r>
@@ -3500,16 +3532,20 @@
         <w:tc>
           <w:tcPr>
             <w:tcW w:type="dxa" w:w="1531"/>
-            <w:shd w:val="clear" w:color="auto" w:fill="0B3D63"/>
+            <w:shd w:val="clear" w:color="auto" w:fill="DCE6F5"/>
+            <w:tcBorders>
+              <w:bottom w:val="single" w:sz="8" w:space="0" w:color="0B3D63"/>
+            </w:tcBorders>
           </w:tcPr>
           <w:p>
             <w:pPr>
               <w:pStyle w:val="TabelaPCMD"/>
+              <w:jc w:val="center"/>
             </w:pPr>
             <w:r>
               <w:rPr>
                 <w:b/>
-                <w:color w:val="FFFFFF"/>
+                <w:color w:val="0B3D63"/>
               </w:rPr>
               <w:t>Especialidade</w:t>
             </w:r>
@@ -3518,16 +3554,20 @@
         <w:tc>
           <w:tcPr>
             <w:tcW w:type="dxa" w:w="1134"/>
-            <w:shd w:val="clear" w:color="auto" w:fill="0B3D63"/>
+            <w:shd w:val="clear" w:color="auto" w:fill="DCE6F5"/>
+            <w:tcBorders>
+              <w:bottom w:val="single" w:sz="8" w:space="0" w:color="0B3D63"/>
+            </w:tcBorders>
           </w:tcPr>
           <w:p>
             <w:pPr>
               <w:pStyle w:val="TabelaPCMD"/>
+              <w:jc w:val="center"/>
             </w:pPr>
             <w:r>
               <w:rPr>
                 <w:b/>
-                <w:color w:val="FFFFFF"/>
+                <w:color w:val="0B3D63"/>
               </w:rPr>
               <w:t>Duração (h)</w:t>
             </w:r>
@@ -3536,16 +3576,20 @@
         <w:tc>
           <w:tcPr>
             <w:tcW w:type="dxa" w:w="1304"/>
-            <w:shd w:val="clear" w:color="auto" w:fill="0B3D63"/>
+            <w:shd w:val="clear" w:color="auto" w:fill="DCE6F5"/>
+            <w:tcBorders>
+              <w:bottom w:val="single" w:sz="8" w:space="0" w:color="0B3D63"/>
+            </w:tcBorders>
           </w:tcPr>
           <w:p>
             <w:pPr>
               <w:pStyle w:val="TabelaPCMD"/>
+              <w:jc w:val="center"/>
             </w:pPr>
             <w:r>
               <w:rPr>
                 <w:b/>
-                <w:color w:val="FFFFFF"/>
+                <w:color w:val="0B3D63"/>
               </w:rPr>
               <w:t>Segurança</w:t>
             </w:r>
@@ -3554,16 +3598,20 @@
         <w:tc>
           <w:tcPr>
             <w:tcW w:type="dxa" w:w="1928"/>
-            <w:shd w:val="clear" w:color="auto" w:fill="0B3D63"/>
+            <w:shd w:val="clear" w:color="auto" w:fill="DCE6F5"/>
+            <w:tcBorders>
+              <w:bottom w:val="single" w:sz="8" w:space="0" w:color="0B3D63"/>
+            </w:tcBorders>
           </w:tcPr>
           <w:p>
             <w:pPr>
               <w:pStyle w:val="TabelaPCMD"/>
+              <w:jc w:val="center"/>
             </w:pPr>
             <w:r>
               <w:rPr>
                 <w:b/>
-                <w:color w:val="FFFFFF"/>
+                <w:color w:val="0B3D63"/>
               </w:rPr>
               <w:t>Origem / versão</w:t>
             </w:r>
@@ -3572,16 +3620,20 @@
         <w:tc>
           <w:tcPr>
             <w:tcW w:type="dxa" w:w="1361"/>
-            <w:shd w:val="clear" w:color="auto" w:fill="0B3D63"/>
+            <w:shd w:val="clear" w:color="auto" w:fill="DCE6F5"/>
+            <w:tcBorders>
+              <w:bottom w:val="single" w:sz="8" w:space="0" w:color="0B3D63"/>
+            </w:tcBorders>
           </w:tcPr>
           <w:p>
             <w:pPr>
               <w:pStyle w:val="TabelaPCMD"/>
+              <w:jc w:val="center"/>
             </w:pPr>
             <w:r>
               <w:rPr>
                 <w:b/>
-                <w:color w:val="FFFFFF"/>
+                <w:color w:val="0B3D63"/>
               </w:rPr>
               <w:t>Responsável</w:t>
             </w:r>
@@ -3741,7 +3793,7 @@
     <w:p/>
     <w:sectPr>
       <w:pgSz w:w="16838" w:h="11906" w:orient="landscape"/>
-      <w:pgMar w:top="1361" w:right="1134" w:bottom="1474" w:left="1134" w:header="510" w:footer="454" w:gutter="0"/>
+      <w:pgMar w:top="850" w:right="1134" w:bottom="1298" w:left="1134" w:header="283" w:footer="680" w:gutter="0"/>
       <w:cols w:space="720"/>
       <w:docGrid w:linePitch="360"/>
     </w:sectPr>
@@ -3754,11 +3806,11 @@
   <w:p>
     <w:pPr>
       <w:pStyle w:val="AvisoPCMD"/>
+      <w:pBdr>
+        <w:top w:val="single" w:sz="6" w:space="4" w:color="B8C4D8"/>
+      </w:pBdr>
     </w:pPr>
     <w:r>
-      <w:rPr>
-        <w:sz w:val="16"/>
-      </w:rPr>
       <w:t>O material apoia a organização do PCM e não substitui a avaliação de profissional habilitado nem o texto oficial das normas. As periodicidades são base genérica e devem ser confirmadas com o manual do fabricante.</w:t>
     </w:r>
   </w:p>
@@ -3768,27 +3820,28 @@
       <w:tabs>
         <w:tab w:pos="9638" w:val="right"/>
       </w:tabs>
+      <w:spacing w:before="40"/>
     </w:pPr>
     <w:r>
       <w:rPr>
-        <w:sz w:val="16"/>
-      </w:rPr>
-      <w:t xml:space="preserve">PCMD-W2 · Revisão </w:t>
+        <w:sz w:val="17"/>
+      </w:rPr>
+      <w:t xml:space="preserve">PCM Direto · PCMD-W2 · Rev. </w:t>
     </w:r>
     <w:r>
       <w:rPr>
         <w:rStyle w:val="MarcadorPCMD"/>
-        <w:sz w:val="16"/>
+        <w:sz w:val="17"/>
       </w:rPr>
       <w:t>{{documento.revisao}}</w:t>
     </w:r>
     <w:r>
       <w:rPr>
-        <w:sz w:val="16"/>
-      </w:rPr>
-      <w:t xml:space="preserve"> · PCM Direto · Licença MIT</w:t>
+        <w:sz w:val="17"/>
+      </w:rPr>
+      <w:t xml:space="preserve"> · Licença MIT</w:t>
       <w:tab/>
-      <w:t xml:space="preserve">Página </w:t>
+      <w:t xml:space="preserve">Pág. </w:t>
     </w:r>
     <w:fldSimple w:instr="PAGE">
       <w:r>
@@ -3800,7 +3853,7 @@
     </w:fldSimple>
     <w:r>
       <w:rPr>
-        <w:sz w:val="16"/>
+        <w:sz w:val="17"/>
       </w:rPr>
       <w:t xml:space="preserve"> de </w:t>
     </w:r>
@@ -3818,65 +3871,220 @@
 
 <file path=word/header1.xml><?xml version="1.0" encoding="utf-8"?>
 <w:hdr xmlns:m="http://schemas.openxmlformats.org/officeDocument/2006/math" xmlns:mc="http://schemas.openxmlformats.org/markup-compatibility/2006" xmlns:mo="http://schemas.microsoft.com/office/mac/office/2008/main" xmlns:mv="urn:schemas-microsoft-com:mac:vml" xmlns:o="urn:schemas-microsoft-com:office:office" xmlns:r="http://schemas.openxmlformats.org/officeDocument/2006/relationships" xmlns:v="urn:schemas-microsoft-com:vml" xmlns:w10="urn:schemas-microsoft-com:office:word" xmlns:w14="http://schemas.microsoft.com/office/word/2010/wordml" xmlns:w="http://schemas.openxmlformats.org/wordprocessingml/2006/main" xmlns:wne="http://schemas.microsoft.com/office/word/2006/wordml" xmlns:wp14="http://schemas.microsoft.com/office/word/2010/wordprocessingDrawing" xmlns:wp="http://schemas.openxmlformats.org/drawingml/2006/wordprocessingDrawing" xmlns:wpc="http://schemas.microsoft.com/office/word/2010/wordprocessingCanvas" xmlns:wpg="http://schemas.microsoft.com/office/word/2010/wordprocessingGroup" xmlns:wpi="http://schemas.microsoft.com/office/word/2010/wordprocessingInk" xmlns:wps="http://schemas.microsoft.com/office/word/2010/wordprocessingShape" mc:Ignorable="w14 wp14">
+  <w:tbl>
+    <w:tblPr>
+      <w:tblW w:type="auto" w:w="0"/>
+      <w:jc w:val="center"/>
+      <w:tblLayout w:type="fixed"/>
+      <w:tblLook w:firstColumn="1" w:firstRow="1" w:lastColumn="0" w:lastRow="0" w:noHBand="0" w:noVBand="1" w:val="04A0"/>
+      <w:tblLayout w:type="fixed"/>
+      <w:tblBorders>
+        <w:top w:val="single" w:sz="6" w:space="0" w:color="B8C4D8"/>
+        <w:left w:val="single" w:sz="6" w:space="0" w:color="B8C4D8"/>
+        <w:bottom w:val="single" w:sz="6" w:space="0" w:color="B8C4D8"/>
+        <w:right w:val="single" w:sz="6" w:space="0" w:color="B8C4D8"/>
+        <w:insideH w:val="single" w:sz="6" w:space="0" w:color="B8C4D8"/>
+        <w:insideV w:val="single" w:sz="6" w:space="0" w:color="B8C4D8"/>
+      </w:tblBorders>
+      <w:tblCellMar>
+        <w:top w:w="50" w:type="dxa"/>
+        <w:bottom w:w="50" w:type="dxa"/>
+        <w:left w:w="90" w:type="dxa"/>
+        <w:right w:w="90" w:type="dxa"/>
+      </w:tblCellMar>
+    </w:tblPr>
+    <w:tblGrid>
+      <w:gridCol w:w="2750"/>
+      <w:gridCol w:w="4479"/>
+      <w:gridCol w:w="2409"/>
+    </w:tblGrid>
+    <w:tr>
+      <w:tc>
+        <w:tcPr>
+          <w:tcW w:type="dxa" w:w="2750"/>
+          <w:vAlign w:val="center"/>
+        </w:tcPr>
+        <w:p>
+          <w:pPr>
+            <w:spacing w:after="0" w:line="240" w:lineRule="auto"/>
+            <w:jc w:val="center"/>
+          </w:pPr>
+          <w:r>
+            <w:drawing>
+              <wp:inline xmlns:a="http://schemas.openxmlformats.org/drawingml/2006/main" xmlns:pic="http://schemas.openxmlformats.org/drawingml/2006/picture">
+                <wp:extent cx="1512000" cy="353516"/>
+                <wp:docPr id="1" name="Picture 1"/>
+                <wp:cNvGraphicFramePr>
+                  <a:graphicFrameLocks noChangeAspect="1"/>
+                </wp:cNvGraphicFramePr>
+                <a:graphic>
+                  <a:graphicData uri="http://schemas.openxmlformats.org/drawingml/2006/picture">
+                    <pic:pic>
+                      <pic:nvPicPr>
+                        <pic:cNvPr id="0" name="logo-pcm-direto.png"/>
+                        <pic:cNvPicPr/>
+                      </pic:nvPicPr>
+                      <pic:blipFill>
+                        <a:blip r:embed="rId1"/>
+                        <a:stretch>
+                          <a:fillRect/>
+                        </a:stretch>
+                      </pic:blipFill>
+                      <pic:spPr>
+                        <a:xfrm>
+                          <a:off x="0" y="0"/>
+                          <a:ext cx="1512000" cy="353516"/>
+                        </a:xfrm>
+                        <a:prstGeom prst="rect"/>
+                      </pic:spPr>
+                    </pic:pic>
+                  </a:graphicData>
+                </a:graphic>
+              </wp:inline>
+            </w:drawing>
+          </w:r>
+        </w:p>
+      </w:tc>
+      <w:tc>
+        <w:tcPr>
+          <w:tcW w:type="dxa" w:w="4479"/>
+          <w:vAlign w:val="center"/>
+        </w:tcPr>
+        <w:p>
+          <w:pPr>
+            <w:spacing w:after="0" w:line="240" w:lineRule="auto"/>
+            <w:jc w:val="center"/>
+          </w:pPr>
+          <w:r>
+            <w:rPr>
+              <w:rFonts w:ascii="Arial Black" w:hAnsi="Arial Black" w:cs="Arial Black"/>
+              <w:color w:val="000000"/>
+              <w:sz w:val="24"/>
+            </w:rPr>
+            <w:t>MANUAL DE ESTRATÉGIA DE MANUTENÇÃO</w:t>
+          </w:r>
+        </w:p>
+        <w:p>
+          <w:pPr>
+            <w:spacing w:after="0" w:line="240" w:lineRule="auto"/>
+            <w:jc w:val="center"/>
+          </w:pPr>
+          <w:r>
+            <w:rPr>
+              <w:b/>
+              <w:color w:val="B85C00"/>
+              <w:sz w:val="17"/>
+            </w:rPr>
+            <w:t>PCMD-W2</w:t>
+          </w:r>
+        </w:p>
+      </w:tc>
+      <w:tc>
+        <w:tcPr>
+          <w:tcW w:type="dxa" w:w="2409"/>
+          <w:vAlign w:val="center"/>
+        </w:tcPr>
+        <w:p>
+          <w:pPr>
+            <w:spacing w:after="0" w:line="240" w:lineRule="auto"/>
+            <w:jc w:val="center"/>
+          </w:pPr>
+          <w:r>
+            <w:rPr>
+              <w:rFonts w:ascii="Arial Black" w:hAnsi="Arial Black" w:cs="Arial Black"/>
+              <w:sz w:val="16"/>
+            </w:rPr>
+            <w:t xml:space="preserve">Rev. </w:t>
+          </w:r>
+          <w:r>
+            <w:rPr>
+              <w:rFonts w:ascii="Arial Black" w:hAnsi="Arial Black" w:cs="Arial Black"/>
+              <w:rStyle w:val="MarcadorPCMD"/>
+              <w:sz w:val="16"/>
+            </w:rPr>
+            <w:t>{{documento.revisao}}</w:t>
+          </w:r>
+          <w:r>
+            <w:rPr>
+              <w:rFonts w:ascii="Arial Black" w:hAnsi="Arial Black" w:cs="Arial Black"/>
+              <w:sz w:val="16"/>
+            </w:rPr>
+            <w:t xml:space="preserve"> · </w:t>
+          </w:r>
+          <w:r>
+            <w:rPr>
+              <w:rFonts w:ascii="Arial Black" w:hAnsi="Arial Black" w:cs="Arial Black"/>
+              <w:rStyle w:val="MarcadorPCMD"/>
+              <w:sz w:val="16"/>
+            </w:rPr>
+            <w:t>{{documento.data}}</w:t>
+          </w:r>
+        </w:p>
+        <w:p>
+          <w:pPr>
+            <w:spacing w:after="0" w:line="240" w:lineRule="auto"/>
+            <w:jc w:val="center"/>
+          </w:pPr>
+          <w:r>
+            <w:rPr>
+              <w:rFonts w:ascii="Arial Narrow" w:hAnsi="Arial Narrow" w:cs="Arial Narrow"/>
+              <w:b/>
+              <w:color w:val="64717D"/>
+              <w:sz w:val="16"/>
+            </w:rPr>
+            <w:t xml:space="preserve">Elaborado: </w:t>
+          </w:r>
+          <w:r>
+            <w:rPr>
+              <w:rFonts w:ascii="Arial Narrow" w:hAnsi="Arial Narrow" w:cs="Arial Narrow"/>
+              <w:rStyle w:val="MarcadorPCMD"/>
+              <w:b/>
+              <w:sz w:val="16"/>
+            </w:rPr>
+            <w:t>{{documento.elaborador}}</w:t>
+          </w:r>
+          <w:r>
+            <w:rPr>
+              <w:rFonts w:ascii="Arial Narrow" w:hAnsi="Arial Narrow" w:cs="Arial Narrow"/>
+              <w:b/>
+              <w:color w:val="64717D"/>
+              <w:sz w:val="16"/>
+            </w:rPr>
+            <w:t xml:space="preserve"> · Aprovado: </w:t>
+          </w:r>
+          <w:r>
+            <w:rPr>
+              <w:rFonts w:ascii="Arial Narrow" w:hAnsi="Arial Narrow" w:cs="Arial Narrow"/>
+              <w:rStyle w:val="MarcadorPCMD"/>
+              <w:b/>
+              <w:sz w:val="16"/>
+            </w:rPr>
+            <w:t>{{documento.aprovador}}</w:t>
+          </w:r>
+        </w:p>
+      </w:tc>
+    </w:tr>
+  </w:tbl>
   <w:p>
     <w:pPr>
       <w:pStyle w:val="Header"/>
-      <w:tabs>
-        <w:tab w:pos="9638" w:val="right"/>
-      </w:tabs>
+      <w:spacing w:before="0" w:after="0" w:lineRule="exact" w:line="340"/>
+      <w:jc w:val="center"/>
+      <w:shd w:val="clear" w:color="auto" w:fill="0B3D63"/>
     </w:pPr>
     <w:r>
-      <w:drawing>
-        <wp:inline xmlns:a="http://schemas.openxmlformats.org/drawingml/2006/main" xmlns:pic="http://schemas.openxmlformats.org/drawingml/2006/picture">
-          <wp:extent cx="396000" cy="396000"/>
-          <wp:docPr id="1" name="Picture 1"/>
-          <wp:cNvGraphicFramePr>
-            <a:graphicFrameLocks noChangeAspect="1"/>
-          </wp:cNvGraphicFramePr>
-          <a:graphic>
-            <a:graphicData uri="http://schemas.openxmlformats.org/drawingml/2006/picture">
-              <pic:pic>
-                <pic:nvPicPr>
-                  <pic:cNvPr id="0" name="icone-512.png"/>
-                  <pic:cNvPicPr/>
-                </pic:nvPicPr>
-                <pic:blipFill>
-                  <a:blip r:embed="rId1"/>
-                  <a:stretch>
-                    <a:fillRect/>
-                  </a:stretch>
-                </pic:blipFill>
-                <pic:spPr>
-                  <a:xfrm>
-                    <a:off x="0" y="0"/>
-                    <a:ext cx="396000" cy="396000"/>
-                  </a:xfrm>
-                  <a:prstGeom prst="rect"/>
-                </pic:spPr>
-              </pic:pic>
-            </a:graphicData>
-          </a:graphic>
-        </wp:inline>
-      </w:drawing>
+      <w:rPr>
+        <w:rFonts w:ascii="Arial Black" w:hAnsi="Arial Black" w:cs="Arial Black"/>
+        <w:color w:val="FFFFFF"/>
+        <w:sz w:val="18"/>
+      </w:rPr>
+      <w:t xml:space="preserve">MANUAL · </w:t>
     </w:r>
     <w:r>
       <w:rPr>
-        <w:b/>
-        <w:color w:val="0B3D63"/>
+        <w:rFonts w:ascii="Arial Black" w:hAnsi="Arial Black" w:cs="Arial Black"/>
+        <w:rStyle w:val="MarcadorPCMD"/>
         <w:sz w:val="18"/>
-      </w:rPr>
-      <w:tab/>
-      <w:t>PCMD-W2 · Manual de Estratégia de Manutenção</w:t>
-    </w:r>
-  </w:p>
-  <w:p>
-    <w:pPr>
-      <w:jc w:val="right"/>
-    </w:pPr>
-    <w:r>
-      <w:rPr>
-        <w:rStyle w:val="MarcadorPCMD"/>
-        <w:sz w:val="16"/>
       </w:rPr>
       <w:t>{{organizacao.nome}}</w:t>
     </w:r>
@@ -4248,11 +4456,13 @@
     <w:qFormat/>
     <w:rsid w:val="00FC693F"/>
     <w:pPr>
-      <w:spacing w:after="80" w:line="264" w:lineRule="auto"/>
+      <w:spacing w:after="100" w:line="276" w:lineRule="auto"/>
+      <w:jc w:val="both"/>
     </w:pPr>
     <w:rPr>
       <w:rFonts w:ascii="Arial" w:hAnsi="Arial" w:cs="Arial" w:eastAsia="Arial"/>
-      <w:sz w:val="21"/>
+      <w:color w:val="1F2937"/>
+      <w:sz w:val="20"/>
       <w:lang w:val="pt-BR"/>
     </w:rPr>
   </w:style>
@@ -4311,18 +4521,20 @@
     <w:pPr>
       <w:keepNext/>
       <w:keepLines/>
-      <w:spacing w:before="280" w:after="80"/>
+      <w:spacing w:before="240" w:after="100"/>
+      <w:jc w:val="left"/>
       <w:outlineLvl w:val="0"/>
       <w:pBdr>
-        <w:bottom w:val="single" w:sz="6" w:space="3" w:color="D5DDE5"/>
+        <w:bottom w:val="single" w:sz="6" w:space="2" w:color="0B3D63"/>
       </w:pBdr>
     </w:pPr>
     <w:rPr>
-      <w:rFonts w:ascii="Arial" w:hAnsi="Arial" w:cs="Arial" w:eastAsia="Arial"/>
-      <w:b/>
+      <w:rFonts w:ascii="Arial Black" w:hAnsi="Arial Black" w:cs="Arial Black" w:eastAsia="Arial Black"/>
+      <w:b w:val="0"/>
       <w:bCs/>
+      <w:i w:val="0"/>
       <w:color w:val="0B3D63"/>
-      <w:sz w:val="26"/>
+      <w:sz w:val="22"/>
       <w:szCs w:val="28"/>
     </w:rPr>
   </w:style>
@@ -4338,15 +4550,17 @@
     <w:pPr>
       <w:keepNext/>
       <w:keepLines/>
-      <w:spacing w:before="160" w:after="80"/>
+      <w:spacing w:before="160" w:after="60"/>
+      <w:jc w:val="left"/>
       <w:outlineLvl w:val="1"/>
     </w:pPr>
     <w:rPr>
       <w:rFonts w:ascii="Arial" w:hAnsi="Arial" w:cs="Arial" w:eastAsia="Arial"/>
       <w:b/>
       <w:bCs/>
+      <w:i w:val="0"/>
       <w:color w:val="0B3D63"/>
-      <w:sz w:val="22"/>
+      <w:sz w:val="21"/>
       <w:szCs w:val="26"/>
     </w:rPr>
   </w:style>
@@ -4362,15 +4576,17 @@
     <w:pPr>
       <w:keepNext/>
       <w:keepLines/>
-      <w:spacing w:before="160" w:after="80"/>
+      <w:spacing w:before="160" w:after="60"/>
+      <w:jc w:val="left"/>
       <w:outlineLvl w:val="2"/>
     </w:pPr>
     <w:rPr>
       <w:rFonts w:ascii="Arial" w:hAnsi="Arial" w:cs="Arial" w:eastAsia="Arial"/>
       <w:b/>
       <w:bCs/>
+      <w:i w:val="0"/>
       <w:color w:val="0B3D63"/>
-      <w:sz w:val="21"/>
+      <w:sz w:val="20"/>
     </w:rPr>
   </w:style>
   <w:style w:type="paragraph" w:styleId="Heading4">
@@ -4601,21 +4817,18 @@
     <w:qFormat/>
     <w:rsid w:val="00FC693F"/>
     <w:pPr>
-      <w:keepNext/>
       <w:pBdr>
         <w:bottom w:val="single" w:sz="8" w:space="4" w:color="4F81BD" w:themeColor="accent1"/>
-        <w:bottom w:val="single" w:sz="12" w:space="4" w:color="0B3D63"/>
       </w:pBdr>
-      <w:spacing w:after="40" w:line="240" w:lineRule="auto" w:before="160"/>
+      <w:spacing w:after="300" w:line="240" w:lineRule="auto"/>
       <w:contextualSpacing/>
     </w:pPr>
     <w:rPr>
-      <w:rFonts w:ascii="Arial" w:hAnsi="Arial" w:cs="Arial" w:eastAsia="Arial"/>
-      <w:b/>
-      <w:color w:val="0B3D63"/>
+      <w:rFonts w:asciiTheme="majorHAnsi" w:eastAsiaTheme="majorEastAsia" w:hAnsiTheme="majorHAnsi" w:cstheme="majorBidi"/>
+      <w:color w:val="17365D" w:themeColor="text2" w:themeShade="BF"/>
       <w:spacing w:val="5"/>
       <w:kern w:val="28"/>
-      <w:sz w:val="40"/>
+      <w:sz w:val="52"/>
       <w:szCs w:val="52"/>
     </w:rPr>
   </w:style>
@@ -15962,18 +16175,23 @@
     <w:name w:val="Aviso PCMD"/>
     <w:basedOn w:val="Normal"/>
     <w:pPr>
-      <w:spacing w:after="0"/>
+      <w:spacing w:after="0" w:line="240" w:lineRule="auto"/>
+      <w:jc w:val="left"/>
     </w:pPr>
     <w:rPr>
+      <w:rFonts w:ascii="Arial Narrow" w:hAnsi="Arial Narrow"/>
+      <w:color w:val="64717D"/>
       <w:sz w:val="16"/>
     </w:rPr>
   </w:style>
   <w:style w:type="paragraph" w:customStyle="1" w:styleId="NotaPCMD">
     <w:name w:val="Nota PCMD"/>
     <w:basedOn w:val="Normal"/>
+    <w:pPr>
+      <w:jc w:val="left"/>
+    </w:pPr>
     <w:rPr>
-      <w:i/>
-      <w:color w:val="404040"/>
+      <w:color w:val="64717D"/>
       <w:sz w:val="18"/>
     </w:rPr>
   </w:style>
@@ -15982,9 +16200,11 @@
     <w:basedOn w:val="Normal"/>
     <w:pPr>
       <w:spacing w:before="80" w:after="160"/>
-      <w:ind w:left="170" w:right="113"/>
+      <w:ind w:left="142"/>
+      <w:jc w:val="left"/>
     </w:pPr>
     <w:rPr>
+      <w:rFonts w:ascii="Arial Narrow" w:hAnsi="Arial Narrow"/>
       <w:sz w:val="19"/>
     </w:rPr>
   </w:style>
@@ -15993,6 +16213,7 @@
     <w:basedOn w:val="Normal"/>
     <w:pPr>
       <w:spacing w:after="0" w:line="240" w:lineRule="auto"/>
+      <w:jc w:val="left"/>
     </w:pPr>
     <w:rPr>
       <w:sz w:val="18"/>

--- a/entrega-templates/manuais/PCMD-W2-Manual-Estrategia-Manutencao.docx
+++ b/entrega-templates/manuais/PCMD-W2-Manual-Estrategia-Manutencao.docx
@@ -3964,20 +3964,6 @@
             <w:t>MANUAL DE ESTRATÉGIA DE MANUTENÇÃO</w:t>
           </w:r>
         </w:p>
-        <w:p>
-          <w:pPr>
-            <w:spacing w:after="0" w:line="240" w:lineRule="auto"/>
-            <w:jc w:val="center"/>
-          </w:pPr>
-          <w:r>
-            <w:rPr>
-              <w:b/>
-              <w:color w:val="B85C00"/>
-              <w:sz w:val="17"/>
-            </w:rPr>
-            <w:t>PCMD-W2</w:t>
-          </w:r>
-        </w:p>
       </w:tc>
       <w:tc>
         <w:tcPr>
